--- a/mcap-review/packets/the-number-system/the-number-system-review-packet.docx
+++ b/mcap-review/packets/the-number-system/the-number-system-review-packet.docx
@@ -1289,312 +1289,789 @@
         <w:t xml:space="preserve">MCAP-Style Practice</w:t>
       </w:r>
     </w:p>
-    <w:p>
-      <w:pPr>
-        <w:spacing w:after="80"/>
-      </w:pPr>
-      <w:r>
-        <w:rPr>
-          <w:rFonts w:ascii="Calibri" w:cs="Calibri" w:eastAsia="Calibri" w:hAnsi="Calibri"/>
-          <w:i/>
-          <w:iCs/>
-          <w:color w:val="5F6F80"/>
-          <w:sz w:val="19"/>
-          <w:szCs w:val="19"/>
-        </w:rPr>
-        <w:t xml:space="preserve">Bubble the best answer or fill in the blank, just like on the test.</w:t>
-      </w:r>
-    </w:p>
-    <w:p>
-      <w:pPr>
-        <w:spacing w:after="40" w:before="120"/>
-      </w:pPr>
-      <w:r>
-        <w:rPr>
-          <w:rFonts w:ascii="Calibri" w:cs="Calibri" w:eastAsia="Calibri" w:hAnsi="Calibri"/>
-          <w:b/>
-          <w:bCs/>
-          <w:color w:val="12355B"/>
-          <w:sz w:val="21"/>
-          <w:szCs w:val="21"/>
-        </w:rPr>
-        <w:t xml:space="preserve">1.  </w:t>
-      </w:r>
-      <w:r>
-        <w:rPr>
-          <w:rFonts w:ascii="Calibri" w:cs="Calibri" w:eastAsia="Calibri" w:hAnsi="Calibri"/>
-          <w:color w:val="1A2733"/>
-          <w:sz w:val="21"/>
-          <w:szCs w:val="21"/>
-        </w:rPr>
-        <w:t xml:space="preserve">A baker has 9/10 kg of dough and uses 3/5 kg per loaf. How many loaves can she make?</w:t>
-      </w:r>
-    </w:p>
-    <w:p>
-      <w:pPr>
-        <w:spacing w:after="20"/>
-        <w:ind w:left="360"/>
-      </w:pPr>
-      <w:r>
-        <w:rPr>
-          <w:rFonts w:ascii="Calibri" w:cs="Calibri" w:eastAsia="Calibri" w:hAnsi="Calibri"/>
-          <w:color w:val="1A2733"/>
-          <w:sz w:val="20"/>
-          <w:szCs w:val="20"/>
-        </w:rPr>
-        <w:t xml:space="preserve">  ◯  A.  </w:t>
-      </w:r>
-      <w:r>
-        <w:rPr>
-          <w:rFonts w:ascii="Calibri" w:cs="Calibri" w:eastAsia="Calibri" w:hAnsi="Calibri"/>
-          <w:color w:val="1A2733"/>
-          <w:sz w:val="20"/>
-          <w:szCs w:val="20"/>
-        </w:rPr>
-        <w:t xml:space="preserve">1/2 loaf</w:t>
-      </w:r>
-    </w:p>
-    <w:p>
-      <w:pPr>
-        <w:spacing w:after="20"/>
-        <w:ind w:left="360"/>
-      </w:pPr>
-      <w:r>
-        <w:rPr>
-          <w:rFonts w:ascii="Calibri" w:cs="Calibri" w:eastAsia="Calibri" w:hAnsi="Calibri"/>
-          <w:color w:val="1A2733"/>
-          <w:sz w:val="20"/>
-          <w:szCs w:val="20"/>
-        </w:rPr>
-        <w:t xml:space="preserve">  ◯  B.  </w:t>
-      </w:r>
-      <w:r>
-        <w:rPr>
-          <w:rFonts w:ascii="Calibri" w:cs="Calibri" w:eastAsia="Calibri" w:hAnsi="Calibri"/>
-          <w:color w:val="1A2733"/>
-          <w:sz w:val="20"/>
-          <w:szCs w:val="20"/>
-        </w:rPr>
-        <w:t xml:space="preserve">27/50 loaf</w:t>
-      </w:r>
-    </w:p>
-    <w:p>
-      <w:pPr>
-        <w:spacing w:after="20"/>
-        <w:ind w:left="360"/>
-      </w:pPr>
-      <w:r>
-        <w:rPr>
-          <w:rFonts w:ascii="Calibri" w:cs="Calibri" w:eastAsia="Calibri" w:hAnsi="Calibri"/>
-          <w:color w:val="1A2733"/>
-          <w:sz w:val="20"/>
-          <w:szCs w:val="20"/>
-        </w:rPr>
-        <w:t xml:space="preserve">  ◯  C.  </w:t>
-      </w:r>
-      <w:r>
-        <w:rPr>
-          <w:rFonts w:ascii="Calibri" w:cs="Calibri" w:eastAsia="Calibri" w:hAnsi="Calibri"/>
-          <w:color w:val="1A2733"/>
-          <w:sz w:val="20"/>
-          <w:szCs w:val="20"/>
-        </w:rPr>
-        <w:t xml:space="preserve">3/2 (1 1/2) loaves</w:t>
-      </w:r>
-    </w:p>
-    <w:p>
-      <w:pPr>
-        <w:spacing w:after="20"/>
-        <w:ind w:left="360"/>
-      </w:pPr>
-      <w:r>
-        <w:rPr>
-          <w:rFonts w:ascii="Calibri" w:cs="Calibri" w:eastAsia="Calibri" w:hAnsi="Calibri"/>
-          <w:color w:val="1A2733"/>
-          <w:sz w:val="20"/>
-          <w:szCs w:val="20"/>
-        </w:rPr>
-        <w:t xml:space="preserve">  ◯  D.  </w:t>
-      </w:r>
-      <w:r>
-        <w:rPr>
-          <w:rFonts w:ascii="Calibri" w:cs="Calibri" w:eastAsia="Calibri" w:hAnsi="Calibri"/>
-          <w:color w:val="1A2733"/>
-          <w:sz w:val="20"/>
-          <w:szCs w:val="20"/>
-        </w:rPr>
-        <w:t xml:space="preserve">6 loaves</w:t>
-      </w:r>
-    </w:p>
-    <w:p>
-      <w:pPr>
-        <w:spacing w:after="40" w:before="120"/>
-      </w:pPr>
-      <w:r>
-        <w:rPr>
-          <w:rFonts w:ascii="Calibri" w:cs="Calibri" w:eastAsia="Calibri" w:hAnsi="Calibri"/>
-          <w:b/>
-          <w:bCs/>
-          <w:color w:val="12355B"/>
-          <w:sz w:val="21"/>
-          <w:szCs w:val="21"/>
-        </w:rPr>
-        <w:t xml:space="preserve">2.  </w:t>
-      </w:r>
-      <w:r>
-        <w:rPr>
-          <w:rFonts w:ascii="Calibri" w:cs="Calibri" w:eastAsia="Calibri" w:hAnsi="Calibri"/>
-          <w:color w:val="1A2733"/>
-          <w:sz w:val="21"/>
-          <w:szCs w:val="21"/>
-        </w:rPr>
-        <w:t xml:space="preserve">Which expression has the same value as 5/6 ÷ 1/3?</w:t>
-      </w:r>
-    </w:p>
-    <w:p>
-      <w:pPr>
-        <w:spacing w:after="20"/>
-        <w:ind w:left="360"/>
-      </w:pPr>
-      <w:r>
-        <w:rPr>
-          <w:rFonts w:ascii="Calibri" w:cs="Calibri" w:eastAsia="Calibri" w:hAnsi="Calibri"/>
-          <w:color w:val="1A2733"/>
-          <w:sz w:val="20"/>
-          <w:szCs w:val="20"/>
-        </w:rPr>
-        <w:t xml:space="preserve">  ◯  A.  </w:t>
-      </w:r>
-      <w:r>
-        <w:rPr>
-          <w:rFonts w:ascii="Calibri" w:cs="Calibri" w:eastAsia="Calibri" w:hAnsi="Calibri"/>
-          <w:color w:val="1A2733"/>
-          <w:sz w:val="20"/>
-          <w:szCs w:val="20"/>
-        </w:rPr>
-        <w:t xml:space="preserve">5/6 × 1/3</w:t>
-      </w:r>
-    </w:p>
-    <w:p>
-      <w:pPr>
-        <w:spacing w:after="20"/>
-        <w:ind w:left="360"/>
-      </w:pPr>
-      <w:r>
-        <w:rPr>
-          <w:rFonts w:ascii="Calibri" w:cs="Calibri" w:eastAsia="Calibri" w:hAnsi="Calibri"/>
-          <w:color w:val="1A2733"/>
-          <w:sz w:val="20"/>
-          <w:szCs w:val="20"/>
-        </w:rPr>
-        <w:t xml:space="preserve">  ◯  B.  </w:t>
-      </w:r>
-      <w:r>
-        <w:rPr>
-          <w:rFonts w:ascii="Calibri" w:cs="Calibri" w:eastAsia="Calibri" w:hAnsi="Calibri"/>
-          <w:color w:val="1A2733"/>
-          <w:sz w:val="20"/>
-          <w:szCs w:val="20"/>
-        </w:rPr>
-        <w:t xml:space="preserve">5/6 × 3/1</w:t>
-      </w:r>
-    </w:p>
-    <w:p>
-      <w:pPr>
-        <w:spacing w:after="20"/>
-        <w:ind w:left="360"/>
-      </w:pPr>
-      <w:r>
-        <w:rPr>
-          <w:rFonts w:ascii="Calibri" w:cs="Calibri" w:eastAsia="Calibri" w:hAnsi="Calibri"/>
-          <w:color w:val="1A2733"/>
-          <w:sz w:val="20"/>
-          <w:szCs w:val="20"/>
-        </w:rPr>
-        <w:t xml:space="preserve">  ◯  C.  </w:t>
-      </w:r>
-      <w:r>
-        <w:rPr>
-          <w:rFonts w:ascii="Calibri" w:cs="Calibri" w:eastAsia="Calibri" w:hAnsi="Calibri"/>
-          <w:color w:val="1A2733"/>
-          <w:sz w:val="20"/>
-          <w:szCs w:val="20"/>
-        </w:rPr>
-        <w:t xml:space="preserve">6/5 × 1/3</w:t>
-      </w:r>
-    </w:p>
-    <w:p>
-      <w:pPr>
-        <w:spacing w:after="20"/>
-        <w:ind w:left="360"/>
-      </w:pPr>
-      <w:r>
-        <w:rPr>
-          <w:rFonts w:ascii="Calibri" w:cs="Calibri" w:eastAsia="Calibri" w:hAnsi="Calibri"/>
-          <w:color w:val="1A2733"/>
-          <w:sz w:val="20"/>
-          <w:szCs w:val="20"/>
-        </w:rPr>
-        <w:t xml:space="preserve">  ◯  D.  </w:t>
-      </w:r>
-      <w:r>
-        <w:rPr>
-          <w:rFonts w:ascii="Calibri" w:cs="Calibri" w:eastAsia="Calibri" w:hAnsi="Calibri"/>
-          <w:color w:val="1A2733"/>
-          <w:sz w:val="20"/>
-          <w:szCs w:val="20"/>
-        </w:rPr>
-        <w:t xml:space="preserve">1/3 × 6/5</w:t>
-      </w:r>
-    </w:p>
-    <w:p>
-      <w:pPr>
-        <w:spacing w:after="40" w:before="120"/>
-      </w:pPr>
-      <w:r>
-        <w:rPr>
-          <w:rFonts w:ascii="Calibri" w:cs="Calibri" w:eastAsia="Calibri" w:hAnsi="Calibri"/>
-          <w:b/>
-          <w:bCs/>
-          <w:color w:val="12355B"/>
-          <w:sz w:val="21"/>
-          <w:szCs w:val="21"/>
-        </w:rPr>
-        <w:t xml:space="preserve">3.  </w:t>
-      </w:r>
-      <w:r>
-        <w:rPr>
-          <w:rFonts w:ascii="Calibri" w:cs="Calibri" w:eastAsia="Calibri" w:hAnsi="Calibri"/>
-          <w:color w:val="1A2733"/>
-          <w:sz w:val="21"/>
-          <w:szCs w:val="21"/>
-        </w:rPr>
-        <w:t xml:space="preserve">Use a model or the rule: 1/2 ÷ 1/8 = ____.</w:t>
-      </w:r>
-    </w:p>
-    <w:p>
-      <w:pPr>
-        <w:spacing w:after="30" w:before="30"/>
-      </w:pPr>
-      <w:r>
-        <w:rPr>
-          <w:rFonts w:ascii="Calibri" w:cs="Calibri" w:eastAsia="Calibri" w:hAnsi="Calibri"/>
-          <w:b/>
-          <w:bCs/>
-          <w:color w:val="5F6F80"/>
-          <w:sz w:val="20"/>
-          <w:szCs w:val="20"/>
-        </w:rPr>
-        <w:t xml:space="preserve">Answer: </w:t>
-      </w:r>
-      <w:r>
-        <w:rPr>
-          <w:rFonts w:ascii="Calibri" w:cs="Calibri" w:eastAsia="Calibri" w:hAnsi="Calibri"/>
-          <w:color w:val="5F6F80"/>
-          <w:sz w:val="20"/>
-          <w:szCs w:val="20"/>
-        </w:rPr>
-        <w:t xml:space="preserve">____________________________</w:t>
+    <w:tbl>
+      <w:tblPr>
+        <w:tblW w:type="pct" w:w="100%"/>
+        <w:tblBorders>
+          <w:top w:val="single" w:color="BBD0DE" w:sz="6"/>
+          <w:left w:val="single" w:color="BBD0DE" w:sz="6"/>
+          <w:bottom w:val="single" w:color="BBD0DE" w:sz="6"/>
+          <w:right w:val="single" w:color="BBD0DE" w:sz="6"/>
+          <w:insideH w:val="none"/>
+          <w:insideV w:val="none"/>
+        </w:tblBorders>
+      </w:tblPr>
+      <w:tblGrid>
+        <w:gridCol w:w="100"/>
+      </w:tblGrid>
+      <w:tr>
+        <w:tc>
+          <w:tcPr>
+            <w:shd w:fill="EEF4F8" w:color="auto" w:val="clear"/>
+            <w:tcMar>
+              <w:top w:type="dxa" w:w="120"/>
+              <w:left w:type="dxa" w:w="160"/>
+              <w:bottom w:type="dxa" w:w="120"/>
+              <w:right w:type="dxa" w:w="160"/>
+            </w:tcMar>
+          </w:tcPr>
+          <w:p>
+            <w:pPr>
+              <w:spacing w:after="30"/>
+            </w:pPr>
+            <w:r>
+              <w:rPr>
+                <w:rFonts w:ascii="Calibri" w:cs="Calibri" w:eastAsia="Calibri" w:hAnsi="Calibri"/>
+                <w:b/>
+                <w:bCs/>
+                <w:color w:val="12355B"/>
+                <w:sz w:val="19"/>
+                <w:szCs w:val="19"/>
+              </w:rPr>
+              <w:t xml:space="preserve">Directions</w:t>
+            </w:r>
+          </w:p>
+          <w:p>
+            <w:r>
+              <w:rPr>
+                <w:rFonts w:ascii="Calibri" w:cs="Calibri" w:eastAsia="Calibri" w:hAnsi="Calibri"/>
+                <w:color w:val="1A2733"/>
+                <w:sz w:val="19"/>
+                <w:szCs w:val="19"/>
+              </w:rPr>
+              <w:t xml:space="preserve">Read each item carefully and answer it the way you would on the MCAP. For selected-response items, fill in the circle (○) next to the correct answer. For constructed-response items, enter your answer and show your work. Every item below assesses standard 6.NS.A.1.</w:t>
+            </w:r>
+          </w:p>
+        </w:tc>
+      </w:tr>
+    </w:tbl>
+    <w:p>
+      <w:pPr>
+        <w:spacing w:after="120"/>
+      </w:pPr>
+      <w:r>
+        <w:rPr>
+          <w:rFonts w:ascii="Calibri" w:cs="Calibri" w:eastAsia="Calibri" w:hAnsi="Calibri"/>
+          <w:color w:val="1A2733"/>
+          <w:sz w:val="21"/>
+          <w:szCs w:val="21"/>
+        </w:rPr>
+        <w:t xml:space="preserve"/>
+      </w:r>
+    </w:p>
+    <w:tbl>
+      <w:tblPr>
+        <w:tblW w:type="pct" w:w="100%"/>
+        <w:tblBorders>
+          <w:top w:val="single" w:color="C7D2DD" w:sz="6"/>
+          <w:left w:val="single" w:color="C7D2DD" w:sz="6"/>
+          <w:bottom w:val="single" w:color="C7D2DD" w:sz="6"/>
+          <w:right w:val="single" w:color="C7D2DD" w:sz="6"/>
+          <w:insideH w:val="none"/>
+          <w:insideV w:val="none"/>
+        </w:tblBorders>
+      </w:tblPr>
+      <w:tblGrid>
+        <w:gridCol w:w="100"/>
+      </w:tblGrid>
+      <w:tr>
+        <w:tc>
+          <w:tcPr>
+            <w:tcMar>
+              <w:top w:type="dxa" w:w="0"/>
+              <w:left w:type="dxa" w:w="0"/>
+              <w:bottom w:type="dxa" w:w="120"/>
+              <w:right w:type="dxa" w:w="160"/>
+            </w:tcMar>
+          </w:tcPr>
+          <w:p>
+            <w:pPr>
+              <w:shd w:fill="6B4FA0" w:color="auto" w:val="clear"/>
+              <w:tabs>
+                <w:tab w:val="right" w:pos="9000"/>
+              </w:tabs>
+              <w:spacing w:after="30" w:before="30"/>
+              <w:ind w:left="120" w:right="120"/>
+            </w:pPr>
+            <w:r>
+              <w:rPr>
+                <w:rFonts w:ascii="Calibri" w:cs="Calibri" w:eastAsia="Calibri" w:hAnsi="Calibri"/>
+                <w:b/>
+                <w:bCs/>
+                <w:color w:val="FFFFFF"/>
+                <w:sz w:val="18"/>
+                <w:szCs w:val="18"/>
+              </w:rPr>
+              <w:t xml:space="preserve">Item 1</w:t>
+            </w:r>
+            <w:r>
+              <w:rPr>
+                <w:rFonts w:ascii="Calibri" w:cs="Calibri" w:eastAsia="Calibri" w:hAnsi="Calibri"/>
+                <w:color w:val="FFFFFF"/>
+                <w:sz w:val="18"/>
+                <w:szCs w:val="18"/>
+              </w:rPr>
+              <w:t xml:space="preserve">   |   </w:t>
+            </w:r>
+            <w:r>
+              <w:rPr>
+                <w:rFonts w:ascii="Calibri" w:cs="Calibri" w:eastAsia="Calibri" w:hAnsi="Calibri"/>
+                <w:color w:val="FFFFFF"/>
+                <w:spacing w:val="14"/>
+                <w:sz w:val="16"/>
+                <w:szCs w:val="16"/>
+              </w:rPr>
+              <w:t xml:space="preserve">SELECTED RESPONSE</w:t>
+            </w:r>
+            <w:r>
+              <w:rPr>
+                <w:rFonts w:ascii="Calibri" w:cs="Calibri" w:eastAsia="Calibri" w:hAnsi="Calibri"/>
+              </w:rPr>
+              <w:t xml:space="preserve">	</w:t>
+            </w:r>
+            <w:r>
+              <w:rPr>
+                <w:rFonts w:ascii="Calibri" w:cs="Calibri" w:eastAsia="Calibri" w:hAnsi="Calibri"/>
+                <w:b/>
+                <w:bCs/>
+                <w:color w:val="FFFFFF"/>
+                <w:sz w:val="17"/>
+                <w:szCs w:val="17"/>
+              </w:rPr>
+              <w:t xml:space="preserve">6.NS.A.1</w:t>
+            </w:r>
+          </w:p>
+          <w:p>
+            <w:pPr>
+              <w:spacing w:after="30" w:before="90"/>
+              <w:ind w:left="140" w:right="120"/>
+            </w:pPr>
+            <w:r>
+              <w:rPr>
+                <w:rFonts w:ascii="Calibri" w:cs="Calibri" w:eastAsia="Calibri" w:hAnsi="Calibri"/>
+                <w:b/>
+                <w:bCs/>
+                <w:color w:val="1A2733"/>
+                <w:sz w:val="21"/>
+                <w:szCs w:val="21"/>
+              </w:rPr>
+              <w:t xml:space="preserve">A baker has 9/10 kg of dough and uses 3/5 kg per loaf. How many loaves can she make?</w:t>
+            </w:r>
+          </w:p>
+          <w:p>
+            <w:pPr>
+              <w:spacing w:after="60"/>
+              <w:ind w:left="140" w:right="120"/>
+            </w:pPr>
+            <w:r>
+              <w:rPr>
+                <w:rFonts w:ascii="Calibri" w:cs="Calibri" w:eastAsia="Calibri" w:hAnsi="Calibri"/>
+                <w:i/>
+                <w:iCs/>
+                <w:color w:val="5F6F80"/>
+                <w:sz w:val="18"/>
+                <w:szCs w:val="18"/>
+              </w:rPr>
+              <w:t xml:space="preserve">Select the correct answer.</w:t>
+            </w:r>
+          </w:p>
+          <w:p>
+            <w:pPr>
+              <w:spacing w:after="24"/>
+              <w:ind w:left="380"/>
+            </w:pPr>
+            <w:r>
+              <w:rPr>
+                <w:rFonts w:ascii="Calibri" w:cs="Calibri" w:eastAsia="Calibri" w:hAnsi="Calibri"/>
+                <w:color w:val="6B4FA0"/>
+                <w:sz w:val="22"/>
+                <w:szCs w:val="22"/>
+              </w:rPr>
+              <w:t xml:space="preserve">○  </w:t>
+            </w:r>
+            <w:r>
+              <w:rPr>
+                <w:rFonts w:ascii="Calibri" w:cs="Calibri" w:eastAsia="Calibri" w:hAnsi="Calibri"/>
+                <w:b/>
+                <w:bCs/>
+                <w:color w:val="1A2733"/>
+                <w:sz w:val="21"/>
+                <w:szCs w:val="21"/>
+              </w:rPr>
+              <w:t xml:space="preserve">A.  </w:t>
+            </w:r>
+            <w:r>
+              <w:rPr>
+                <w:rFonts w:ascii="Calibri" w:cs="Calibri" w:eastAsia="Calibri" w:hAnsi="Calibri"/>
+                <w:color w:val="1A2733"/>
+                <w:sz w:val="21"/>
+                <w:szCs w:val="21"/>
+              </w:rPr>
+              <w:t xml:space="preserve">1/2 loaf</w:t>
+            </w:r>
+          </w:p>
+          <w:p>
+            <w:pPr>
+              <w:spacing w:after="24"/>
+              <w:ind w:left="380"/>
+            </w:pPr>
+            <w:r>
+              <w:rPr>
+                <w:rFonts w:ascii="Calibri" w:cs="Calibri" w:eastAsia="Calibri" w:hAnsi="Calibri"/>
+                <w:color w:val="6B4FA0"/>
+                <w:sz w:val="22"/>
+                <w:szCs w:val="22"/>
+              </w:rPr>
+              <w:t xml:space="preserve">○  </w:t>
+            </w:r>
+            <w:r>
+              <w:rPr>
+                <w:rFonts w:ascii="Calibri" w:cs="Calibri" w:eastAsia="Calibri" w:hAnsi="Calibri"/>
+                <w:b/>
+                <w:bCs/>
+                <w:color w:val="1A2733"/>
+                <w:sz w:val="21"/>
+                <w:szCs w:val="21"/>
+              </w:rPr>
+              <w:t xml:space="preserve">B.  </w:t>
+            </w:r>
+            <w:r>
+              <w:rPr>
+                <w:rFonts w:ascii="Calibri" w:cs="Calibri" w:eastAsia="Calibri" w:hAnsi="Calibri"/>
+                <w:color w:val="1A2733"/>
+                <w:sz w:val="21"/>
+                <w:szCs w:val="21"/>
+              </w:rPr>
+              <w:t xml:space="preserve">27/50 loaf</w:t>
+            </w:r>
+          </w:p>
+          <w:p>
+            <w:pPr>
+              <w:spacing w:after="24"/>
+              <w:ind w:left="380"/>
+            </w:pPr>
+            <w:r>
+              <w:rPr>
+                <w:rFonts w:ascii="Calibri" w:cs="Calibri" w:eastAsia="Calibri" w:hAnsi="Calibri"/>
+                <w:color w:val="6B4FA0"/>
+                <w:sz w:val="22"/>
+                <w:szCs w:val="22"/>
+              </w:rPr>
+              <w:t xml:space="preserve">○  </w:t>
+            </w:r>
+            <w:r>
+              <w:rPr>
+                <w:rFonts w:ascii="Calibri" w:cs="Calibri" w:eastAsia="Calibri" w:hAnsi="Calibri"/>
+                <w:b/>
+                <w:bCs/>
+                <w:color w:val="1A2733"/>
+                <w:sz w:val="21"/>
+                <w:szCs w:val="21"/>
+              </w:rPr>
+              <w:t xml:space="preserve">C.  </w:t>
+            </w:r>
+            <w:r>
+              <w:rPr>
+                <w:rFonts w:ascii="Calibri" w:cs="Calibri" w:eastAsia="Calibri" w:hAnsi="Calibri"/>
+                <w:color w:val="1A2733"/>
+                <w:sz w:val="21"/>
+                <w:szCs w:val="21"/>
+              </w:rPr>
+              <w:t xml:space="preserve">3/2 (1 1/2) loaves</w:t>
+            </w:r>
+          </w:p>
+          <w:p>
+            <w:pPr>
+              <w:spacing w:after="24"/>
+              <w:ind w:left="380"/>
+            </w:pPr>
+            <w:r>
+              <w:rPr>
+                <w:rFonts w:ascii="Calibri" w:cs="Calibri" w:eastAsia="Calibri" w:hAnsi="Calibri"/>
+                <w:color w:val="6B4FA0"/>
+                <w:sz w:val="22"/>
+                <w:szCs w:val="22"/>
+              </w:rPr>
+              <w:t xml:space="preserve">○  </w:t>
+            </w:r>
+            <w:r>
+              <w:rPr>
+                <w:rFonts w:ascii="Calibri" w:cs="Calibri" w:eastAsia="Calibri" w:hAnsi="Calibri"/>
+                <w:b/>
+                <w:bCs/>
+                <w:color w:val="1A2733"/>
+                <w:sz w:val="21"/>
+                <w:szCs w:val="21"/>
+              </w:rPr>
+              <w:t xml:space="preserve">D.  </w:t>
+            </w:r>
+            <w:r>
+              <w:rPr>
+                <w:rFonts w:ascii="Calibri" w:cs="Calibri" w:eastAsia="Calibri" w:hAnsi="Calibri"/>
+                <w:color w:val="1A2733"/>
+                <w:sz w:val="21"/>
+                <w:szCs w:val="21"/>
+              </w:rPr>
+              <w:t xml:space="preserve">6 loaves</w:t>
+            </w:r>
+          </w:p>
+        </w:tc>
+      </w:tr>
+    </w:tbl>
+    <w:p>
+      <w:pPr>
+        <w:spacing w:after="100"/>
+      </w:pPr>
+      <w:r>
+        <w:rPr>
+          <w:rFonts w:ascii="Calibri" w:cs="Calibri" w:eastAsia="Calibri" w:hAnsi="Calibri"/>
+          <w:color w:val="1A2733"/>
+          <w:sz w:val="21"/>
+          <w:szCs w:val="21"/>
+        </w:rPr>
+        <w:t xml:space="preserve"/>
+      </w:r>
+    </w:p>
+    <w:tbl>
+      <w:tblPr>
+        <w:tblW w:type="pct" w:w="100%"/>
+        <w:tblBorders>
+          <w:top w:val="single" w:color="C7D2DD" w:sz="6"/>
+          <w:left w:val="single" w:color="C7D2DD" w:sz="6"/>
+          <w:bottom w:val="single" w:color="C7D2DD" w:sz="6"/>
+          <w:right w:val="single" w:color="C7D2DD" w:sz="6"/>
+          <w:insideH w:val="none"/>
+          <w:insideV w:val="none"/>
+        </w:tblBorders>
+      </w:tblPr>
+      <w:tblGrid>
+        <w:gridCol w:w="100"/>
+      </w:tblGrid>
+      <w:tr>
+        <w:tc>
+          <w:tcPr>
+            <w:tcMar>
+              <w:top w:type="dxa" w:w="0"/>
+              <w:left w:type="dxa" w:w="0"/>
+              <w:bottom w:type="dxa" w:w="120"/>
+              <w:right w:type="dxa" w:w="160"/>
+            </w:tcMar>
+          </w:tcPr>
+          <w:p>
+            <w:pPr>
+              <w:shd w:fill="6B4FA0" w:color="auto" w:val="clear"/>
+              <w:tabs>
+                <w:tab w:val="right" w:pos="9000"/>
+              </w:tabs>
+              <w:spacing w:after="30" w:before="30"/>
+              <w:ind w:left="120" w:right="120"/>
+            </w:pPr>
+            <w:r>
+              <w:rPr>
+                <w:rFonts w:ascii="Calibri" w:cs="Calibri" w:eastAsia="Calibri" w:hAnsi="Calibri"/>
+                <w:b/>
+                <w:bCs/>
+                <w:color w:val="FFFFFF"/>
+                <w:sz w:val="18"/>
+                <w:szCs w:val="18"/>
+              </w:rPr>
+              <w:t xml:space="preserve">Item 2</w:t>
+            </w:r>
+            <w:r>
+              <w:rPr>
+                <w:rFonts w:ascii="Calibri" w:cs="Calibri" w:eastAsia="Calibri" w:hAnsi="Calibri"/>
+                <w:color w:val="FFFFFF"/>
+                <w:sz w:val="18"/>
+                <w:szCs w:val="18"/>
+              </w:rPr>
+              <w:t xml:space="preserve">   |   </w:t>
+            </w:r>
+            <w:r>
+              <w:rPr>
+                <w:rFonts w:ascii="Calibri" w:cs="Calibri" w:eastAsia="Calibri" w:hAnsi="Calibri"/>
+                <w:color w:val="FFFFFF"/>
+                <w:spacing w:val="14"/>
+                <w:sz w:val="16"/>
+                <w:szCs w:val="16"/>
+              </w:rPr>
+              <w:t xml:space="preserve">SELECTED RESPONSE</w:t>
+            </w:r>
+            <w:r>
+              <w:rPr>
+                <w:rFonts w:ascii="Calibri" w:cs="Calibri" w:eastAsia="Calibri" w:hAnsi="Calibri"/>
+              </w:rPr>
+              <w:t xml:space="preserve">	</w:t>
+            </w:r>
+            <w:r>
+              <w:rPr>
+                <w:rFonts w:ascii="Calibri" w:cs="Calibri" w:eastAsia="Calibri" w:hAnsi="Calibri"/>
+                <w:b/>
+                <w:bCs/>
+                <w:color w:val="FFFFFF"/>
+                <w:sz w:val="17"/>
+                <w:szCs w:val="17"/>
+              </w:rPr>
+              <w:t xml:space="preserve">6.NS.A.1</w:t>
+            </w:r>
+          </w:p>
+          <w:p>
+            <w:pPr>
+              <w:spacing w:after="30" w:before="90"/>
+              <w:ind w:left="140" w:right="120"/>
+            </w:pPr>
+            <w:r>
+              <w:rPr>
+                <w:rFonts w:ascii="Calibri" w:cs="Calibri" w:eastAsia="Calibri" w:hAnsi="Calibri"/>
+                <w:b/>
+                <w:bCs/>
+                <w:color w:val="1A2733"/>
+                <w:sz w:val="21"/>
+                <w:szCs w:val="21"/>
+              </w:rPr>
+              <w:t xml:space="preserve">Which expression has the same value as 5/6 ÷ 1/3?</w:t>
+            </w:r>
+          </w:p>
+          <w:p>
+            <w:pPr>
+              <w:spacing w:after="60"/>
+              <w:ind w:left="140" w:right="120"/>
+            </w:pPr>
+            <w:r>
+              <w:rPr>
+                <w:rFonts w:ascii="Calibri" w:cs="Calibri" w:eastAsia="Calibri" w:hAnsi="Calibri"/>
+                <w:i/>
+                <w:iCs/>
+                <w:color w:val="5F6F80"/>
+                <w:sz w:val="18"/>
+                <w:szCs w:val="18"/>
+              </w:rPr>
+              <w:t xml:space="preserve">Select the correct answer.</w:t>
+            </w:r>
+          </w:p>
+          <w:p>
+            <w:pPr>
+              <w:spacing w:after="24"/>
+              <w:ind w:left="380"/>
+            </w:pPr>
+            <w:r>
+              <w:rPr>
+                <w:rFonts w:ascii="Calibri" w:cs="Calibri" w:eastAsia="Calibri" w:hAnsi="Calibri"/>
+                <w:color w:val="6B4FA0"/>
+                <w:sz w:val="22"/>
+                <w:szCs w:val="22"/>
+              </w:rPr>
+              <w:t xml:space="preserve">○  </w:t>
+            </w:r>
+            <w:r>
+              <w:rPr>
+                <w:rFonts w:ascii="Calibri" w:cs="Calibri" w:eastAsia="Calibri" w:hAnsi="Calibri"/>
+                <w:b/>
+                <w:bCs/>
+                <w:color w:val="1A2733"/>
+                <w:sz w:val="21"/>
+                <w:szCs w:val="21"/>
+              </w:rPr>
+              <w:t xml:space="preserve">A.  </w:t>
+            </w:r>
+            <w:r>
+              <w:rPr>
+                <w:rFonts w:ascii="Calibri" w:cs="Calibri" w:eastAsia="Calibri" w:hAnsi="Calibri"/>
+                <w:color w:val="1A2733"/>
+                <w:sz w:val="21"/>
+                <w:szCs w:val="21"/>
+              </w:rPr>
+              <w:t xml:space="preserve">5/6 × 1/3</w:t>
+            </w:r>
+          </w:p>
+          <w:p>
+            <w:pPr>
+              <w:spacing w:after="24"/>
+              <w:ind w:left="380"/>
+            </w:pPr>
+            <w:r>
+              <w:rPr>
+                <w:rFonts w:ascii="Calibri" w:cs="Calibri" w:eastAsia="Calibri" w:hAnsi="Calibri"/>
+                <w:color w:val="6B4FA0"/>
+                <w:sz w:val="22"/>
+                <w:szCs w:val="22"/>
+              </w:rPr>
+              <w:t xml:space="preserve">○  </w:t>
+            </w:r>
+            <w:r>
+              <w:rPr>
+                <w:rFonts w:ascii="Calibri" w:cs="Calibri" w:eastAsia="Calibri" w:hAnsi="Calibri"/>
+                <w:b/>
+                <w:bCs/>
+                <w:color w:val="1A2733"/>
+                <w:sz w:val="21"/>
+                <w:szCs w:val="21"/>
+              </w:rPr>
+              <w:t xml:space="preserve">B.  </w:t>
+            </w:r>
+            <w:r>
+              <w:rPr>
+                <w:rFonts w:ascii="Calibri" w:cs="Calibri" w:eastAsia="Calibri" w:hAnsi="Calibri"/>
+                <w:color w:val="1A2733"/>
+                <w:sz w:val="21"/>
+                <w:szCs w:val="21"/>
+              </w:rPr>
+              <w:t xml:space="preserve">5/6 × 3/1</w:t>
+            </w:r>
+          </w:p>
+          <w:p>
+            <w:pPr>
+              <w:spacing w:after="24"/>
+              <w:ind w:left="380"/>
+            </w:pPr>
+            <w:r>
+              <w:rPr>
+                <w:rFonts w:ascii="Calibri" w:cs="Calibri" w:eastAsia="Calibri" w:hAnsi="Calibri"/>
+                <w:color w:val="6B4FA0"/>
+                <w:sz w:val="22"/>
+                <w:szCs w:val="22"/>
+              </w:rPr>
+              <w:t xml:space="preserve">○  </w:t>
+            </w:r>
+            <w:r>
+              <w:rPr>
+                <w:rFonts w:ascii="Calibri" w:cs="Calibri" w:eastAsia="Calibri" w:hAnsi="Calibri"/>
+                <w:b/>
+                <w:bCs/>
+                <w:color w:val="1A2733"/>
+                <w:sz w:val="21"/>
+                <w:szCs w:val="21"/>
+              </w:rPr>
+              <w:t xml:space="preserve">C.  </w:t>
+            </w:r>
+            <w:r>
+              <w:rPr>
+                <w:rFonts w:ascii="Calibri" w:cs="Calibri" w:eastAsia="Calibri" w:hAnsi="Calibri"/>
+                <w:color w:val="1A2733"/>
+                <w:sz w:val="21"/>
+                <w:szCs w:val="21"/>
+              </w:rPr>
+              <w:t xml:space="preserve">6/5 × 1/3</w:t>
+            </w:r>
+          </w:p>
+          <w:p>
+            <w:pPr>
+              <w:spacing w:after="24"/>
+              <w:ind w:left="380"/>
+            </w:pPr>
+            <w:r>
+              <w:rPr>
+                <w:rFonts w:ascii="Calibri" w:cs="Calibri" w:eastAsia="Calibri" w:hAnsi="Calibri"/>
+                <w:color w:val="6B4FA0"/>
+                <w:sz w:val="22"/>
+                <w:szCs w:val="22"/>
+              </w:rPr>
+              <w:t xml:space="preserve">○  </w:t>
+            </w:r>
+            <w:r>
+              <w:rPr>
+                <w:rFonts w:ascii="Calibri" w:cs="Calibri" w:eastAsia="Calibri" w:hAnsi="Calibri"/>
+                <w:b/>
+                <w:bCs/>
+                <w:color w:val="1A2733"/>
+                <w:sz w:val="21"/>
+                <w:szCs w:val="21"/>
+              </w:rPr>
+              <w:t xml:space="preserve">D.  </w:t>
+            </w:r>
+            <w:r>
+              <w:rPr>
+                <w:rFonts w:ascii="Calibri" w:cs="Calibri" w:eastAsia="Calibri" w:hAnsi="Calibri"/>
+                <w:color w:val="1A2733"/>
+                <w:sz w:val="21"/>
+                <w:szCs w:val="21"/>
+              </w:rPr>
+              <w:t xml:space="preserve">1/3 × 6/5</w:t>
+            </w:r>
+          </w:p>
+        </w:tc>
+      </w:tr>
+    </w:tbl>
+    <w:p>
+      <w:pPr>
+        <w:spacing w:after="100"/>
+      </w:pPr>
+      <w:r>
+        <w:rPr>
+          <w:rFonts w:ascii="Calibri" w:cs="Calibri" w:eastAsia="Calibri" w:hAnsi="Calibri"/>
+          <w:color w:val="1A2733"/>
+          <w:sz w:val="21"/>
+          <w:szCs w:val="21"/>
+        </w:rPr>
+        <w:t xml:space="preserve"/>
+      </w:r>
+    </w:p>
+    <w:tbl>
+      <w:tblPr>
+        <w:tblW w:type="pct" w:w="100%"/>
+        <w:tblBorders>
+          <w:top w:val="single" w:color="C7D2DD" w:sz="6"/>
+          <w:left w:val="single" w:color="C7D2DD" w:sz="6"/>
+          <w:bottom w:val="single" w:color="C7D2DD" w:sz="6"/>
+          <w:right w:val="single" w:color="C7D2DD" w:sz="6"/>
+          <w:insideH w:val="none"/>
+          <w:insideV w:val="none"/>
+        </w:tblBorders>
+      </w:tblPr>
+      <w:tblGrid>
+        <w:gridCol w:w="100"/>
+      </w:tblGrid>
+      <w:tr>
+        <w:tc>
+          <w:tcPr>
+            <w:tcMar>
+              <w:top w:type="dxa" w:w="0"/>
+              <w:left w:type="dxa" w:w="0"/>
+              <w:bottom w:type="dxa" w:w="120"/>
+              <w:right w:type="dxa" w:w="160"/>
+            </w:tcMar>
+          </w:tcPr>
+          <w:p>
+            <w:pPr>
+              <w:shd w:fill="6B4FA0" w:color="auto" w:val="clear"/>
+              <w:tabs>
+                <w:tab w:val="right" w:pos="9000"/>
+              </w:tabs>
+              <w:spacing w:after="30" w:before="30"/>
+              <w:ind w:left="120" w:right="120"/>
+            </w:pPr>
+            <w:r>
+              <w:rPr>
+                <w:rFonts w:ascii="Calibri" w:cs="Calibri" w:eastAsia="Calibri" w:hAnsi="Calibri"/>
+                <w:b/>
+                <w:bCs/>
+                <w:color w:val="FFFFFF"/>
+                <w:sz w:val="18"/>
+                <w:szCs w:val="18"/>
+              </w:rPr>
+              <w:t xml:space="preserve">Item 3</w:t>
+            </w:r>
+            <w:r>
+              <w:rPr>
+                <w:rFonts w:ascii="Calibri" w:cs="Calibri" w:eastAsia="Calibri" w:hAnsi="Calibri"/>
+                <w:color w:val="FFFFFF"/>
+                <w:sz w:val="18"/>
+                <w:szCs w:val="18"/>
+              </w:rPr>
+              <w:t xml:space="preserve">   |   </w:t>
+            </w:r>
+            <w:r>
+              <w:rPr>
+                <w:rFonts w:ascii="Calibri" w:cs="Calibri" w:eastAsia="Calibri" w:hAnsi="Calibri"/>
+                <w:color w:val="FFFFFF"/>
+                <w:spacing w:val="14"/>
+                <w:sz w:val="16"/>
+                <w:szCs w:val="16"/>
+              </w:rPr>
+              <w:t xml:space="preserve">CONSTRUCTED RESPONSE</w:t>
+            </w:r>
+            <w:r>
+              <w:rPr>
+                <w:rFonts w:ascii="Calibri" w:cs="Calibri" w:eastAsia="Calibri" w:hAnsi="Calibri"/>
+              </w:rPr>
+              <w:t xml:space="preserve">	</w:t>
+            </w:r>
+            <w:r>
+              <w:rPr>
+                <w:rFonts w:ascii="Calibri" w:cs="Calibri" w:eastAsia="Calibri" w:hAnsi="Calibri"/>
+                <w:b/>
+                <w:bCs/>
+                <w:color w:val="FFFFFF"/>
+                <w:sz w:val="17"/>
+                <w:szCs w:val="17"/>
+              </w:rPr>
+              <w:t xml:space="preserve">6.NS.A.1</w:t>
+            </w:r>
+          </w:p>
+          <w:p>
+            <w:pPr>
+              <w:spacing w:after="30" w:before="90"/>
+              <w:ind w:left="140" w:right="120"/>
+            </w:pPr>
+            <w:r>
+              <w:rPr>
+                <w:rFonts w:ascii="Calibri" w:cs="Calibri" w:eastAsia="Calibri" w:hAnsi="Calibri"/>
+                <w:b/>
+                <w:bCs/>
+                <w:color w:val="1A2733"/>
+                <w:sz w:val="21"/>
+                <w:szCs w:val="21"/>
+              </w:rPr>
+              <w:t xml:space="preserve">Use a model or the rule: 1/2 ÷ 1/8 = ____.</w:t>
+            </w:r>
+          </w:p>
+          <w:p>
+            <w:pPr>
+              <w:spacing w:after="60"/>
+              <w:ind w:left="140" w:right="120"/>
+            </w:pPr>
+            <w:r>
+              <w:rPr>
+                <w:rFonts w:ascii="Calibri" w:cs="Calibri" w:eastAsia="Calibri" w:hAnsi="Calibri"/>
+                <w:i/>
+                <w:iCs/>
+                <w:color w:val="5F6F80"/>
+                <w:sz w:val="18"/>
+                <w:szCs w:val="18"/>
+              </w:rPr>
+              <w:t xml:space="preserve">Enter your answer in the space provided. Show your work.</w:t>
+            </w:r>
+          </w:p>
+          <w:p>
+            <w:pPr>
+              <w:pBdr>
+                <w:bottom w:val="single" w:color="AFBECC" w:sz="4" w:space="2"/>
+              </w:pBdr>
+              <w:spacing w:after="6" w:before="30" w:line="360"/>
+              <w:ind w:left="140" w:right="120"/>
+            </w:pPr>
+            <w:r>
+              <w:rPr>
+                <w:rFonts w:ascii="Calibri" w:cs="Calibri" w:eastAsia="Calibri" w:hAnsi="Calibri"/>
+                <w:color w:val="1A2733"/>
+                <w:sz w:val="21"/>
+                <w:szCs w:val="21"/>
+              </w:rPr>
+              <w:t xml:space="preserve"/>
+            </w:r>
+          </w:p>
+          <w:p>
+            <w:pPr>
+              <w:pBdr>
+                <w:bottom w:val="single" w:color="AFBECC" w:sz="4" w:space="2"/>
+              </w:pBdr>
+              <w:spacing w:after="0" w:line="360"/>
+              <w:ind w:left="140" w:right="120"/>
+            </w:pPr>
+            <w:r>
+              <w:rPr>
+                <w:rFonts w:ascii="Calibri" w:cs="Calibri" w:eastAsia="Calibri" w:hAnsi="Calibri"/>
+                <w:color w:val="1A2733"/>
+                <w:sz w:val="21"/>
+                <w:szCs w:val="21"/>
+              </w:rPr>
+              <w:t xml:space="preserve"/>
+            </w:r>
+          </w:p>
+        </w:tc>
+      </w:tr>
+    </w:tbl>
+    <w:p>
+      <w:pPr>
+        <w:spacing w:after="100"/>
+      </w:pPr>
+      <w:r>
+        <w:rPr>
+          <w:rFonts w:ascii="Calibri" w:cs="Calibri" w:eastAsia="Calibri" w:hAnsi="Calibri"/>
+          <w:color w:val="1A2733"/>
+          <w:sz w:val="21"/>
+          <w:szCs w:val="21"/>
+        </w:rPr>
+        <w:t xml:space="preserve"/>
       </w:r>
     </w:p>
     <w:p>
@@ -2836,312 +3313,789 @@
         <w:t xml:space="preserve">MCAP-Style Practice</w:t>
       </w:r>
     </w:p>
-    <w:p>
-      <w:pPr>
-        <w:spacing w:after="80"/>
-      </w:pPr>
-      <w:r>
-        <w:rPr>
-          <w:rFonts w:ascii="Calibri" w:cs="Calibri" w:eastAsia="Calibri" w:hAnsi="Calibri"/>
-          <w:i/>
-          <w:iCs/>
-          <w:color w:val="5F6F80"/>
-          <w:sz w:val="19"/>
-          <w:szCs w:val="19"/>
-        </w:rPr>
-        <w:t xml:space="preserve">Bubble the best answer or fill in the blank, just like on the test.</w:t>
-      </w:r>
-    </w:p>
-    <w:p>
-      <w:pPr>
-        <w:spacing w:after="40" w:before="120"/>
-      </w:pPr>
-      <w:r>
-        <w:rPr>
-          <w:rFonts w:ascii="Calibri" w:cs="Calibri" w:eastAsia="Calibri" w:hAnsi="Calibri"/>
-          <w:b/>
-          <w:bCs/>
-          <w:color w:val="12355B"/>
-          <w:sz w:val="21"/>
-          <w:szCs w:val="21"/>
-        </w:rPr>
-        <w:t xml:space="preserve">1.  </w:t>
-      </w:r>
-      <w:r>
-        <w:rPr>
-          <w:rFonts w:ascii="Calibri" w:cs="Calibri" w:eastAsia="Calibri" w:hAnsi="Calibri"/>
-          <w:color w:val="1A2733"/>
-          <w:sz w:val="21"/>
-          <w:szCs w:val="21"/>
-        </w:rPr>
-        <w:t xml:space="preserve">What is 3,744 ÷ 16?</w:t>
-      </w:r>
-    </w:p>
-    <w:p>
-      <w:pPr>
-        <w:spacing w:after="20"/>
-        <w:ind w:left="360"/>
-      </w:pPr>
-      <w:r>
-        <w:rPr>
-          <w:rFonts w:ascii="Calibri" w:cs="Calibri" w:eastAsia="Calibri" w:hAnsi="Calibri"/>
-          <w:color w:val="1A2733"/>
-          <w:sz w:val="20"/>
-          <w:szCs w:val="20"/>
-        </w:rPr>
-        <w:t xml:space="preserve">  ◯  A.  </w:t>
-      </w:r>
-      <w:r>
-        <w:rPr>
-          <w:rFonts w:ascii="Calibri" w:cs="Calibri" w:eastAsia="Calibri" w:hAnsi="Calibri"/>
-          <w:color w:val="1A2733"/>
-          <w:sz w:val="20"/>
-          <w:szCs w:val="20"/>
-        </w:rPr>
-        <w:t xml:space="preserve">224</w:t>
-      </w:r>
-    </w:p>
-    <w:p>
-      <w:pPr>
-        <w:spacing w:after="20"/>
-        <w:ind w:left="360"/>
-      </w:pPr>
-      <w:r>
-        <w:rPr>
-          <w:rFonts w:ascii="Calibri" w:cs="Calibri" w:eastAsia="Calibri" w:hAnsi="Calibri"/>
-          <w:color w:val="1A2733"/>
-          <w:sz w:val="20"/>
-          <w:szCs w:val="20"/>
-        </w:rPr>
-        <w:t xml:space="preserve">  ◯  B.  </w:t>
-      </w:r>
-      <w:r>
-        <w:rPr>
-          <w:rFonts w:ascii="Calibri" w:cs="Calibri" w:eastAsia="Calibri" w:hAnsi="Calibri"/>
-          <w:color w:val="1A2733"/>
-          <w:sz w:val="20"/>
-          <w:szCs w:val="20"/>
-        </w:rPr>
-        <w:t xml:space="preserve">234</w:t>
-      </w:r>
-    </w:p>
-    <w:p>
-      <w:pPr>
-        <w:spacing w:after="20"/>
-        <w:ind w:left="360"/>
-      </w:pPr>
-      <w:r>
-        <w:rPr>
-          <w:rFonts w:ascii="Calibri" w:cs="Calibri" w:eastAsia="Calibri" w:hAnsi="Calibri"/>
-          <w:color w:val="1A2733"/>
-          <w:sz w:val="20"/>
-          <w:szCs w:val="20"/>
-        </w:rPr>
-        <w:t xml:space="preserve">  ◯  C.  </w:t>
-      </w:r>
-      <w:r>
-        <w:rPr>
-          <w:rFonts w:ascii="Calibri" w:cs="Calibri" w:eastAsia="Calibri" w:hAnsi="Calibri"/>
-          <w:color w:val="1A2733"/>
-          <w:sz w:val="20"/>
-          <w:szCs w:val="20"/>
-        </w:rPr>
-        <w:t xml:space="preserve">244</w:t>
-      </w:r>
-    </w:p>
-    <w:p>
-      <w:pPr>
-        <w:spacing w:after="20"/>
-        <w:ind w:left="360"/>
-      </w:pPr>
-      <w:r>
-        <w:rPr>
-          <w:rFonts w:ascii="Calibri" w:cs="Calibri" w:eastAsia="Calibri" w:hAnsi="Calibri"/>
-          <w:color w:val="1A2733"/>
-          <w:sz w:val="20"/>
-          <w:szCs w:val="20"/>
-        </w:rPr>
-        <w:t xml:space="preserve">  ◯  D.  </w:t>
-      </w:r>
-      <w:r>
-        <w:rPr>
-          <w:rFonts w:ascii="Calibri" w:cs="Calibri" w:eastAsia="Calibri" w:hAnsi="Calibri"/>
-          <w:color w:val="1A2733"/>
-          <w:sz w:val="20"/>
-          <w:szCs w:val="20"/>
-        </w:rPr>
-        <w:t xml:space="preserve">334</w:t>
-      </w:r>
-    </w:p>
-    <w:p>
-      <w:pPr>
-        <w:spacing w:after="40" w:before="120"/>
-      </w:pPr>
-      <w:r>
-        <w:rPr>
-          <w:rFonts w:ascii="Calibri" w:cs="Calibri" w:eastAsia="Calibri" w:hAnsi="Calibri"/>
-          <w:b/>
-          <w:bCs/>
-          <w:color w:val="12355B"/>
-          <w:sz w:val="21"/>
-          <w:szCs w:val="21"/>
-        </w:rPr>
-        <w:t xml:space="preserve">2.  </w:t>
-      </w:r>
-      <w:r>
-        <w:rPr>
-          <w:rFonts w:ascii="Calibri" w:cs="Calibri" w:eastAsia="Calibri" w:hAnsi="Calibri"/>
-          <w:color w:val="1A2733"/>
-          <w:sz w:val="21"/>
-          <w:szCs w:val="21"/>
-        </w:rPr>
-        <w:t xml:space="preserve">A factory makes 952 toys and packs them 14 per crate. How many crates are filled?</w:t>
-      </w:r>
-    </w:p>
-    <w:p>
-      <w:pPr>
-        <w:spacing w:after="20"/>
-        <w:ind w:left="360"/>
-      </w:pPr>
-      <w:r>
-        <w:rPr>
-          <w:rFonts w:ascii="Calibri" w:cs="Calibri" w:eastAsia="Calibri" w:hAnsi="Calibri"/>
-          <w:color w:val="1A2733"/>
-          <w:sz w:val="20"/>
-          <w:szCs w:val="20"/>
-        </w:rPr>
-        <w:t xml:space="preserve">  ◯  A.  </w:t>
-      </w:r>
-      <w:r>
-        <w:rPr>
-          <w:rFonts w:ascii="Calibri" w:cs="Calibri" w:eastAsia="Calibri" w:hAnsi="Calibri"/>
-          <w:color w:val="1A2733"/>
-          <w:sz w:val="20"/>
-          <w:szCs w:val="20"/>
-        </w:rPr>
-        <w:t xml:space="preserve">58</w:t>
-      </w:r>
-    </w:p>
-    <w:p>
-      <w:pPr>
-        <w:spacing w:after="20"/>
-        <w:ind w:left="360"/>
-      </w:pPr>
-      <w:r>
-        <w:rPr>
-          <w:rFonts w:ascii="Calibri" w:cs="Calibri" w:eastAsia="Calibri" w:hAnsi="Calibri"/>
-          <w:color w:val="1A2733"/>
-          <w:sz w:val="20"/>
-          <w:szCs w:val="20"/>
-        </w:rPr>
-        <w:t xml:space="preserve">  ◯  B.  </w:t>
-      </w:r>
-      <w:r>
-        <w:rPr>
-          <w:rFonts w:ascii="Calibri" w:cs="Calibri" w:eastAsia="Calibri" w:hAnsi="Calibri"/>
-          <w:color w:val="1A2733"/>
-          <w:sz w:val="20"/>
-          <w:szCs w:val="20"/>
-        </w:rPr>
-        <w:t xml:space="preserve">62</w:t>
-      </w:r>
-    </w:p>
-    <w:p>
-      <w:pPr>
-        <w:spacing w:after="20"/>
-        <w:ind w:left="360"/>
-      </w:pPr>
-      <w:r>
-        <w:rPr>
-          <w:rFonts w:ascii="Calibri" w:cs="Calibri" w:eastAsia="Calibri" w:hAnsi="Calibri"/>
-          <w:color w:val="1A2733"/>
-          <w:sz w:val="20"/>
-          <w:szCs w:val="20"/>
-        </w:rPr>
-        <w:t xml:space="preserve">  ◯  C.  </w:t>
-      </w:r>
-      <w:r>
-        <w:rPr>
-          <w:rFonts w:ascii="Calibri" w:cs="Calibri" w:eastAsia="Calibri" w:hAnsi="Calibri"/>
-          <w:color w:val="1A2733"/>
-          <w:sz w:val="20"/>
-          <w:szCs w:val="20"/>
-        </w:rPr>
-        <w:t xml:space="preserve">68</w:t>
-      </w:r>
-    </w:p>
-    <w:p>
-      <w:pPr>
-        <w:spacing w:after="20"/>
-        <w:ind w:left="360"/>
-      </w:pPr>
-      <w:r>
-        <w:rPr>
-          <w:rFonts w:ascii="Calibri" w:cs="Calibri" w:eastAsia="Calibri" w:hAnsi="Calibri"/>
-          <w:color w:val="1A2733"/>
-          <w:sz w:val="20"/>
-          <w:szCs w:val="20"/>
-        </w:rPr>
-        <w:t xml:space="preserve">  ◯  D.  </w:t>
-      </w:r>
-      <w:r>
-        <w:rPr>
-          <w:rFonts w:ascii="Calibri" w:cs="Calibri" w:eastAsia="Calibri" w:hAnsi="Calibri"/>
-          <w:color w:val="1A2733"/>
-          <w:sz w:val="20"/>
-          <w:szCs w:val="20"/>
-        </w:rPr>
-        <w:t xml:space="preserve">72</w:t>
-      </w:r>
-    </w:p>
-    <w:p>
-      <w:pPr>
-        <w:spacing w:after="40" w:before="120"/>
-      </w:pPr>
-      <w:r>
-        <w:rPr>
-          <w:rFonts w:ascii="Calibri" w:cs="Calibri" w:eastAsia="Calibri" w:hAnsi="Calibri"/>
-          <w:b/>
-          <w:bCs/>
-          <w:color w:val="12355B"/>
-          <w:sz w:val="21"/>
-          <w:szCs w:val="21"/>
-        </w:rPr>
-        <w:t xml:space="preserve">3.  </w:t>
-      </w:r>
-      <w:r>
-        <w:rPr>
-          <w:rFonts w:ascii="Calibri" w:cs="Calibri" w:eastAsia="Calibri" w:hAnsi="Calibri"/>
-          <w:color w:val="1A2733"/>
-          <w:sz w:val="21"/>
-          <w:szCs w:val="21"/>
-        </w:rPr>
-        <w:t xml:space="preserve">Find 1,000 ÷ 8.</w:t>
-      </w:r>
-    </w:p>
-    <w:p>
-      <w:pPr>
-        <w:spacing w:after="30" w:before="30"/>
-      </w:pPr>
-      <w:r>
-        <w:rPr>
-          <w:rFonts w:ascii="Calibri" w:cs="Calibri" w:eastAsia="Calibri" w:hAnsi="Calibri"/>
-          <w:b/>
-          <w:bCs/>
-          <w:color w:val="5F6F80"/>
-          <w:sz w:val="20"/>
-          <w:szCs w:val="20"/>
-        </w:rPr>
-        <w:t xml:space="preserve">Answer: </w:t>
-      </w:r>
-      <w:r>
-        <w:rPr>
-          <w:rFonts w:ascii="Calibri" w:cs="Calibri" w:eastAsia="Calibri" w:hAnsi="Calibri"/>
-          <w:color w:val="5F6F80"/>
-          <w:sz w:val="20"/>
-          <w:szCs w:val="20"/>
-        </w:rPr>
-        <w:t xml:space="preserve">____________________________</w:t>
+    <w:tbl>
+      <w:tblPr>
+        <w:tblW w:type="pct" w:w="100%"/>
+        <w:tblBorders>
+          <w:top w:val="single" w:color="BBD0DE" w:sz="6"/>
+          <w:left w:val="single" w:color="BBD0DE" w:sz="6"/>
+          <w:bottom w:val="single" w:color="BBD0DE" w:sz="6"/>
+          <w:right w:val="single" w:color="BBD0DE" w:sz="6"/>
+          <w:insideH w:val="none"/>
+          <w:insideV w:val="none"/>
+        </w:tblBorders>
+      </w:tblPr>
+      <w:tblGrid>
+        <w:gridCol w:w="100"/>
+      </w:tblGrid>
+      <w:tr>
+        <w:tc>
+          <w:tcPr>
+            <w:shd w:fill="EEF4F8" w:color="auto" w:val="clear"/>
+            <w:tcMar>
+              <w:top w:type="dxa" w:w="120"/>
+              <w:left w:type="dxa" w:w="160"/>
+              <w:bottom w:type="dxa" w:w="120"/>
+              <w:right w:type="dxa" w:w="160"/>
+            </w:tcMar>
+          </w:tcPr>
+          <w:p>
+            <w:pPr>
+              <w:spacing w:after="30"/>
+            </w:pPr>
+            <w:r>
+              <w:rPr>
+                <w:rFonts w:ascii="Calibri" w:cs="Calibri" w:eastAsia="Calibri" w:hAnsi="Calibri"/>
+                <w:b/>
+                <w:bCs/>
+                <w:color w:val="12355B"/>
+                <w:sz w:val="19"/>
+                <w:szCs w:val="19"/>
+              </w:rPr>
+              <w:t xml:space="preserve">Directions</w:t>
+            </w:r>
+          </w:p>
+          <w:p>
+            <w:r>
+              <w:rPr>
+                <w:rFonts w:ascii="Calibri" w:cs="Calibri" w:eastAsia="Calibri" w:hAnsi="Calibri"/>
+                <w:color w:val="1A2733"/>
+                <w:sz w:val="19"/>
+                <w:szCs w:val="19"/>
+              </w:rPr>
+              <w:t xml:space="preserve">Read each item carefully and answer it the way you would on the MCAP. For selected-response items, fill in the circle (○) next to the correct answer. For constructed-response items, enter your answer and show your work. Every item below assesses standard 6.NS.B.2.</w:t>
+            </w:r>
+          </w:p>
+        </w:tc>
+      </w:tr>
+    </w:tbl>
+    <w:p>
+      <w:pPr>
+        <w:spacing w:after="120"/>
+      </w:pPr>
+      <w:r>
+        <w:rPr>
+          <w:rFonts w:ascii="Calibri" w:cs="Calibri" w:eastAsia="Calibri" w:hAnsi="Calibri"/>
+          <w:color w:val="1A2733"/>
+          <w:sz w:val="21"/>
+          <w:szCs w:val="21"/>
+        </w:rPr>
+        <w:t xml:space="preserve"/>
+      </w:r>
+    </w:p>
+    <w:tbl>
+      <w:tblPr>
+        <w:tblW w:type="pct" w:w="100%"/>
+        <w:tblBorders>
+          <w:top w:val="single" w:color="C7D2DD" w:sz="6"/>
+          <w:left w:val="single" w:color="C7D2DD" w:sz="6"/>
+          <w:bottom w:val="single" w:color="C7D2DD" w:sz="6"/>
+          <w:right w:val="single" w:color="C7D2DD" w:sz="6"/>
+          <w:insideH w:val="none"/>
+          <w:insideV w:val="none"/>
+        </w:tblBorders>
+      </w:tblPr>
+      <w:tblGrid>
+        <w:gridCol w:w="100"/>
+      </w:tblGrid>
+      <w:tr>
+        <w:tc>
+          <w:tcPr>
+            <w:tcMar>
+              <w:top w:type="dxa" w:w="0"/>
+              <w:left w:type="dxa" w:w="0"/>
+              <w:bottom w:type="dxa" w:w="120"/>
+              <w:right w:type="dxa" w:w="160"/>
+            </w:tcMar>
+          </w:tcPr>
+          <w:p>
+            <w:pPr>
+              <w:shd w:fill="6B4FA0" w:color="auto" w:val="clear"/>
+              <w:tabs>
+                <w:tab w:val="right" w:pos="9000"/>
+              </w:tabs>
+              <w:spacing w:after="30" w:before="30"/>
+              <w:ind w:left="120" w:right="120"/>
+            </w:pPr>
+            <w:r>
+              <w:rPr>
+                <w:rFonts w:ascii="Calibri" w:cs="Calibri" w:eastAsia="Calibri" w:hAnsi="Calibri"/>
+                <w:b/>
+                <w:bCs/>
+                <w:color w:val="FFFFFF"/>
+                <w:sz w:val="18"/>
+                <w:szCs w:val="18"/>
+              </w:rPr>
+              <w:t xml:space="preserve">Item 1</w:t>
+            </w:r>
+            <w:r>
+              <w:rPr>
+                <w:rFonts w:ascii="Calibri" w:cs="Calibri" w:eastAsia="Calibri" w:hAnsi="Calibri"/>
+                <w:color w:val="FFFFFF"/>
+                <w:sz w:val="18"/>
+                <w:szCs w:val="18"/>
+              </w:rPr>
+              <w:t xml:space="preserve">   |   </w:t>
+            </w:r>
+            <w:r>
+              <w:rPr>
+                <w:rFonts w:ascii="Calibri" w:cs="Calibri" w:eastAsia="Calibri" w:hAnsi="Calibri"/>
+                <w:color w:val="FFFFFF"/>
+                <w:spacing w:val="14"/>
+                <w:sz w:val="16"/>
+                <w:szCs w:val="16"/>
+              </w:rPr>
+              <w:t xml:space="preserve">SELECTED RESPONSE</w:t>
+            </w:r>
+            <w:r>
+              <w:rPr>
+                <w:rFonts w:ascii="Calibri" w:cs="Calibri" w:eastAsia="Calibri" w:hAnsi="Calibri"/>
+              </w:rPr>
+              <w:t xml:space="preserve">	</w:t>
+            </w:r>
+            <w:r>
+              <w:rPr>
+                <w:rFonts w:ascii="Calibri" w:cs="Calibri" w:eastAsia="Calibri" w:hAnsi="Calibri"/>
+                <w:b/>
+                <w:bCs/>
+                <w:color w:val="FFFFFF"/>
+                <w:sz w:val="17"/>
+                <w:szCs w:val="17"/>
+              </w:rPr>
+              <w:t xml:space="preserve">6.NS.B.2</w:t>
+            </w:r>
+          </w:p>
+          <w:p>
+            <w:pPr>
+              <w:spacing w:after="30" w:before="90"/>
+              <w:ind w:left="140" w:right="120"/>
+            </w:pPr>
+            <w:r>
+              <w:rPr>
+                <w:rFonts w:ascii="Calibri" w:cs="Calibri" w:eastAsia="Calibri" w:hAnsi="Calibri"/>
+                <w:b/>
+                <w:bCs/>
+                <w:color w:val="1A2733"/>
+                <w:sz w:val="21"/>
+                <w:szCs w:val="21"/>
+              </w:rPr>
+              <w:t xml:space="preserve">What is 3,744 ÷ 16?</w:t>
+            </w:r>
+          </w:p>
+          <w:p>
+            <w:pPr>
+              <w:spacing w:after="60"/>
+              <w:ind w:left="140" w:right="120"/>
+            </w:pPr>
+            <w:r>
+              <w:rPr>
+                <w:rFonts w:ascii="Calibri" w:cs="Calibri" w:eastAsia="Calibri" w:hAnsi="Calibri"/>
+                <w:i/>
+                <w:iCs/>
+                <w:color w:val="5F6F80"/>
+                <w:sz w:val="18"/>
+                <w:szCs w:val="18"/>
+              </w:rPr>
+              <w:t xml:space="preserve">Select the correct answer.</w:t>
+            </w:r>
+          </w:p>
+          <w:p>
+            <w:pPr>
+              <w:spacing w:after="24"/>
+              <w:ind w:left="380"/>
+            </w:pPr>
+            <w:r>
+              <w:rPr>
+                <w:rFonts w:ascii="Calibri" w:cs="Calibri" w:eastAsia="Calibri" w:hAnsi="Calibri"/>
+                <w:color w:val="6B4FA0"/>
+                <w:sz w:val="22"/>
+                <w:szCs w:val="22"/>
+              </w:rPr>
+              <w:t xml:space="preserve">○  </w:t>
+            </w:r>
+            <w:r>
+              <w:rPr>
+                <w:rFonts w:ascii="Calibri" w:cs="Calibri" w:eastAsia="Calibri" w:hAnsi="Calibri"/>
+                <w:b/>
+                <w:bCs/>
+                <w:color w:val="1A2733"/>
+                <w:sz w:val="21"/>
+                <w:szCs w:val="21"/>
+              </w:rPr>
+              <w:t xml:space="preserve">A.  </w:t>
+            </w:r>
+            <w:r>
+              <w:rPr>
+                <w:rFonts w:ascii="Calibri" w:cs="Calibri" w:eastAsia="Calibri" w:hAnsi="Calibri"/>
+                <w:color w:val="1A2733"/>
+                <w:sz w:val="21"/>
+                <w:szCs w:val="21"/>
+              </w:rPr>
+              <w:t xml:space="preserve">224</w:t>
+            </w:r>
+          </w:p>
+          <w:p>
+            <w:pPr>
+              <w:spacing w:after="24"/>
+              <w:ind w:left="380"/>
+            </w:pPr>
+            <w:r>
+              <w:rPr>
+                <w:rFonts w:ascii="Calibri" w:cs="Calibri" w:eastAsia="Calibri" w:hAnsi="Calibri"/>
+                <w:color w:val="6B4FA0"/>
+                <w:sz w:val="22"/>
+                <w:szCs w:val="22"/>
+              </w:rPr>
+              <w:t xml:space="preserve">○  </w:t>
+            </w:r>
+            <w:r>
+              <w:rPr>
+                <w:rFonts w:ascii="Calibri" w:cs="Calibri" w:eastAsia="Calibri" w:hAnsi="Calibri"/>
+                <w:b/>
+                <w:bCs/>
+                <w:color w:val="1A2733"/>
+                <w:sz w:val="21"/>
+                <w:szCs w:val="21"/>
+              </w:rPr>
+              <w:t xml:space="preserve">B.  </w:t>
+            </w:r>
+            <w:r>
+              <w:rPr>
+                <w:rFonts w:ascii="Calibri" w:cs="Calibri" w:eastAsia="Calibri" w:hAnsi="Calibri"/>
+                <w:color w:val="1A2733"/>
+                <w:sz w:val="21"/>
+                <w:szCs w:val="21"/>
+              </w:rPr>
+              <w:t xml:space="preserve">234</w:t>
+            </w:r>
+          </w:p>
+          <w:p>
+            <w:pPr>
+              <w:spacing w:after="24"/>
+              <w:ind w:left="380"/>
+            </w:pPr>
+            <w:r>
+              <w:rPr>
+                <w:rFonts w:ascii="Calibri" w:cs="Calibri" w:eastAsia="Calibri" w:hAnsi="Calibri"/>
+                <w:color w:val="6B4FA0"/>
+                <w:sz w:val="22"/>
+                <w:szCs w:val="22"/>
+              </w:rPr>
+              <w:t xml:space="preserve">○  </w:t>
+            </w:r>
+            <w:r>
+              <w:rPr>
+                <w:rFonts w:ascii="Calibri" w:cs="Calibri" w:eastAsia="Calibri" w:hAnsi="Calibri"/>
+                <w:b/>
+                <w:bCs/>
+                <w:color w:val="1A2733"/>
+                <w:sz w:val="21"/>
+                <w:szCs w:val="21"/>
+              </w:rPr>
+              <w:t xml:space="preserve">C.  </w:t>
+            </w:r>
+            <w:r>
+              <w:rPr>
+                <w:rFonts w:ascii="Calibri" w:cs="Calibri" w:eastAsia="Calibri" w:hAnsi="Calibri"/>
+                <w:color w:val="1A2733"/>
+                <w:sz w:val="21"/>
+                <w:szCs w:val="21"/>
+              </w:rPr>
+              <w:t xml:space="preserve">244</w:t>
+            </w:r>
+          </w:p>
+          <w:p>
+            <w:pPr>
+              <w:spacing w:after="24"/>
+              <w:ind w:left="380"/>
+            </w:pPr>
+            <w:r>
+              <w:rPr>
+                <w:rFonts w:ascii="Calibri" w:cs="Calibri" w:eastAsia="Calibri" w:hAnsi="Calibri"/>
+                <w:color w:val="6B4FA0"/>
+                <w:sz w:val="22"/>
+                <w:szCs w:val="22"/>
+              </w:rPr>
+              <w:t xml:space="preserve">○  </w:t>
+            </w:r>
+            <w:r>
+              <w:rPr>
+                <w:rFonts w:ascii="Calibri" w:cs="Calibri" w:eastAsia="Calibri" w:hAnsi="Calibri"/>
+                <w:b/>
+                <w:bCs/>
+                <w:color w:val="1A2733"/>
+                <w:sz w:val="21"/>
+                <w:szCs w:val="21"/>
+              </w:rPr>
+              <w:t xml:space="preserve">D.  </w:t>
+            </w:r>
+            <w:r>
+              <w:rPr>
+                <w:rFonts w:ascii="Calibri" w:cs="Calibri" w:eastAsia="Calibri" w:hAnsi="Calibri"/>
+                <w:color w:val="1A2733"/>
+                <w:sz w:val="21"/>
+                <w:szCs w:val="21"/>
+              </w:rPr>
+              <w:t xml:space="preserve">334</w:t>
+            </w:r>
+          </w:p>
+        </w:tc>
+      </w:tr>
+    </w:tbl>
+    <w:p>
+      <w:pPr>
+        <w:spacing w:after="100"/>
+      </w:pPr>
+      <w:r>
+        <w:rPr>
+          <w:rFonts w:ascii="Calibri" w:cs="Calibri" w:eastAsia="Calibri" w:hAnsi="Calibri"/>
+          <w:color w:val="1A2733"/>
+          <w:sz w:val="21"/>
+          <w:szCs w:val="21"/>
+        </w:rPr>
+        <w:t xml:space="preserve"/>
+      </w:r>
+    </w:p>
+    <w:tbl>
+      <w:tblPr>
+        <w:tblW w:type="pct" w:w="100%"/>
+        <w:tblBorders>
+          <w:top w:val="single" w:color="C7D2DD" w:sz="6"/>
+          <w:left w:val="single" w:color="C7D2DD" w:sz="6"/>
+          <w:bottom w:val="single" w:color="C7D2DD" w:sz="6"/>
+          <w:right w:val="single" w:color="C7D2DD" w:sz="6"/>
+          <w:insideH w:val="none"/>
+          <w:insideV w:val="none"/>
+        </w:tblBorders>
+      </w:tblPr>
+      <w:tblGrid>
+        <w:gridCol w:w="100"/>
+      </w:tblGrid>
+      <w:tr>
+        <w:tc>
+          <w:tcPr>
+            <w:tcMar>
+              <w:top w:type="dxa" w:w="0"/>
+              <w:left w:type="dxa" w:w="0"/>
+              <w:bottom w:type="dxa" w:w="120"/>
+              <w:right w:type="dxa" w:w="160"/>
+            </w:tcMar>
+          </w:tcPr>
+          <w:p>
+            <w:pPr>
+              <w:shd w:fill="6B4FA0" w:color="auto" w:val="clear"/>
+              <w:tabs>
+                <w:tab w:val="right" w:pos="9000"/>
+              </w:tabs>
+              <w:spacing w:after="30" w:before="30"/>
+              <w:ind w:left="120" w:right="120"/>
+            </w:pPr>
+            <w:r>
+              <w:rPr>
+                <w:rFonts w:ascii="Calibri" w:cs="Calibri" w:eastAsia="Calibri" w:hAnsi="Calibri"/>
+                <w:b/>
+                <w:bCs/>
+                <w:color w:val="FFFFFF"/>
+                <w:sz w:val="18"/>
+                <w:szCs w:val="18"/>
+              </w:rPr>
+              <w:t xml:space="preserve">Item 2</w:t>
+            </w:r>
+            <w:r>
+              <w:rPr>
+                <w:rFonts w:ascii="Calibri" w:cs="Calibri" w:eastAsia="Calibri" w:hAnsi="Calibri"/>
+                <w:color w:val="FFFFFF"/>
+                <w:sz w:val="18"/>
+                <w:szCs w:val="18"/>
+              </w:rPr>
+              <w:t xml:space="preserve">   |   </w:t>
+            </w:r>
+            <w:r>
+              <w:rPr>
+                <w:rFonts w:ascii="Calibri" w:cs="Calibri" w:eastAsia="Calibri" w:hAnsi="Calibri"/>
+                <w:color w:val="FFFFFF"/>
+                <w:spacing w:val="14"/>
+                <w:sz w:val="16"/>
+                <w:szCs w:val="16"/>
+              </w:rPr>
+              <w:t xml:space="preserve">SELECTED RESPONSE</w:t>
+            </w:r>
+            <w:r>
+              <w:rPr>
+                <w:rFonts w:ascii="Calibri" w:cs="Calibri" w:eastAsia="Calibri" w:hAnsi="Calibri"/>
+              </w:rPr>
+              <w:t xml:space="preserve">	</w:t>
+            </w:r>
+            <w:r>
+              <w:rPr>
+                <w:rFonts w:ascii="Calibri" w:cs="Calibri" w:eastAsia="Calibri" w:hAnsi="Calibri"/>
+                <w:b/>
+                <w:bCs/>
+                <w:color w:val="FFFFFF"/>
+                <w:sz w:val="17"/>
+                <w:szCs w:val="17"/>
+              </w:rPr>
+              <w:t xml:space="preserve">6.NS.B.2</w:t>
+            </w:r>
+          </w:p>
+          <w:p>
+            <w:pPr>
+              <w:spacing w:after="30" w:before="90"/>
+              <w:ind w:left="140" w:right="120"/>
+            </w:pPr>
+            <w:r>
+              <w:rPr>
+                <w:rFonts w:ascii="Calibri" w:cs="Calibri" w:eastAsia="Calibri" w:hAnsi="Calibri"/>
+                <w:b/>
+                <w:bCs/>
+                <w:color w:val="1A2733"/>
+                <w:sz w:val="21"/>
+                <w:szCs w:val="21"/>
+              </w:rPr>
+              <w:t xml:space="preserve">A factory makes 952 toys and packs them 14 per crate. How many crates are filled?</w:t>
+            </w:r>
+          </w:p>
+          <w:p>
+            <w:pPr>
+              <w:spacing w:after="60"/>
+              <w:ind w:left="140" w:right="120"/>
+            </w:pPr>
+            <w:r>
+              <w:rPr>
+                <w:rFonts w:ascii="Calibri" w:cs="Calibri" w:eastAsia="Calibri" w:hAnsi="Calibri"/>
+                <w:i/>
+                <w:iCs/>
+                <w:color w:val="5F6F80"/>
+                <w:sz w:val="18"/>
+                <w:szCs w:val="18"/>
+              </w:rPr>
+              <w:t xml:space="preserve">Select the correct answer.</w:t>
+            </w:r>
+          </w:p>
+          <w:p>
+            <w:pPr>
+              <w:spacing w:after="24"/>
+              <w:ind w:left="380"/>
+            </w:pPr>
+            <w:r>
+              <w:rPr>
+                <w:rFonts w:ascii="Calibri" w:cs="Calibri" w:eastAsia="Calibri" w:hAnsi="Calibri"/>
+                <w:color w:val="6B4FA0"/>
+                <w:sz w:val="22"/>
+                <w:szCs w:val="22"/>
+              </w:rPr>
+              <w:t xml:space="preserve">○  </w:t>
+            </w:r>
+            <w:r>
+              <w:rPr>
+                <w:rFonts w:ascii="Calibri" w:cs="Calibri" w:eastAsia="Calibri" w:hAnsi="Calibri"/>
+                <w:b/>
+                <w:bCs/>
+                <w:color w:val="1A2733"/>
+                <w:sz w:val="21"/>
+                <w:szCs w:val="21"/>
+              </w:rPr>
+              <w:t xml:space="preserve">A.  </w:t>
+            </w:r>
+            <w:r>
+              <w:rPr>
+                <w:rFonts w:ascii="Calibri" w:cs="Calibri" w:eastAsia="Calibri" w:hAnsi="Calibri"/>
+                <w:color w:val="1A2733"/>
+                <w:sz w:val="21"/>
+                <w:szCs w:val="21"/>
+              </w:rPr>
+              <w:t xml:space="preserve">58</w:t>
+            </w:r>
+          </w:p>
+          <w:p>
+            <w:pPr>
+              <w:spacing w:after="24"/>
+              <w:ind w:left="380"/>
+            </w:pPr>
+            <w:r>
+              <w:rPr>
+                <w:rFonts w:ascii="Calibri" w:cs="Calibri" w:eastAsia="Calibri" w:hAnsi="Calibri"/>
+                <w:color w:val="6B4FA0"/>
+                <w:sz w:val="22"/>
+                <w:szCs w:val="22"/>
+              </w:rPr>
+              <w:t xml:space="preserve">○  </w:t>
+            </w:r>
+            <w:r>
+              <w:rPr>
+                <w:rFonts w:ascii="Calibri" w:cs="Calibri" w:eastAsia="Calibri" w:hAnsi="Calibri"/>
+                <w:b/>
+                <w:bCs/>
+                <w:color w:val="1A2733"/>
+                <w:sz w:val="21"/>
+                <w:szCs w:val="21"/>
+              </w:rPr>
+              <w:t xml:space="preserve">B.  </w:t>
+            </w:r>
+            <w:r>
+              <w:rPr>
+                <w:rFonts w:ascii="Calibri" w:cs="Calibri" w:eastAsia="Calibri" w:hAnsi="Calibri"/>
+                <w:color w:val="1A2733"/>
+                <w:sz w:val="21"/>
+                <w:szCs w:val="21"/>
+              </w:rPr>
+              <w:t xml:space="preserve">62</w:t>
+            </w:r>
+          </w:p>
+          <w:p>
+            <w:pPr>
+              <w:spacing w:after="24"/>
+              <w:ind w:left="380"/>
+            </w:pPr>
+            <w:r>
+              <w:rPr>
+                <w:rFonts w:ascii="Calibri" w:cs="Calibri" w:eastAsia="Calibri" w:hAnsi="Calibri"/>
+                <w:color w:val="6B4FA0"/>
+                <w:sz w:val="22"/>
+                <w:szCs w:val="22"/>
+              </w:rPr>
+              <w:t xml:space="preserve">○  </w:t>
+            </w:r>
+            <w:r>
+              <w:rPr>
+                <w:rFonts w:ascii="Calibri" w:cs="Calibri" w:eastAsia="Calibri" w:hAnsi="Calibri"/>
+                <w:b/>
+                <w:bCs/>
+                <w:color w:val="1A2733"/>
+                <w:sz w:val="21"/>
+                <w:szCs w:val="21"/>
+              </w:rPr>
+              <w:t xml:space="preserve">C.  </w:t>
+            </w:r>
+            <w:r>
+              <w:rPr>
+                <w:rFonts w:ascii="Calibri" w:cs="Calibri" w:eastAsia="Calibri" w:hAnsi="Calibri"/>
+                <w:color w:val="1A2733"/>
+                <w:sz w:val="21"/>
+                <w:szCs w:val="21"/>
+              </w:rPr>
+              <w:t xml:space="preserve">68</w:t>
+            </w:r>
+          </w:p>
+          <w:p>
+            <w:pPr>
+              <w:spacing w:after="24"/>
+              <w:ind w:left="380"/>
+            </w:pPr>
+            <w:r>
+              <w:rPr>
+                <w:rFonts w:ascii="Calibri" w:cs="Calibri" w:eastAsia="Calibri" w:hAnsi="Calibri"/>
+                <w:color w:val="6B4FA0"/>
+                <w:sz w:val="22"/>
+                <w:szCs w:val="22"/>
+              </w:rPr>
+              <w:t xml:space="preserve">○  </w:t>
+            </w:r>
+            <w:r>
+              <w:rPr>
+                <w:rFonts w:ascii="Calibri" w:cs="Calibri" w:eastAsia="Calibri" w:hAnsi="Calibri"/>
+                <w:b/>
+                <w:bCs/>
+                <w:color w:val="1A2733"/>
+                <w:sz w:val="21"/>
+                <w:szCs w:val="21"/>
+              </w:rPr>
+              <w:t xml:space="preserve">D.  </w:t>
+            </w:r>
+            <w:r>
+              <w:rPr>
+                <w:rFonts w:ascii="Calibri" w:cs="Calibri" w:eastAsia="Calibri" w:hAnsi="Calibri"/>
+                <w:color w:val="1A2733"/>
+                <w:sz w:val="21"/>
+                <w:szCs w:val="21"/>
+              </w:rPr>
+              <w:t xml:space="preserve">72</w:t>
+            </w:r>
+          </w:p>
+        </w:tc>
+      </w:tr>
+    </w:tbl>
+    <w:p>
+      <w:pPr>
+        <w:spacing w:after="100"/>
+      </w:pPr>
+      <w:r>
+        <w:rPr>
+          <w:rFonts w:ascii="Calibri" w:cs="Calibri" w:eastAsia="Calibri" w:hAnsi="Calibri"/>
+          <w:color w:val="1A2733"/>
+          <w:sz w:val="21"/>
+          <w:szCs w:val="21"/>
+        </w:rPr>
+        <w:t xml:space="preserve"/>
+      </w:r>
+    </w:p>
+    <w:tbl>
+      <w:tblPr>
+        <w:tblW w:type="pct" w:w="100%"/>
+        <w:tblBorders>
+          <w:top w:val="single" w:color="C7D2DD" w:sz="6"/>
+          <w:left w:val="single" w:color="C7D2DD" w:sz="6"/>
+          <w:bottom w:val="single" w:color="C7D2DD" w:sz="6"/>
+          <w:right w:val="single" w:color="C7D2DD" w:sz="6"/>
+          <w:insideH w:val="none"/>
+          <w:insideV w:val="none"/>
+        </w:tblBorders>
+      </w:tblPr>
+      <w:tblGrid>
+        <w:gridCol w:w="100"/>
+      </w:tblGrid>
+      <w:tr>
+        <w:tc>
+          <w:tcPr>
+            <w:tcMar>
+              <w:top w:type="dxa" w:w="0"/>
+              <w:left w:type="dxa" w:w="0"/>
+              <w:bottom w:type="dxa" w:w="120"/>
+              <w:right w:type="dxa" w:w="160"/>
+            </w:tcMar>
+          </w:tcPr>
+          <w:p>
+            <w:pPr>
+              <w:shd w:fill="6B4FA0" w:color="auto" w:val="clear"/>
+              <w:tabs>
+                <w:tab w:val="right" w:pos="9000"/>
+              </w:tabs>
+              <w:spacing w:after="30" w:before="30"/>
+              <w:ind w:left="120" w:right="120"/>
+            </w:pPr>
+            <w:r>
+              <w:rPr>
+                <w:rFonts w:ascii="Calibri" w:cs="Calibri" w:eastAsia="Calibri" w:hAnsi="Calibri"/>
+                <w:b/>
+                <w:bCs/>
+                <w:color w:val="FFFFFF"/>
+                <w:sz w:val="18"/>
+                <w:szCs w:val="18"/>
+              </w:rPr>
+              <w:t xml:space="preserve">Item 3</w:t>
+            </w:r>
+            <w:r>
+              <w:rPr>
+                <w:rFonts w:ascii="Calibri" w:cs="Calibri" w:eastAsia="Calibri" w:hAnsi="Calibri"/>
+                <w:color w:val="FFFFFF"/>
+                <w:sz w:val="18"/>
+                <w:szCs w:val="18"/>
+              </w:rPr>
+              <w:t xml:space="preserve">   |   </w:t>
+            </w:r>
+            <w:r>
+              <w:rPr>
+                <w:rFonts w:ascii="Calibri" w:cs="Calibri" w:eastAsia="Calibri" w:hAnsi="Calibri"/>
+                <w:color w:val="FFFFFF"/>
+                <w:spacing w:val="14"/>
+                <w:sz w:val="16"/>
+                <w:szCs w:val="16"/>
+              </w:rPr>
+              <w:t xml:space="preserve">CONSTRUCTED RESPONSE</w:t>
+            </w:r>
+            <w:r>
+              <w:rPr>
+                <w:rFonts w:ascii="Calibri" w:cs="Calibri" w:eastAsia="Calibri" w:hAnsi="Calibri"/>
+              </w:rPr>
+              <w:t xml:space="preserve">	</w:t>
+            </w:r>
+            <w:r>
+              <w:rPr>
+                <w:rFonts w:ascii="Calibri" w:cs="Calibri" w:eastAsia="Calibri" w:hAnsi="Calibri"/>
+                <w:b/>
+                <w:bCs/>
+                <w:color w:val="FFFFFF"/>
+                <w:sz w:val="17"/>
+                <w:szCs w:val="17"/>
+              </w:rPr>
+              <w:t xml:space="preserve">6.NS.B.2</w:t>
+            </w:r>
+          </w:p>
+          <w:p>
+            <w:pPr>
+              <w:spacing w:after="30" w:before="90"/>
+              <w:ind w:left="140" w:right="120"/>
+            </w:pPr>
+            <w:r>
+              <w:rPr>
+                <w:rFonts w:ascii="Calibri" w:cs="Calibri" w:eastAsia="Calibri" w:hAnsi="Calibri"/>
+                <w:b/>
+                <w:bCs/>
+                <w:color w:val="1A2733"/>
+                <w:sz w:val="21"/>
+                <w:szCs w:val="21"/>
+              </w:rPr>
+              <w:t xml:space="preserve">Find 1,000 ÷ 8.</w:t>
+            </w:r>
+          </w:p>
+          <w:p>
+            <w:pPr>
+              <w:spacing w:after="60"/>
+              <w:ind w:left="140" w:right="120"/>
+            </w:pPr>
+            <w:r>
+              <w:rPr>
+                <w:rFonts w:ascii="Calibri" w:cs="Calibri" w:eastAsia="Calibri" w:hAnsi="Calibri"/>
+                <w:i/>
+                <w:iCs/>
+                <w:color w:val="5F6F80"/>
+                <w:sz w:val="18"/>
+                <w:szCs w:val="18"/>
+              </w:rPr>
+              <w:t xml:space="preserve">Enter your answer in the space provided. Show your work.</w:t>
+            </w:r>
+          </w:p>
+          <w:p>
+            <w:pPr>
+              <w:pBdr>
+                <w:bottom w:val="single" w:color="AFBECC" w:sz="4" w:space="2"/>
+              </w:pBdr>
+              <w:spacing w:after="6" w:before="30" w:line="360"/>
+              <w:ind w:left="140" w:right="120"/>
+            </w:pPr>
+            <w:r>
+              <w:rPr>
+                <w:rFonts w:ascii="Calibri" w:cs="Calibri" w:eastAsia="Calibri" w:hAnsi="Calibri"/>
+                <w:color w:val="1A2733"/>
+                <w:sz w:val="21"/>
+                <w:szCs w:val="21"/>
+              </w:rPr>
+              <w:t xml:space="preserve"/>
+            </w:r>
+          </w:p>
+          <w:p>
+            <w:pPr>
+              <w:pBdr>
+                <w:bottom w:val="single" w:color="AFBECC" w:sz="4" w:space="2"/>
+              </w:pBdr>
+              <w:spacing w:after="0" w:line="360"/>
+              <w:ind w:left="140" w:right="120"/>
+            </w:pPr>
+            <w:r>
+              <w:rPr>
+                <w:rFonts w:ascii="Calibri" w:cs="Calibri" w:eastAsia="Calibri" w:hAnsi="Calibri"/>
+                <w:color w:val="1A2733"/>
+                <w:sz w:val="21"/>
+                <w:szCs w:val="21"/>
+              </w:rPr>
+              <w:t xml:space="preserve"/>
+            </w:r>
+          </w:p>
+        </w:tc>
+      </w:tr>
+    </w:tbl>
+    <w:p>
+      <w:pPr>
+        <w:spacing w:after="100"/>
+      </w:pPr>
+      <w:r>
+        <w:rPr>
+          <w:rFonts w:ascii="Calibri" w:cs="Calibri" w:eastAsia="Calibri" w:hAnsi="Calibri"/>
+          <w:color w:val="1A2733"/>
+          <w:sz w:val="21"/>
+          <w:szCs w:val="21"/>
+        </w:rPr>
+        <w:t xml:space="preserve"/>
       </w:r>
     </w:p>
     <w:p>
@@ -4383,312 +5337,789 @@
         <w:t xml:space="preserve">MCAP-Style Practice</w:t>
       </w:r>
     </w:p>
-    <w:p>
-      <w:pPr>
-        <w:spacing w:after="80"/>
-      </w:pPr>
-      <w:r>
-        <w:rPr>
-          <w:rFonts w:ascii="Calibri" w:cs="Calibri" w:eastAsia="Calibri" w:hAnsi="Calibri"/>
-          <w:i/>
-          <w:iCs/>
-          <w:color w:val="5F6F80"/>
-          <w:sz w:val="19"/>
-          <w:szCs w:val="19"/>
-        </w:rPr>
-        <w:t xml:space="preserve">Bubble the best answer or fill in the blank, just like on the test.</w:t>
-      </w:r>
-    </w:p>
-    <w:p>
-      <w:pPr>
-        <w:spacing w:after="40" w:before="120"/>
-      </w:pPr>
-      <w:r>
-        <w:rPr>
-          <w:rFonts w:ascii="Calibri" w:cs="Calibri" w:eastAsia="Calibri" w:hAnsi="Calibri"/>
-          <w:b/>
-          <w:bCs/>
-          <w:color w:val="12355B"/>
-          <w:sz w:val="21"/>
-          <w:szCs w:val="21"/>
-        </w:rPr>
-        <w:t xml:space="preserve">1.  </w:t>
-      </w:r>
-      <w:r>
-        <w:rPr>
-          <w:rFonts w:ascii="Calibri" w:cs="Calibri" w:eastAsia="Calibri" w:hAnsi="Calibri"/>
-          <w:color w:val="1A2733"/>
-          <w:sz w:val="21"/>
-          <w:szCs w:val="21"/>
-        </w:rPr>
-        <w:t xml:space="preserve">Maria pays for lunch with a $20 bill. Her meal costs $15.75. How much change does she get?</w:t>
-      </w:r>
-    </w:p>
-    <w:p>
-      <w:pPr>
-        <w:spacing w:after="20"/>
-        <w:ind w:left="360"/>
-      </w:pPr>
-      <w:r>
-        <w:rPr>
-          <w:rFonts w:ascii="Calibri" w:cs="Calibri" w:eastAsia="Calibri" w:hAnsi="Calibri"/>
-          <w:color w:val="1A2733"/>
-          <w:sz w:val="20"/>
-          <w:szCs w:val="20"/>
-        </w:rPr>
-        <w:t xml:space="preserve">  ◯  A.  </w:t>
-      </w:r>
-      <w:r>
-        <w:rPr>
-          <w:rFonts w:ascii="Calibri" w:cs="Calibri" w:eastAsia="Calibri" w:hAnsi="Calibri"/>
-          <w:color w:val="1A2733"/>
-          <w:sz w:val="20"/>
-          <w:szCs w:val="20"/>
-        </w:rPr>
-        <w:t xml:space="preserve">$4.25</w:t>
-      </w:r>
-    </w:p>
-    <w:p>
-      <w:pPr>
-        <w:spacing w:after="20"/>
-        <w:ind w:left="360"/>
-      </w:pPr>
-      <w:r>
-        <w:rPr>
-          <w:rFonts w:ascii="Calibri" w:cs="Calibri" w:eastAsia="Calibri" w:hAnsi="Calibri"/>
-          <w:color w:val="1A2733"/>
-          <w:sz w:val="20"/>
-          <w:szCs w:val="20"/>
-        </w:rPr>
-        <w:t xml:space="preserve">  ◯  B.  </w:t>
-      </w:r>
-      <w:r>
-        <w:rPr>
-          <w:rFonts w:ascii="Calibri" w:cs="Calibri" w:eastAsia="Calibri" w:hAnsi="Calibri"/>
-          <w:color w:val="1A2733"/>
-          <w:sz w:val="20"/>
-          <w:szCs w:val="20"/>
-        </w:rPr>
-        <w:t xml:space="preserve">$4.75</w:t>
-      </w:r>
-    </w:p>
-    <w:p>
-      <w:pPr>
-        <w:spacing w:after="20"/>
-        <w:ind w:left="360"/>
-      </w:pPr>
-      <w:r>
-        <w:rPr>
-          <w:rFonts w:ascii="Calibri" w:cs="Calibri" w:eastAsia="Calibri" w:hAnsi="Calibri"/>
-          <w:color w:val="1A2733"/>
-          <w:sz w:val="20"/>
-          <w:szCs w:val="20"/>
-        </w:rPr>
-        <w:t xml:space="preserve">  ◯  C.  </w:t>
-      </w:r>
-      <w:r>
-        <w:rPr>
-          <w:rFonts w:ascii="Calibri" w:cs="Calibri" w:eastAsia="Calibri" w:hAnsi="Calibri"/>
-          <w:color w:val="1A2733"/>
-          <w:sz w:val="20"/>
-          <w:szCs w:val="20"/>
-        </w:rPr>
-        <w:t xml:space="preserve">$5.25</w:t>
-      </w:r>
-    </w:p>
-    <w:p>
-      <w:pPr>
-        <w:spacing w:after="20"/>
-        <w:ind w:left="360"/>
-      </w:pPr>
-      <w:r>
-        <w:rPr>
-          <w:rFonts w:ascii="Calibri" w:cs="Calibri" w:eastAsia="Calibri" w:hAnsi="Calibri"/>
-          <w:color w:val="1A2733"/>
-          <w:sz w:val="20"/>
-          <w:szCs w:val="20"/>
-        </w:rPr>
-        <w:t xml:space="preserve">  ◯  D.  </w:t>
-      </w:r>
-      <w:r>
-        <w:rPr>
-          <w:rFonts w:ascii="Calibri" w:cs="Calibri" w:eastAsia="Calibri" w:hAnsi="Calibri"/>
-          <w:color w:val="1A2733"/>
-          <w:sz w:val="20"/>
-          <w:szCs w:val="20"/>
-        </w:rPr>
-        <w:t xml:space="preserve">$5.75</w:t>
-      </w:r>
-    </w:p>
-    <w:p>
-      <w:pPr>
-        <w:spacing w:after="40" w:before="120"/>
-      </w:pPr>
-      <w:r>
-        <w:rPr>
-          <w:rFonts w:ascii="Calibri" w:cs="Calibri" w:eastAsia="Calibri" w:hAnsi="Calibri"/>
-          <w:b/>
-          <w:bCs/>
-          <w:color w:val="12355B"/>
-          <w:sz w:val="21"/>
-          <w:szCs w:val="21"/>
-        </w:rPr>
-        <w:t xml:space="preserve">2.  </w:t>
-      </w:r>
-      <w:r>
-        <w:rPr>
-          <w:rFonts w:ascii="Calibri" w:cs="Calibri" w:eastAsia="Calibri" w:hAnsi="Calibri"/>
-          <w:color w:val="1A2733"/>
-          <w:sz w:val="21"/>
-          <w:szCs w:val="21"/>
-        </w:rPr>
-        <w:t xml:space="preserve">What is 7.5 ÷ 0.25?</w:t>
-      </w:r>
-    </w:p>
-    <w:p>
-      <w:pPr>
-        <w:spacing w:after="20"/>
-        <w:ind w:left="360"/>
-      </w:pPr>
-      <w:r>
-        <w:rPr>
-          <w:rFonts w:ascii="Calibri" w:cs="Calibri" w:eastAsia="Calibri" w:hAnsi="Calibri"/>
-          <w:color w:val="1A2733"/>
-          <w:sz w:val="20"/>
-          <w:szCs w:val="20"/>
-        </w:rPr>
-        <w:t xml:space="preserve">  ◯  A.  </w:t>
-      </w:r>
-      <w:r>
-        <w:rPr>
-          <w:rFonts w:ascii="Calibri" w:cs="Calibri" w:eastAsia="Calibri" w:hAnsi="Calibri"/>
-          <w:color w:val="1A2733"/>
-          <w:sz w:val="20"/>
-          <w:szCs w:val="20"/>
-        </w:rPr>
-        <w:t xml:space="preserve">3</w:t>
-      </w:r>
-    </w:p>
-    <w:p>
-      <w:pPr>
-        <w:spacing w:after="20"/>
-        <w:ind w:left="360"/>
-      </w:pPr>
-      <w:r>
-        <w:rPr>
-          <w:rFonts w:ascii="Calibri" w:cs="Calibri" w:eastAsia="Calibri" w:hAnsi="Calibri"/>
-          <w:color w:val="1A2733"/>
-          <w:sz w:val="20"/>
-          <w:szCs w:val="20"/>
-        </w:rPr>
-        <w:t xml:space="preserve">  ◯  B.  </w:t>
-      </w:r>
-      <w:r>
-        <w:rPr>
-          <w:rFonts w:ascii="Calibri" w:cs="Calibri" w:eastAsia="Calibri" w:hAnsi="Calibri"/>
-          <w:color w:val="1A2733"/>
-          <w:sz w:val="20"/>
-          <w:szCs w:val="20"/>
-        </w:rPr>
-        <w:t xml:space="preserve">0.3</w:t>
-      </w:r>
-    </w:p>
-    <w:p>
-      <w:pPr>
-        <w:spacing w:after="20"/>
-        <w:ind w:left="360"/>
-      </w:pPr>
-      <w:r>
-        <w:rPr>
-          <w:rFonts w:ascii="Calibri" w:cs="Calibri" w:eastAsia="Calibri" w:hAnsi="Calibri"/>
-          <w:color w:val="1A2733"/>
-          <w:sz w:val="20"/>
-          <w:szCs w:val="20"/>
-        </w:rPr>
-        <w:t xml:space="preserve">  ◯  C.  </w:t>
-      </w:r>
-      <w:r>
-        <w:rPr>
-          <w:rFonts w:ascii="Calibri" w:cs="Calibri" w:eastAsia="Calibri" w:hAnsi="Calibri"/>
-          <w:color w:val="1A2733"/>
-          <w:sz w:val="20"/>
-          <w:szCs w:val="20"/>
-        </w:rPr>
-        <w:t xml:space="preserve">30</w:t>
-      </w:r>
-    </w:p>
-    <w:p>
-      <w:pPr>
-        <w:spacing w:after="20"/>
-        <w:ind w:left="360"/>
-      </w:pPr>
-      <w:r>
-        <w:rPr>
-          <w:rFonts w:ascii="Calibri" w:cs="Calibri" w:eastAsia="Calibri" w:hAnsi="Calibri"/>
-          <w:color w:val="1A2733"/>
-          <w:sz w:val="20"/>
-          <w:szCs w:val="20"/>
-        </w:rPr>
-        <w:t xml:space="preserve">  ◯  D.  </w:t>
-      </w:r>
-      <w:r>
-        <w:rPr>
-          <w:rFonts w:ascii="Calibri" w:cs="Calibri" w:eastAsia="Calibri" w:hAnsi="Calibri"/>
-          <w:color w:val="1A2733"/>
-          <w:sz w:val="20"/>
-          <w:szCs w:val="20"/>
-        </w:rPr>
-        <w:t xml:space="preserve">300</w:t>
-      </w:r>
-    </w:p>
-    <w:p>
-      <w:pPr>
-        <w:spacing w:after="40" w:before="120"/>
-      </w:pPr>
-      <w:r>
-        <w:rPr>
-          <w:rFonts w:ascii="Calibri" w:cs="Calibri" w:eastAsia="Calibri" w:hAnsi="Calibri"/>
-          <w:b/>
-          <w:bCs/>
-          <w:color w:val="12355B"/>
-          <w:sz w:val="21"/>
-          <w:szCs w:val="21"/>
-        </w:rPr>
-        <w:t xml:space="preserve">3.  </w:t>
-      </w:r>
-      <w:r>
-        <w:rPr>
-          <w:rFonts w:ascii="Calibri" w:cs="Calibri" w:eastAsia="Calibri" w:hAnsi="Calibri"/>
-          <w:color w:val="1A2733"/>
-          <w:sz w:val="21"/>
-          <w:szCs w:val="21"/>
-        </w:rPr>
-        <w:t xml:space="preserve">A bottle holds 2.4 L and a cup holds 1.5 L. How many liters do they hold together?</w:t>
-      </w:r>
-    </w:p>
-    <w:p>
-      <w:pPr>
-        <w:spacing w:after="30" w:before="30"/>
-      </w:pPr>
-      <w:r>
-        <w:rPr>
-          <w:rFonts w:ascii="Calibri" w:cs="Calibri" w:eastAsia="Calibri" w:hAnsi="Calibri"/>
-          <w:b/>
-          <w:bCs/>
-          <w:color w:val="5F6F80"/>
-          <w:sz w:val="20"/>
-          <w:szCs w:val="20"/>
-        </w:rPr>
-        <w:t xml:space="preserve">Answer: </w:t>
-      </w:r>
-      <w:r>
-        <w:rPr>
-          <w:rFonts w:ascii="Calibri" w:cs="Calibri" w:eastAsia="Calibri" w:hAnsi="Calibri"/>
-          <w:color w:val="5F6F80"/>
-          <w:sz w:val="20"/>
-          <w:szCs w:val="20"/>
-        </w:rPr>
-        <w:t xml:space="preserve">____________________________</w:t>
+    <w:tbl>
+      <w:tblPr>
+        <w:tblW w:type="pct" w:w="100%"/>
+        <w:tblBorders>
+          <w:top w:val="single" w:color="BBD0DE" w:sz="6"/>
+          <w:left w:val="single" w:color="BBD0DE" w:sz="6"/>
+          <w:bottom w:val="single" w:color="BBD0DE" w:sz="6"/>
+          <w:right w:val="single" w:color="BBD0DE" w:sz="6"/>
+          <w:insideH w:val="none"/>
+          <w:insideV w:val="none"/>
+        </w:tblBorders>
+      </w:tblPr>
+      <w:tblGrid>
+        <w:gridCol w:w="100"/>
+      </w:tblGrid>
+      <w:tr>
+        <w:tc>
+          <w:tcPr>
+            <w:shd w:fill="EEF4F8" w:color="auto" w:val="clear"/>
+            <w:tcMar>
+              <w:top w:type="dxa" w:w="120"/>
+              <w:left w:type="dxa" w:w="160"/>
+              <w:bottom w:type="dxa" w:w="120"/>
+              <w:right w:type="dxa" w:w="160"/>
+            </w:tcMar>
+          </w:tcPr>
+          <w:p>
+            <w:pPr>
+              <w:spacing w:after="30"/>
+            </w:pPr>
+            <w:r>
+              <w:rPr>
+                <w:rFonts w:ascii="Calibri" w:cs="Calibri" w:eastAsia="Calibri" w:hAnsi="Calibri"/>
+                <w:b/>
+                <w:bCs/>
+                <w:color w:val="12355B"/>
+                <w:sz w:val="19"/>
+                <w:szCs w:val="19"/>
+              </w:rPr>
+              <w:t xml:space="preserve">Directions</w:t>
+            </w:r>
+          </w:p>
+          <w:p>
+            <w:r>
+              <w:rPr>
+                <w:rFonts w:ascii="Calibri" w:cs="Calibri" w:eastAsia="Calibri" w:hAnsi="Calibri"/>
+                <w:color w:val="1A2733"/>
+                <w:sz w:val="19"/>
+                <w:szCs w:val="19"/>
+              </w:rPr>
+              <w:t xml:space="preserve">Read each item carefully and answer it the way you would on the MCAP. For selected-response items, fill in the circle (○) next to the correct answer. For constructed-response items, enter your answer and show your work. Every item below assesses standard 6.NS.B.3.</w:t>
+            </w:r>
+          </w:p>
+        </w:tc>
+      </w:tr>
+    </w:tbl>
+    <w:p>
+      <w:pPr>
+        <w:spacing w:after="120"/>
+      </w:pPr>
+      <w:r>
+        <w:rPr>
+          <w:rFonts w:ascii="Calibri" w:cs="Calibri" w:eastAsia="Calibri" w:hAnsi="Calibri"/>
+          <w:color w:val="1A2733"/>
+          <w:sz w:val="21"/>
+          <w:szCs w:val="21"/>
+        </w:rPr>
+        <w:t xml:space="preserve"/>
+      </w:r>
+    </w:p>
+    <w:tbl>
+      <w:tblPr>
+        <w:tblW w:type="pct" w:w="100%"/>
+        <w:tblBorders>
+          <w:top w:val="single" w:color="C7D2DD" w:sz="6"/>
+          <w:left w:val="single" w:color="C7D2DD" w:sz="6"/>
+          <w:bottom w:val="single" w:color="C7D2DD" w:sz="6"/>
+          <w:right w:val="single" w:color="C7D2DD" w:sz="6"/>
+          <w:insideH w:val="none"/>
+          <w:insideV w:val="none"/>
+        </w:tblBorders>
+      </w:tblPr>
+      <w:tblGrid>
+        <w:gridCol w:w="100"/>
+      </w:tblGrid>
+      <w:tr>
+        <w:tc>
+          <w:tcPr>
+            <w:tcMar>
+              <w:top w:type="dxa" w:w="0"/>
+              <w:left w:type="dxa" w:w="0"/>
+              <w:bottom w:type="dxa" w:w="120"/>
+              <w:right w:type="dxa" w:w="160"/>
+            </w:tcMar>
+          </w:tcPr>
+          <w:p>
+            <w:pPr>
+              <w:shd w:fill="6B4FA0" w:color="auto" w:val="clear"/>
+              <w:tabs>
+                <w:tab w:val="right" w:pos="9000"/>
+              </w:tabs>
+              <w:spacing w:after="30" w:before="30"/>
+              <w:ind w:left="120" w:right="120"/>
+            </w:pPr>
+            <w:r>
+              <w:rPr>
+                <w:rFonts w:ascii="Calibri" w:cs="Calibri" w:eastAsia="Calibri" w:hAnsi="Calibri"/>
+                <w:b/>
+                <w:bCs/>
+                <w:color w:val="FFFFFF"/>
+                <w:sz w:val="18"/>
+                <w:szCs w:val="18"/>
+              </w:rPr>
+              <w:t xml:space="preserve">Item 1</w:t>
+            </w:r>
+            <w:r>
+              <w:rPr>
+                <w:rFonts w:ascii="Calibri" w:cs="Calibri" w:eastAsia="Calibri" w:hAnsi="Calibri"/>
+                <w:color w:val="FFFFFF"/>
+                <w:sz w:val="18"/>
+                <w:szCs w:val="18"/>
+              </w:rPr>
+              <w:t xml:space="preserve">   |   </w:t>
+            </w:r>
+            <w:r>
+              <w:rPr>
+                <w:rFonts w:ascii="Calibri" w:cs="Calibri" w:eastAsia="Calibri" w:hAnsi="Calibri"/>
+                <w:color w:val="FFFFFF"/>
+                <w:spacing w:val="14"/>
+                <w:sz w:val="16"/>
+                <w:szCs w:val="16"/>
+              </w:rPr>
+              <w:t xml:space="preserve">SELECTED RESPONSE</w:t>
+            </w:r>
+            <w:r>
+              <w:rPr>
+                <w:rFonts w:ascii="Calibri" w:cs="Calibri" w:eastAsia="Calibri" w:hAnsi="Calibri"/>
+              </w:rPr>
+              <w:t xml:space="preserve">	</w:t>
+            </w:r>
+            <w:r>
+              <w:rPr>
+                <w:rFonts w:ascii="Calibri" w:cs="Calibri" w:eastAsia="Calibri" w:hAnsi="Calibri"/>
+                <w:b/>
+                <w:bCs/>
+                <w:color w:val="FFFFFF"/>
+                <w:sz w:val="17"/>
+                <w:szCs w:val="17"/>
+              </w:rPr>
+              <w:t xml:space="preserve">6.NS.B.3</w:t>
+            </w:r>
+          </w:p>
+          <w:p>
+            <w:pPr>
+              <w:spacing w:after="30" w:before="90"/>
+              <w:ind w:left="140" w:right="120"/>
+            </w:pPr>
+            <w:r>
+              <w:rPr>
+                <w:rFonts w:ascii="Calibri" w:cs="Calibri" w:eastAsia="Calibri" w:hAnsi="Calibri"/>
+                <w:b/>
+                <w:bCs/>
+                <w:color w:val="1A2733"/>
+                <w:sz w:val="21"/>
+                <w:szCs w:val="21"/>
+              </w:rPr>
+              <w:t xml:space="preserve">Maria pays for lunch with a $20 bill. Her meal costs $15.75. How much change does she get?</w:t>
+            </w:r>
+          </w:p>
+          <w:p>
+            <w:pPr>
+              <w:spacing w:after="60"/>
+              <w:ind w:left="140" w:right="120"/>
+            </w:pPr>
+            <w:r>
+              <w:rPr>
+                <w:rFonts w:ascii="Calibri" w:cs="Calibri" w:eastAsia="Calibri" w:hAnsi="Calibri"/>
+                <w:i/>
+                <w:iCs/>
+                <w:color w:val="5F6F80"/>
+                <w:sz w:val="18"/>
+                <w:szCs w:val="18"/>
+              </w:rPr>
+              <w:t xml:space="preserve">Select the correct answer.</w:t>
+            </w:r>
+          </w:p>
+          <w:p>
+            <w:pPr>
+              <w:spacing w:after="24"/>
+              <w:ind w:left="380"/>
+            </w:pPr>
+            <w:r>
+              <w:rPr>
+                <w:rFonts w:ascii="Calibri" w:cs="Calibri" w:eastAsia="Calibri" w:hAnsi="Calibri"/>
+                <w:color w:val="6B4FA0"/>
+                <w:sz w:val="22"/>
+                <w:szCs w:val="22"/>
+              </w:rPr>
+              <w:t xml:space="preserve">○  </w:t>
+            </w:r>
+            <w:r>
+              <w:rPr>
+                <w:rFonts w:ascii="Calibri" w:cs="Calibri" w:eastAsia="Calibri" w:hAnsi="Calibri"/>
+                <w:b/>
+                <w:bCs/>
+                <w:color w:val="1A2733"/>
+                <w:sz w:val="21"/>
+                <w:szCs w:val="21"/>
+              </w:rPr>
+              <w:t xml:space="preserve">A.  </w:t>
+            </w:r>
+            <w:r>
+              <w:rPr>
+                <w:rFonts w:ascii="Calibri" w:cs="Calibri" w:eastAsia="Calibri" w:hAnsi="Calibri"/>
+                <w:color w:val="1A2733"/>
+                <w:sz w:val="21"/>
+                <w:szCs w:val="21"/>
+              </w:rPr>
+              <w:t xml:space="preserve">$4.25</w:t>
+            </w:r>
+          </w:p>
+          <w:p>
+            <w:pPr>
+              <w:spacing w:after="24"/>
+              <w:ind w:left="380"/>
+            </w:pPr>
+            <w:r>
+              <w:rPr>
+                <w:rFonts w:ascii="Calibri" w:cs="Calibri" w:eastAsia="Calibri" w:hAnsi="Calibri"/>
+                <w:color w:val="6B4FA0"/>
+                <w:sz w:val="22"/>
+                <w:szCs w:val="22"/>
+              </w:rPr>
+              <w:t xml:space="preserve">○  </w:t>
+            </w:r>
+            <w:r>
+              <w:rPr>
+                <w:rFonts w:ascii="Calibri" w:cs="Calibri" w:eastAsia="Calibri" w:hAnsi="Calibri"/>
+                <w:b/>
+                <w:bCs/>
+                <w:color w:val="1A2733"/>
+                <w:sz w:val="21"/>
+                <w:szCs w:val="21"/>
+              </w:rPr>
+              <w:t xml:space="preserve">B.  </w:t>
+            </w:r>
+            <w:r>
+              <w:rPr>
+                <w:rFonts w:ascii="Calibri" w:cs="Calibri" w:eastAsia="Calibri" w:hAnsi="Calibri"/>
+                <w:color w:val="1A2733"/>
+                <w:sz w:val="21"/>
+                <w:szCs w:val="21"/>
+              </w:rPr>
+              <w:t xml:space="preserve">$4.75</w:t>
+            </w:r>
+          </w:p>
+          <w:p>
+            <w:pPr>
+              <w:spacing w:after="24"/>
+              <w:ind w:left="380"/>
+            </w:pPr>
+            <w:r>
+              <w:rPr>
+                <w:rFonts w:ascii="Calibri" w:cs="Calibri" w:eastAsia="Calibri" w:hAnsi="Calibri"/>
+                <w:color w:val="6B4FA0"/>
+                <w:sz w:val="22"/>
+                <w:szCs w:val="22"/>
+              </w:rPr>
+              <w:t xml:space="preserve">○  </w:t>
+            </w:r>
+            <w:r>
+              <w:rPr>
+                <w:rFonts w:ascii="Calibri" w:cs="Calibri" w:eastAsia="Calibri" w:hAnsi="Calibri"/>
+                <w:b/>
+                <w:bCs/>
+                <w:color w:val="1A2733"/>
+                <w:sz w:val="21"/>
+                <w:szCs w:val="21"/>
+              </w:rPr>
+              <w:t xml:space="preserve">C.  </w:t>
+            </w:r>
+            <w:r>
+              <w:rPr>
+                <w:rFonts w:ascii="Calibri" w:cs="Calibri" w:eastAsia="Calibri" w:hAnsi="Calibri"/>
+                <w:color w:val="1A2733"/>
+                <w:sz w:val="21"/>
+                <w:szCs w:val="21"/>
+              </w:rPr>
+              <w:t xml:space="preserve">$5.25</w:t>
+            </w:r>
+          </w:p>
+          <w:p>
+            <w:pPr>
+              <w:spacing w:after="24"/>
+              <w:ind w:left="380"/>
+            </w:pPr>
+            <w:r>
+              <w:rPr>
+                <w:rFonts w:ascii="Calibri" w:cs="Calibri" w:eastAsia="Calibri" w:hAnsi="Calibri"/>
+                <w:color w:val="6B4FA0"/>
+                <w:sz w:val="22"/>
+                <w:szCs w:val="22"/>
+              </w:rPr>
+              <w:t xml:space="preserve">○  </w:t>
+            </w:r>
+            <w:r>
+              <w:rPr>
+                <w:rFonts w:ascii="Calibri" w:cs="Calibri" w:eastAsia="Calibri" w:hAnsi="Calibri"/>
+                <w:b/>
+                <w:bCs/>
+                <w:color w:val="1A2733"/>
+                <w:sz w:val="21"/>
+                <w:szCs w:val="21"/>
+              </w:rPr>
+              <w:t xml:space="preserve">D.  </w:t>
+            </w:r>
+            <w:r>
+              <w:rPr>
+                <w:rFonts w:ascii="Calibri" w:cs="Calibri" w:eastAsia="Calibri" w:hAnsi="Calibri"/>
+                <w:color w:val="1A2733"/>
+                <w:sz w:val="21"/>
+                <w:szCs w:val="21"/>
+              </w:rPr>
+              <w:t xml:space="preserve">$5.75</w:t>
+            </w:r>
+          </w:p>
+        </w:tc>
+      </w:tr>
+    </w:tbl>
+    <w:p>
+      <w:pPr>
+        <w:spacing w:after="100"/>
+      </w:pPr>
+      <w:r>
+        <w:rPr>
+          <w:rFonts w:ascii="Calibri" w:cs="Calibri" w:eastAsia="Calibri" w:hAnsi="Calibri"/>
+          <w:color w:val="1A2733"/>
+          <w:sz w:val="21"/>
+          <w:szCs w:val="21"/>
+        </w:rPr>
+        <w:t xml:space="preserve"/>
+      </w:r>
+    </w:p>
+    <w:tbl>
+      <w:tblPr>
+        <w:tblW w:type="pct" w:w="100%"/>
+        <w:tblBorders>
+          <w:top w:val="single" w:color="C7D2DD" w:sz="6"/>
+          <w:left w:val="single" w:color="C7D2DD" w:sz="6"/>
+          <w:bottom w:val="single" w:color="C7D2DD" w:sz="6"/>
+          <w:right w:val="single" w:color="C7D2DD" w:sz="6"/>
+          <w:insideH w:val="none"/>
+          <w:insideV w:val="none"/>
+        </w:tblBorders>
+      </w:tblPr>
+      <w:tblGrid>
+        <w:gridCol w:w="100"/>
+      </w:tblGrid>
+      <w:tr>
+        <w:tc>
+          <w:tcPr>
+            <w:tcMar>
+              <w:top w:type="dxa" w:w="0"/>
+              <w:left w:type="dxa" w:w="0"/>
+              <w:bottom w:type="dxa" w:w="120"/>
+              <w:right w:type="dxa" w:w="160"/>
+            </w:tcMar>
+          </w:tcPr>
+          <w:p>
+            <w:pPr>
+              <w:shd w:fill="6B4FA0" w:color="auto" w:val="clear"/>
+              <w:tabs>
+                <w:tab w:val="right" w:pos="9000"/>
+              </w:tabs>
+              <w:spacing w:after="30" w:before="30"/>
+              <w:ind w:left="120" w:right="120"/>
+            </w:pPr>
+            <w:r>
+              <w:rPr>
+                <w:rFonts w:ascii="Calibri" w:cs="Calibri" w:eastAsia="Calibri" w:hAnsi="Calibri"/>
+                <w:b/>
+                <w:bCs/>
+                <w:color w:val="FFFFFF"/>
+                <w:sz w:val="18"/>
+                <w:szCs w:val="18"/>
+              </w:rPr>
+              <w:t xml:space="preserve">Item 2</w:t>
+            </w:r>
+            <w:r>
+              <w:rPr>
+                <w:rFonts w:ascii="Calibri" w:cs="Calibri" w:eastAsia="Calibri" w:hAnsi="Calibri"/>
+                <w:color w:val="FFFFFF"/>
+                <w:sz w:val="18"/>
+                <w:szCs w:val="18"/>
+              </w:rPr>
+              <w:t xml:space="preserve">   |   </w:t>
+            </w:r>
+            <w:r>
+              <w:rPr>
+                <w:rFonts w:ascii="Calibri" w:cs="Calibri" w:eastAsia="Calibri" w:hAnsi="Calibri"/>
+                <w:color w:val="FFFFFF"/>
+                <w:spacing w:val="14"/>
+                <w:sz w:val="16"/>
+                <w:szCs w:val="16"/>
+              </w:rPr>
+              <w:t xml:space="preserve">SELECTED RESPONSE</w:t>
+            </w:r>
+            <w:r>
+              <w:rPr>
+                <w:rFonts w:ascii="Calibri" w:cs="Calibri" w:eastAsia="Calibri" w:hAnsi="Calibri"/>
+              </w:rPr>
+              <w:t xml:space="preserve">	</w:t>
+            </w:r>
+            <w:r>
+              <w:rPr>
+                <w:rFonts w:ascii="Calibri" w:cs="Calibri" w:eastAsia="Calibri" w:hAnsi="Calibri"/>
+                <w:b/>
+                <w:bCs/>
+                <w:color w:val="FFFFFF"/>
+                <w:sz w:val="17"/>
+                <w:szCs w:val="17"/>
+              </w:rPr>
+              <w:t xml:space="preserve">6.NS.B.3</w:t>
+            </w:r>
+          </w:p>
+          <w:p>
+            <w:pPr>
+              <w:spacing w:after="30" w:before="90"/>
+              <w:ind w:left="140" w:right="120"/>
+            </w:pPr>
+            <w:r>
+              <w:rPr>
+                <w:rFonts w:ascii="Calibri" w:cs="Calibri" w:eastAsia="Calibri" w:hAnsi="Calibri"/>
+                <w:b/>
+                <w:bCs/>
+                <w:color w:val="1A2733"/>
+                <w:sz w:val="21"/>
+                <w:szCs w:val="21"/>
+              </w:rPr>
+              <w:t xml:space="preserve">What is 7.5 ÷ 0.25?</w:t>
+            </w:r>
+          </w:p>
+          <w:p>
+            <w:pPr>
+              <w:spacing w:after="60"/>
+              <w:ind w:left="140" w:right="120"/>
+            </w:pPr>
+            <w:r>
+              <w:rPr>
+                <w:rFonts w:ascii="Calibri" w:cs="Calibri" w:eastAsia="Calibri" w:hAnsi="Calibri"/>
+                <w:i/>
+                <w:iCs/>
+                <w:color w:val="5F6F80"/>
+                <w:sz w:val="18"/>
+                <w:szCs w:val="18"/>
+              </w:rPr>
+              <w:t xml:space="preserve">Select the correct answer.</w:t>
+            </w:r>
+          </w:p>
+          <w:p>
+            <w:pPr>
+              <w:spacing w:after="24"/>
+              <w:ind w:left="380"/>
+            </w:pPr>
+            <w:r>
+              <w:rPr>
+                <w:rFonts w:ascii="Calibri" w:cs="Calibri" w:eastAsia="Calibri" w:hAnsi="Calibri"/>
+                <w:color w:val="6B4FA0"/>
+                <w:sz w:val="22"/>
+                <w:szCs w:val="22"/>
+              </w:rPr>
+              <w:t xml:space="preserve">○  </w:t>
+            </w:r>
+            <w:r>
+              <w:rPr>
+                <w:rFonts w:ascii="Calibri" w:cs="Calibri" w:eastAsia="Calibri" w:hAnsi="Calibri"/>
+                <w:b/>
+                <w:bCs/>
+                <w:color w:val="1A2733"/>
+                <w:sz w:val="21"/>
+                <w:szCs w:val="21"/>
+              </w:rPr>
+              <w:t xml:space="preserve">A.  </w:t>
+            </w:r>
+            <w:r>
+              <w:rPr>
+                <w:rFonts w:ascii="Calibri" w:cs="Calibri" w:eastAsia="Calibri" w:hAnsi="Calibri"/>
+                <w:color w:val="1A2733"/>
+                <w:sz w:val="21"/>
+                <w:szCs w:val="21"/>
+              </w:rPr>
+              <w:t xml:space="preserve">3</w:t>
+            </w:r>
+          </w:p>
+          <w:p>
+            <w:pPr>
+              <w:spacing w:after="24"/>
+              <w:ind w:left="380"/>
+            </w:pPr>
+            <w:r>
+              <w:rPr>
+                <w:rFonts w:ascii="Calibri" w:cs="Calibri" w:eastAsia="Calibri" w:hAnsi="Calibri"/>
+                <w:color w:val="6B4FA0"/>
+                <w:sz w:val="22"/>
+                <w:szCs w:val="22"/>
+              </w:rPr>
+              <w:t xml:space="preserve">○  </w:t>
+            </w:r>
+            <w:r>
+              <w:rPr>
+                <w:rFonts w:ascii="Calibri" w:cs="Calibri" w:eastAsia="Calibri" w:hAnsi="Calibri"/>
+                <w:b/>
+                <w:bCs/>
+                <w:color w:val="1A2733"/>
+                <w:sz w:val="21"/>
+                <w:szCs w:val="21"/>
+              </w:rPr>
+              <w:t xml:space="preserve">B.  </w:t>
+            </w:r>
+            <w:r>
+              <w:rPr>
+                <w:rFonts w:ascii="Calibri" w:cs="Calibri" w:eastAsia="Calibri" w:hAnsi="Calibri"/>
+                <w:color w:val="1A2733"/>
+                <w:sz w:val="21"/>
+                <w:szCs w:val="21"/>
+              </w:rPr>
+              <w:t xml:space="preserve">0.3</w:t>
+            </w:r>
+          </w:p>
+          <w:p>
+            <w:pPr>
+              <w:spacing w:after="24"/>
+              <w:ind w:left="380"/>
+            </w:pPr>
+            <w:r>
+              <w:rPr>
+                <w:rFonts w:ascii="Calibri" w:cs="Calibri" w:eastAsia="Calibri" w:hAnsi="Calibri"/>
+                <w:color w:val="6B4FA0"/>
+                <w:sz w:val="22"/>
+                <w:szCs w:val="22"/>
+              </w:rPr>
+              <w:t xml:space="preserve">○  </w:t>
+            </w:r>
+            <w:r>
+              <w:rPr>
+                <w:rFonts w:ascii="Calibri" w:cs="Calibri" w:eastAsia="Calibri" w:hAnsi="Calibri"/>
+                <w:b/>
+                <w:bCs/>
+                <w:color w:val="1A2733"/>
+                <w:sz w:val="21"/>
+                <w:szCs w:val="21"/>
+              </w:rPr>
+              <w:t xml:space="preserve">C.  </w:t>
+            </w:r>
+            <w:r>
+              <w:rPr>
+                <w:rFonts w:ascii="Calibri" w:cs="Calibri" w:eastAsia="Calibri" w:hAnsi="Calibri"/>
+                <w:color w:val="1A2733"/>
+                <w:sz w:val="21"/>
+                <w:szCs w:val="21"/>
+              </w:rPr>
+              <w:t xml:space="preserve">30</w:t>
+            </w:r>
+          </w:p>
+          <w:p>
+            <w:pPr>
+              <w:spacing w:after="24"/>
+              <w:ind w:left="380"/>
+            </w:pPr>
+            <w:r>
+              <w:rPr>
+                <w:rFonts w:ascii="Calibri" w:cs="Calibri" w:eastAsia="Calibri" w:hAnsi="Calibri"/>
+                <w:color w:val="6B4FA0"/>
+                <w:sz w:val="22"/>
+                <w:szCs w:val="22"/>
+              </w:rPr>
+              <w:t xml:space="preserve">○  </w:t>
+            </w:r>
+            <w:r>
+              <w:rPr>
+                <w:rFonts w:ascii="Calibri" w:cs="Calibri" w:eastAsia="Calibri" w:hAnsi="Calibri"/>
+                <w:b/>
+                <w:bCs/>
+                <w:color w:val="1A2733"/>
+                <w:sz w:val="21"/>
+                <w:szCs w:val="21"/>
+              </w:rPr>
+              <w:t xml:space="preserve">D.  </w:t>
+            </w:r>
+            <w:r>
+              <w:rPr>
+                <w:rFonts w:ascii="Calibri" w:cs="Calibri" w:eastAsia="Calibri" w:hAnsi="Calibri"/>
+                <w:color w:val="1A2733"/>
+                <w:sz w:val="21"/>
+                <w:szCs w:val="21"/>
+              </w:rPr>
+              <w:t xml:space="preserve">300</w:t>
+            </w:r>
+          </w:p>
+        </w:tc>
+      </w:tr>
+    </w:tbl>
+    <w:p>
+      <w:pPr>
+        <w:spacing w:after="100"/>
+      </w:pPr>
+      <w:r>
+        <w:rPr>
+          <w:rFonts w:ascii="Calibri" w:cs="Calibri" w:eastAsia="Calibri" w:hAnsi="Calibri"/>
+          <w:color w:val="1A2733"/>
+          <w:sz w:val="21"/>
+          <w:szCs w:val="21"/>
+        </w:rPr>
+        <w:t xml:space="preserve"/>
+      </w:r>
+    </w:p>
+    <w:tbl>
+      <w:tblPr>
+        <w:tblW w:type="pct" w:w="100%"/>
+        <w:tblBorders>
+          <w:top w:val="single" w:color="C7D2DD" w:sz="6"/>
+          <w:left w:val="single" w:color="C7D2DD" w:sz="6"/>
+          <w:bottom w:val="single" w:color="C7D2DD" w:sz="6"/>
+          <w:right w:val="single" w:color="C7D2DD" w:sz="6"/>
+          <w:insideH w:val="none"/>
+          <w:insideV w:val="none"/>
+        </w:tblBorders>
+      </w:tblPr>
+      <w:tblGrid>
+        <w:gridCol w:w="100"/>
+      </w:tblGrid>
+      <w:tr>
+        <w:tc>
+          <w:tcPr>
+            <w:tcMar>
+              <w:top w:type="dxa" w:w="0"/>
+              <w:left w:type="dxa" w:w="0"/>
+              <w:bottom w:type="dxa" w:w="120"/>
+              <w:right w:type="dxa" w:w="160"/>
+            </w:tcMar>
+          </w:tcPr>
+          <w:p>
+            <w:pPr>
+              <w:shd w:fill="6B4FA0" w:color="auto" w:val="clear"/>
+              <w:tabs>
+                <w:tab w:val="right" w:pos="9000"/>
+              </w:tabs>
+              <w:spacing w:after="30" w:before="30"/>
+              <w:ind w:left="120" w:right="120"/>
+            </w:pPr>
+            <w:r>
+              <w:rPr>
+                <w:rFonts w:ascii="Calibri" w:cs="Calibri" w:eastAsia="Calibri" w:hAnsi="Calibri"/>
+                <w:b/>
+                <w:bCs/>
+                <w:color w:val="FFFFFF"/>
+                <w:sz w:val="18"/>
+                <w:szCs w:val="18"/>
+              </w:rPr>
+              <w:t xml:space="preserve">Item 3</w:t>
+            </w:r>
+            <w:r>
+              <w:rPr>
+                <w:rFonts w:ascii="Calibri" w:cs="Calibri" w:eastAsia="Calibri" w:hAnsi="Calibri"/>
+                <w:color w:val="FFFFFF"/>
+                <w:sz w:val="18"/>
+                <w:szCs w:val="18"/>
+              </w:rPr>
+              <w:t xml:space="preserve">   |   </w:t>
+            </w:r>
+            <w:r>
+              <w:rPr>
+                <w:rFonts w:ascii="Calibri" w:cs="Calibri" w:eastAsia="Calibri" w:hAnsi="Calibri"/>
+                <w:color w:val="FFFFFF"/>
+                <w:spacing w:val="14"/>
+                <w:sz w:val="16"/>
+                <w:szCs w:val="16"/>
+              </w:rPr>
+              <w:t xml:space="preserve">CONSTRUCTED RESPONSE</w:t>
+            </w:r>
+            <w:r>
+              <w:rPr>
+                <w:rFonts w:ascii="Calibri" w:cs="Calibri" w:eastAsia="Calibri" w:hAnsi="Calibri"/>
+              </w:rPr>
+              <w:t xml:space="preserve">	</w:t>
+            </w:r>
+            <w:r>
+              <w:rPr>
+                <w:rFonts w:ascii="Calibri" w:cs="Calibri" w:eastAsia="Calibri" w:hAnsi="Calibri"/>
+                <w:b/>
+                <w:bCs/>
+                <w:color w:val="FFFFFF"/>
+                <w:sz w:val="17"/>
+                <w:szCs w:val="17"/>
+              </w:rPr>
+              <w:t xml:space="preserve">6.NS.B.3</w:t>
+            </w:r>
+          </w:p>
+          <w:p>
+            <w:pPr>
+              <w:spacing w:after="30" w:before="90"/>
+              <w:ind w:left="140" w:right="120"/>
+            </w:pPr>
+            <w:r>
+              <w:rPr>
+                <w:rFonts w:ascii="Calibri" w:cs="Calibri" w:eastAsia="Calibri" w:hAnsi="Calibri"/>
+                <w:b/>
+                <w:bCs/>
+                <w:color w:val="1A2733"/>
+                <w:sz w:val="21"/>
+                <w:szCs w:val="21"/>
+              </w:rPr>
+              <w:t xml:space="preserve">A bottle holds 2.4 L and a cup holds 1.5 L. How many liters do they hold together?</w:t>
+            </w:r>
+          </w:p>
+          <w:p>
+            <w:pPr>
+              <w:spacing w:after="60"/>
+              <w:ind w:left="140" w:right="120"/>
+            </w:pPr>
+            <w:r>
+              <w:rPr>
+                <w:rFonts w:ascii="Calibri" w:cs="Calibri" w:eastAsia="Calibri" w:hAnsi="Calibri"/>
+                <w:i/>
+                <w:iCs/>
+                <w:color w:val="5F6F80"/>
+                <w:sz w:val="18"/>
+                <w:szCs w:val="18"/>
+              </w:rPr>
+              <w:t xml:space="preserve">Enter your answer in the space provided. Show your work.</w:t>
+            </w:r>
+          </w:p>
+          <w:p>
+            <w:pPr>
+              <w:pBdr>
+                <w:bottom w:val="single" w:color="AFBECC" w:sz="4" w:space="2"/>
+              </w:pBdr>
+              <w:spacing w:after="6" w:before="30" w:line="360"/>
+              <w:ind w:left="140" w:right="120"/>
+            </w:pPr>
+            <w:r>
+              <w:rPr>
+                <w:rFonts w:ascii="Calibri" w:cs="Calibri" w:eastAsia="Calibri" w:hAnsi="Calibri"/>
+                <w:color w:val="1A2733"/>
+                <w:sz w:val="21"/>
+                <w:szCs w:val="21"/>
+              </w:rPr>
+              <w:t xml:space="preserve"/>
+            </w:r>
+          </w:p>
+          <w:p>
+            <w:pPr>
+              <w:pBdr>
+                <w:bottom w:val="single" w:color="AFBECC" w:sz="4" w:space="2"/>
+              </w:pBdr>
+              <w:spacing w:after="0" w:line="360"/>
+              <w:ind w:left="140" w:right="120"/>
+            </w:pPr>
+            <w:r>
+              <w:rPr>
+                <w:rFonts w:ascii="Calibri" w:cs="Calibri" w:eastAsia="Calibri" w:hAnsi="Calibri"/>
+                <w:color w:val="1A2733"/>
+                <w:sz w:val="21"/>
+                <w:szCs w:val="21"/>
+              </w:rPr>
+              <w:t xml:space="preserve"/>
+            </w:r>
+          </w:p>
+        </w:tc>
+      </w:tr>
+    </w:tbl>
+    <w:p>
+      <w:pPr>
+        <w:spacing w:after="100"/>
+      </w:pPr>
+      <w:r>
+        <w:rPr>
+          <w:rFonts w:ascii="Calibri" w:cs="Calibri" w:eastAsia="Calibri" w:hAnsi="Calibri"/>
+          <w:color w:val="1A2733"/>
+          <w:sz w:val="21"/>
+          <w:szCs w:val="21"/>
+        </w:rPr>
+        <w:t xml:space="preserve"/>
       </w:r>
     </w:p>
     <w:p>
@@ -5930,312 +7361,789 @@
         <w:t xml:space="preserve">MCAP-Style Practice</w:t>
       </w:r>
     </w:p>
-    <w:p>
-      <w:pPr>
-        <w:spacing w:after="80"/>
-      </w:pPr>
-      <w:r>
-        <w:rPr>
-          <w:rFonts w:ascii="Calibri" w:cs="Calibri" w:eastAsia="Calibri" w:hAnsi="Calibri"/>
-          <w:i/>
-          <w:iCs/>
-          <w:color w:val="5F6F80"/>
-          <w:sz w:val="19"/>
-          <w:szCs w:val="19"/>
-        </w:rPr>
-        <w:t xml:space="preserve">Bubble the best answer or fill in the blank, just like on the test.</w:t>
-      </w:r>
-    </w:p>
-    <w:p>
-      <w:pPr>
-        <w:spacing w:after="40" w:before="120"/>
-      </w:pPr>
-      <w:r>
-        <w:rPr>
-          <w:rFonts w:ascii="Calibri" w:cs="Calibri" w:eastAsia="Calibri" w:hAnsi="Calibri"/>
-          <w:b/>
-          <w:bCs/>
-          <w:color w:val="12355B"/>
-          <w:sz w:val="21"/>
-          <w:szCs w:val="21"/>
-        </w:rPr>
-        <w:t xml:space="preserve">1.  </w:t>
-      </w:r>
-      <w:r>
-        <w:rPr>
-          <w:rFonts w:ascii="Calibri" w:cs="Calibri" w:eastAsia="Calibri" w:hAnsi="Calibri"/>
-          <w:color w:val="1A2733"/>
-          <w:sz w:val="21"/>
-          <w:szCs w:val="21"/>
-        </w:rPr>
-        <w:t xml:space="preserve">Which expression is 12 + 8 rewritten with the GCF factored out?</w:t>
-      </w:r>
-    </w:p>
-    <w:p>
-      <w:pPr>
-        <w:spacing w:after="20"/>
-        <w:ind w:left="360"/>
-      </w:pPr>
-      <w:r>
-        <w:rPr>
-          <w:rFonts w:ascii="Calibri" w:cs="Calibri" w:eastAsia="Calibri" w:hAnsi="Calibri"/>
-          <w:color w:val="1A2733"/>
-          <w:sz w:val="20"/>
-          <w:szCs w:val="20"/>
-        </w:rPr>
-        <w:t xml:space="preserve">  ◯  A.  </w:t>
-      </w:r>
-      <w:r>
-        <w:rPr>
-          <w:rFonts w:ascii="Calibri" w:cs="Calibri" w:eastAsia="Calibri" w:hAnsi="Calibri"/>
-          <w:color w:val="1A2733"/>
-          <w:sz w:val="20"/>
-          <w:szCs w:val="20"/>
-        </w:rPr>
-        <w:t xml:space="preserve">2(6 + 4)</w:t>
-      </w:r>
-    </w:p>
-    <w:p>
-      <w:pPr>
-        <w:spacing w:after="20"/>
-        <w:ind w:left="360"/>
-      </w:pPr>
-      <w:r>
-        <w:rPr>
-          <w:rFonts w:ascii="Calibri" w:cs="Calibri" w:eastAsia="Calibri" w:hAnsi="Calibri"/>
-          <w:color w:val="1A2733"/>
-          <w:sz w:val="20"/>
-          <w:szCs w:val="20"/>
-        </w:rPr>
-        <w:t xml:space="preserve">  ◯  B.  </w:t>
-      </w:r>
-      <w:r>
-        <w:rPr>
-          <w:rFonts w:ascii="Calibri" w:cs="Calibri" w:eastAsia="Calibri" w:hAnsi="Calibri"/>
-          <w:color w:val="1A2733"/>
-          <w:sz w:val="20"/>
-          <w:szCs w:val="20"/>
-        </w:rPr>
-        <w:t xml:space="preserve">4(3 + 2)</w:t>
-      </w:r>
-    </w:p>
-    <w:p>
-      <w:pPr>
-        <w:spacing w:after="20"/>
-        <w:ind w:left="360"/>
-      </w:pPr>
-      <w:r>
-        <w:rPr>
-          <w:rFonts w:ascii="Calibri" w:cs="Calibri" w:eastAsia="Calibri" w:hAnsi="Calibri"/>
-          <w:color w:val="1A2733"/>
-          <w:sz w:val="20"/>
-          <w:szCs w:val="20"/>
-        </w:rPr>
-        <w:t xml:space="preserve">  ◯  C.  </w:t>
-      </w:r>
-      <w:r>
-        <w:rPr>
-          <w:rFonts w:ascii="Calibri" w:cs="Calibri" w:eastAsia="Calibri" w:hAnsi="Calibri"/>
-          <w:color w:val="1A2733"/>
-          <w:sz w:val="20"/>
-          <w:szCs w:val="20"/>
-        </w:rPr>
-        <w:t xml:space="preserve">4(3 + 8)</w:t>
-      </w:r>
-    </w:p>
-    <w:p>
-      <w:pPr>
-        <w:spacing w:after="20"/>
-        <w:ind w:left="360"/>
-      </w:pPr>
-      <w:r>
-        <w:rPr>
-          <w:rFonts w:ascii="Calibri" w:cs="Calibri" w:eastAsia="Calibri" w:hAnsi="Calibri"/>
-          <w:color w:val="1A2733"/>
-          <w:sz w:val="20"/>
-          <w:szCs w:val="20"/>
-        </w:rPr>
-        <w:t xml:space="preserve">  ◯  D.  </w:t>
-      </w:r>
-      <w:r>
-        <w:rPr>
-          <w:rFonts w:ascii="Calibri" w:cs="Calibri" w:eastAsia="Calibri" w:hAnsi="Calibri"/>
-          <w:color w:val="1A2733"/>
-          <w:sz w:val="20"/>
-          <w:szCs w:val="20"/>
-        </w:rPr>
-        <w:t xml:space="preserve">8(12 + 1)</w:t>
-      </w:r>
-    </w:p>
-    <w:p>
-      <w:pPr>
-        <w:spacing w:after="40" w:before="120"/>
-      </w:pPr>
-      <w:r>
-        <w:rPr>
-          <w:rFonts w:ascii="Calibri" w:cs="Calibri" w:eastAsia="Calibri" w:hAnsi="Calibri"/>
-          <w:b/>
-          <w:bCs/>
-          <w:color w:val="12355B"/>
-          <w:sz w:val="21"/>
-          <w:szCs w:val="21"/>
-        </w:rPr>
-        <w:t xml:space="preserve">2.  </w:t>
-      </w:r>
-      <w:r>
-        <w:rPr>
-          <w:rFonts w:ascii="Calibri" w:cs="Calibri" w:eastAsia="Calibri" w:hAnsi="Calibri"/>
-          <w:color w:val="1A2733"/>
-          <w:sz w:val="21"/>
-          <w:szCs w:val="21"/>
-        </w:rPr>
-        <w:t xml:space="preserve">Hot dogs come in packs of 8 and buns come in packs of 12. What is the fewest of each you must buy to have equal amounts?</w:t>
-      </w:r>
-    </w:p>
-    <w:p>
-      <w:pPr>
-        <w:spacing w:after="20"/>
-        <w:ind w:left="360"/>
-      </w:pPr>
-      <w:r>
-        <w:rPr>
-          <w:rFonts w:ascii="Calibri" w:cs="Calibri" w:eastAsia="Calibri" w:hAnsi="Calibri"/>
-          <w:color w:val="1A2733"/>
-          <w:sz w:val="20"/>
-          <w:szCs w:val="20"/>
-        </w:rPr>
-        <w:t xml:space="preserve">  ◯  A.  </w:t>
-      </w:r>
-      <w:r>
-        <w:rPr>
-          <w:rFonts w:ascii="Calibri" w:cs="Calibri" w:eastAsia="Calibri" w:hAnsi="Calibri"/>
-          <w:color w:val="1A2733"/>
-          <w:sz w:val="20"/>
-          <w:szCs w:val="20"/>
-        </w:rPr>
-        <w:t xml:space="preserve">24</w:t>
-      </w:r>
-    </w:p>
-    <w:p>
-      <w:pPr>
-        <w:spacing w:after="20"/>
-        <w:ind w:left="360"/>
-      </w:pPr>
-      <w:r>
-        <w:rPr>
-          <w:rFonts w:ascii="Calibri" w:cs="Calibri" w:eastAsia="Calibri" w:hAnsi="Calibri"/>
-          <w:color w:val="1A2733"/>
-          <w:sz w:val="20"/>
-          <w:szCs w:val="20"/>
-        </w:rPr>
-        <w:t xml:space="preserve">  ◯  B.  </w:t>
-      </w:r>
-      <w:r>
-        <w:rPr>
-          <w:rFonts w:ascii="Calibri" w:cs="Calibri" w:eastAsia="Calibri" w:hAnsi="Calibri"/>
-          <w:color w:val="1A2733"/>
-          <w:sz w:val="20"/>
-          <w:szCs w:val="20"/>
-        </w:rPr>
-        <w:t xml:space="preserve">48</w:t>
-      </w:r>
-    </w:p>
-    <w:p>
-      <w:pPr>
-        <w:spacing w:after="20"/>
-        <w:ind w:left="360"/>
-      </w:pPr>
-      <w:r>
-        <w:rPr>
-          <w:rFonts w:ascii="Calibri" w:cs="Calibri" w:eastAsia="Calibri" w:hAnsi="Calibri"/>
-          <w:color w:val="1A2733"/>
-          <w:sz w:val="20"/>
-          <w:szCs w:val="20"/>
-        </w:rPr>
-        <w:t xml:space="preserve">  ◯  C.  </w:t>
-      </w:r>
-      <w:r>
-        <w:rPr>
-          <w:rFonts w:ascii="Calibri" w:cs="Calibri" w:eastAsia="Calibri" w:hAnsi="Calibri"/>
-          <w:color w:val="1A2733"/>
-          <w:sz w:val="20"/>
-          <w:szCs w:val="20"/>
-        </w:rPr>
-        <w:t xml:space="preserve">96</w:t>
-      </w:r>
-    </w:p>
-    <w:p>
-      <w:pPr>
-        <w:spacing w:after="20"/>
-        <w:ind w:left="360"/>
-      </w:pPr>
-      <w:r>
-        <w:rPr>
-          <w:rFonts w:ascii="Calibri" w:cs="Calibri" w:eastAsia="Calibri" w:hAnsi="Calibri"/>
-          <w:color w:val="1A2733"/>
-          <w:sz w:val="20"/>
-          <w:szCs w:val="20"/>
-        </w:rPr>
-        <w:t xml:space="preserve">  ◯  D.  </w:t>
-      </w:r>
-      <w:r>
-        <w:rPr>
-          <w:rFonts w:ascii="Calibri" w:cs="Calibri" w:eastAsia="Calibri" w:hAnsi="Calibri"/>
-          <w:color w:val="1A2733"/>
-          <w:sz w:val="20"/>
-          <w:szCs w:val="20"/>
-        </w:rPr>
-        <w:t xml:space="preserve">20</w:t>
-      </w:r>
-    </w:p>
-    <w:p>
-      <w:pPr>
-        <w:spacing w:after="40" w:before="120"/>
-      </w:pPr>
-      <w:r>
-        <w:rPr>
-          <w:rFonts w:ascii="Calibri" w:cs="Calibri" w:eastAsia="Calibri" w:hAnsi="Calibri"/>
-          <w:b/>
-          <w:bCs/>
-          <w:color w:val="12355B"/>
-          <w:sz w:val="21"/>
-          <w:szCs w:val="21"/>
-        </w:rPr>
-        <w:t xml:space="preserve">3.  </w:t>
-      </w:r>
-      <w:r>
-        <w:rPr>
-          <w:rFonts w:ascii="Calibri" w:cs="Calibri" w:eastAsia="Calibri" w:hAnsi="Calibri"/>
-          <w:color w:val="1A2733"/>
-          <w:sz w:val="21"/>
-          <w:szCs w:val="21"/>
-        </w:rPr>
-        <w:t xml:space="preserve">Two ropes are 18 ft and 24 ft. They are cut into equal pieces with none left over. What is the longest each piece can be?</w:t>
-      </w:r>
-    </w:p>
-    <w:p>
-      <w:pPr>
-        <w:spacing w:after="30" w:before="30"/>
-      </w:pPr>
-      <w:r>
-        <w:rPr>
-          <w:rFonts w:ascii="Calibri" w:cs="Calibri" w:eastAsia="Calibri" w:hAnsi="Calibri"/>
-          <w:b/>
-          <w:bCs/>
-          <w:color w:val="5F6F80"/>
-          <w:sz w:val="20"/>
-          <w:szCs w:val="20"/>
-        </w:rPr>
-        <w:t xml:space="preserve">Answer: </w:t>
-      </w:r>
-      <w:r>
-        <w:rPr>
-          <w:rFonts w:ascii="Calibri" w:cs="Calibri" w:eastAsia="Calibri" w:hAnsi="Calibri"/>
-          <w:color w:val="5F6F80"/>
-          <w:sz w:val="20"/>
-          <w:szCs w:val="20"/>
-        </w:rPr>
-        <w:t xml:space="preserve">____________________________</w:t>
+    <w:tbl>
+      <w:tblPr>
+        <w:tblW w:type="pct" w:w="100%"/>
+        <w:tblBorders>
+          <w:top w:val="single" w:color="BBD0DE" w:sz="6"/>
+          <w:left w:val="single" w:color="BBD0DE" w:sz="6"/>
+          <w:bottom w:val="single" w:color="BBD0DE" w:sz="6"/>
+          <w:right w:val="single" w:color="BBD0DE" w:sz="6"/>
+          <w:insideH w:val="none"/>
+          <w:insideV w:val="none"/>
+        </w:tblBorders>
+      </w:tblPr>
+      <w:tblGrid>
+        <w:gridCol w:w="100"/>
+      </w:tblGrid>
+      <w:tr>
+        <w:tc>
+          <w:tcPr>
+            <w:shd w:fill="EEF4F8" w:color="auto" w:val="clear"/>
+            <w:tcMar>
+              <w:top w:type="dxa" w:w="120"/>
+              <w:left w:type="dxa" w:w="160"/>
+              <w:bottom w:type="dxa" w:w="120"/>
+              <w:right w:type="dxa" w:w="160"/>
+            </w:tcMar>
+          </w:tcPr>
+          <w:p>
+            <w:pPr>
+              <w:spacing w:after="30"/>
+            </w:pPr>
+            <w:r>
+              <w:rPr>
+                <w:rFonts w:ascii="Calibri" w:cs="Calibri" w:eastAsia="Calibri" w:hAnsi="Calibri"/>
+                <w:b/>
+                <w:bCs/>
+                <w:color w:val="12355B"/>
+                <w:sz w:val="19"/>
+                <w:szCs w:val="19"/>
+              </w:rPr>
+              <w:t xml:space="preserve">Directions</w:t>
+            </w:r>
+          </w:p>
+          <w:p>
+            <w:r>
+              <w:rPr>
+                <w:rFonts w:ascii="Calibri" w:cs="Calibri" w:eastAsia="Calibri" w:hAnsi="Calibri"/>
+                <w:color w:val="1A2733"/>
+                <w:sz w:val="19"/>
+                <w:szCs w:val="19"/>
+              </w:rPr>
+              <w:t xml:space="preserve">Read each item carefully and answer it the way you would on the MCAP. For selected-response items, fill in the circle (○) next to the correct answer. For constructed-response items, enter your answer and show your work. Every item below assesses standard 6.NS.B.4.</w:t>
+            </w:r>
+          </w:p>
+        </w:tc>
+      </w:tr>
+    </w:tbl>
+    <w:p>
+      <w:pPr>
+        <w:spacing w:after="120"/>
+      </w:pPr>
+      <w:r>
+        <w:rPr>
+          <w:rFonts w:ascii="Calibri" w:cs="Calibri" w:eastAsia="Calibri" w:hAnsi="Calibri"/>
+          <w:color w:val="1A2733"/>
+          <w:sz w:val="21"/>
+          <w:szCs w:val="21"/>
+        </w:rPr>
+        <w:t xml:space="preserve"/>
+      </w:r>
+    </w:p>
+    <w:tbl>
+      <w:tblPr>
+        <w:tblW w:type="pct" w:w="100%"/>
+        <w:tblBorders>
+          <w:top w:val="single" w:color="C7D2DD" w:sz="6"/>
+          <w:left w:val="single" w:color="C7D2DD" w:sz="6"/>
+          <w:bottom w:val="single" w:color="C7D2DD" w:sz="6"/>
+          <w:right w:val="single" w:color="C7D2DD" w:sz="6"/>
+          <w:insideH w:val="none"/>
+          <w:insideV w:val="none"/>
+        </w:tblBorders>
+      </w:tblPr>
+      <w:tblGrid>
+        <w:gridCol w:w="100"/>
+      </w:tblGrid>
+      <w:tr>
+        <w:tc>
+          <w:tcPr>
+            <w:tcMar>
+              <w:top w:type="dxa" w:w="0"/>
+              <w:left w:type="dxa" w:w="0"/>
+              <w:bottom w:type="dxa" w:w="120"/>
+              <w:right w:type="dxa" w:w="160"/>
+            </w:tcMar>
+          </w:tcPr>
+          <w:p>
+            <w:pPr>
+              <w:shd w:fill="6B4FA0" w:color="auto" w:val="clear"/>
+              <w:tabs>
+                <w:tab w:val="right" w:pos="9000"/>
+              </w:tabs>
+              <w:spacing w:after="30" w:before="30"/>
+              <w:ind w:left="120" w:right="120"/>
+            </w:pPr>
+            <w:r>
+              <w:rPr>
+                <w:rFonts w:ascii="Calibri" w:cs="Calibri" w:eastAsia="Calibri" w:hAnsi="Calibri"/>
+                <w:b/>
+                <w:bCs/>
+                <w:color w:val="FFFFFF"/>
+                <w:sz w:val="18"/>
+                <w:szCs w:val="18"/>
+              </w:rPr>
+              <w:t xml:space="preserve">Item 1</w:t>
+            </w:r>
+            <w:r>
+              <w:rPr>
+                <w:rFonts w:ascii="Calibri" w:cs="Calibri" w:eastAsia="Calibri" w:hAnsi="Calibri"/>
+                <w:color w:val="FFFFFF"/>
+                <w:sz w:val="18"/>
+                <w:szCs w:val="18"/>
+              </w:rPr>
+              <w:t xml:space="preserve">   |   </w:t>
+            </w:r>
+            <w:r>
+              <w:rPr>
+                <w:rFonts w:ascii="Calibri" w:cs="Calibri" w:eastAsia="Calibri" w:hAnsi="Calibri"/>
+                <w:color w:val="FFFFFF"/>
+                <w:spacing w:val="14"/>
+                <w:sz w:val="16"/>
+                <w:szCs w:val="16"/>
+              </w:rPr>
+              <w:t xml:space="preserve">SELECTED RESPONSE</w:t>
+            </w:r>
+            <w:r>
+              <w:rPr>
+                <w:rFonts w:ascii="Calibri" w:cs="Calibri" w:eastAsia="Calibri" w:hAnsi="Calibri"/>
+              </w:rPr>
+              <w:t xml:space="preserve">	</w:t>
+            </w:r>
+            <w:r>
+              <w:rPr>
+                <w:rFonts w:ascii="Calibri" w:cs="Calibri" w:eastAsia="Calibri" w:hAnsi="Calibri"/>
+                <w:b/>
+                <w:bCs/>
+                <w:color w:val="FFFFFF"/>
+                <w:sz w:val="17"/>
+                <w:szCs w:val="17"/>
+              </w:rPr>
+              <w:t xml:space="preserve">6.NS.B.4</w:t>
+            </w:r>
+          </w:p>
+          <w:p>
+            <w:pPr>
+              <w:spacing w:after="30" w:before="90"/>
+              <w:ind w:left="140" w:right="120"/>
+            </w:pPr>
+            <w:r>
+              <w:rPr>
+                <w:rFonts w:ascii="Calibri" w:cs="Calibri" w:eastAsia="Calibri" w:hAnsi="Calibri"/>
+                <w:b/>
+                <w:bCs/>
+                <w:color w:val="1A2733"/>
+                <w:sz w:val="21"/>
+                <w:szCs w:val="21"/>
+              </w:rPr>
+              <w:t xml:space="preserve">Which expression is 12 + 8 rewritten with the GCF factored out?</w:t>
+            </w:r>
+          </w:p>
+          <w:p>
+            <w:pPr>
+              <w:spacing w:after="60"/>
+              <w:ind w:left="140" w:right="120"/>
+            </w:pPr>
+            <w:r>
+              <w:rPr>
+                <w:rFonts w:ascii="Calibri" w:cs="Calibri" w:eastAsia="Calibri" w:hAnsi="Calibri"/>
+                <w:i/>
+                <w:iCs/>
+                <w:color w:val="5F6F80"/>
+                <w:sz w:val="18"/>
+                <w:szCs w:val="18"/>
+              </w:rPr>
+              <w:t xml:space="preserve">Select the correct answer.</w:t>
+            </w:r>
+          </w:p>
+          <w:p>
+            <w:pPr>
+              <w:spacing w:after="24"/>
+              <w:ind w:left="380"/>
+            </w:pPr>
+            <w:r>
+              <w:rPr>
+                <w:rFonts w:ascii="Calibri" w:cs="Calibri" w:eastAsia="Calibri" w:hAnsi="Calibri"/>
+                <w:color w:val="6B4FA0"/>
+                <w:sz w:val="22"/>
+                <w:szCs w:val="22"/>
+              </w:rPr>
+              <w:t xml:space="preserve">○  </w:t>
+            </w:r>
+            <w:r>
+              <w:rPr>
+                <w:rFonts w:ascii="Calibri" w:cs="Calibri" w:eastAsia="Calibri" w:hAnsi="Calibri"/>
+                <w:b/>
+                <w:bCs/>
+                <w:color w:val="1A2733"/>
+                <w:sz w:val="21"/>
+                <w:szCs w:val="21"/>
+              </w:rPr>
+              <w:t xml:space="preserve">A.  </w:t>
+            </w:r>
+            <w:r>
+              <w:rPr>
+                <w:rFonts w:ascii="Calibri" w:cs="Calibri" w:eastAsia="Calibri" w:hAnsi="Calibri"/>
+                <w:color w:val="1A2733"/>
+                <w:sz w:val="21"/>
+                <w:szCs w:val="21"/>
+              </w:rPr>
+              <w:t xml:space="preserve">2(6 + 4)</w:t>
+            </w:r>
+          </w:p>
+          <w:p>
+            <w:pPr>
+              <w:spacing w:after="24"/>
+              <w:ind w:left="380"/>
+            </w:pPr>
+            <w:r>
+              <w:rPr>
+                <w:rFonts w:ascii="Calibri" w:cs="Calibri" w:eastAsia="Calibri" w:hAnsi="Calibri"/>
+                <w:color w:val="6B4FA0"/>
+                <w:sz w:val="22"/>
+                <w:szCs w:val="22"/>
+              </w:rPr>
+              <w:t xml:space="preserve">○  </w:t>
+            </w:r>
+            <w:r>
+              <w:rPr>
+                <w:rFonts w:ascii="Calibri" w:cs="Calibri" w:eastAsia="Calibri" w:hAnsi="Calibri"/>
+                <w:b/>
+                <w:bCs/>
+                <w:color w:val="1A2733"/>
+                <w:sz w:val="21"/>
+                <w:szCs w:val="21"/>
+              </w:rPr>
+              <w:t xml:space="preserve">B.  </w:t>
+            </w:r>
+            <w:r>
+              <w:rPr>
+                <w:rFonts w:ascii="Calibri" w:cs="Calibri" w:eastAsia="Calibri" w:hAnsi="Calibri"/>
+                <w:color w:val="1A2733"/>
+                <w:sz w:val="21"/>
+                <w:szCs w:val="21"/>
+              </w:rPr>
+              <w:t xml:space="preserve">4(3 + 2)</w:t>
+            </w:r>
+          </w:p>
+          <w:p>
+            <w:pPr>
+              <w:spacing w:after="24"/>
+              <w:ind w:left="380"/>
+            </w:pPr>
+            <w:r>
+              <w:rPr>
+                <w:rFonts w:ascii="Calibri" w:cs="Calibri" w:eastAsia="Calibri" w:hAnsi="Calibri"/>
+                <w:color w:val="6B4FA0"/>
+                <w:sz w:val="22"/>
+                <w:szCs w:val="22"/>
+              </w:rPr>
+              <w:t xml:space="preserve">○  </w:t>
+            </w:r>
+            <w:r>
+              <w:rPr>
+                <w:rFonts w:ascii="Calibri" w:cs="Calibri" w:eastAsia="Calibri" w:hAnsi="Calibri"/>
+                <w:b/>
+                <w:bCs/>
+                <w:color w:val="1A2733"/>
+                <w:sz w:val="21"/>
+                <w:szCs w:val="21"/>
+              </w:rPr>
+              <w:t xml:space="preserve">C.  </w:t>
+            </w:r>
+            <w:r>
+              <w:rPr>
+                <w:rFonts w:ascii="Calibri" w:cs="Calibri" w:eastAsia="Calibri" w:hAnsi="Calibri"/>
+                <w:color w:val="1A2733"/>
+                <w:sz w:val="21"/>
+                <w:szCs w:val="21"/>
+              </w:rPr>
+              <w:t xml:space="preserve">4(3 + 8)</w:t>
+            </w:r>
+          </w:p>
+          <w:p>
+            <w:pPr>
+              <w:spacing w:after="24"/>
+              <w:ind w:left="380"/>
+            </w:pPr>
+            <w:r>
+              <w:rPr>
+                <w:rFonts w:ascii="Calibri" w:cs="Calibri" w:eastAsia="Calibri" w:hAnsi="Calibri"/>
+                <w:color w:val="6B4FA0"/>
+                <w:sz w:val="22"/>
+                <w:szCs w:val="22"/>
+              </w:rPr>
+              <w:t xml:space="preserve">○  </w:t>
+            </w:r>
+            <w:r>
+              <w:rPr>
+                <w:rFonts w:ascii="Calibri" w:cs="Calibri" w:eastAsia="Calibri" w:hAnsi="Calibri"/>
+                <w:b/>
+                <w:bCs/>
+                <w:color w:val="1A2733"/>
+                <w:sz w:val="21"/>
+                <w:szCs w:val="21"/>
+              </w:rPr>
+              <w:t xml:space="preserve">D.  </w:t>
+            </w:r>
+            <w:r>
+              <w:rPr>
+                <w:rFonts w:ascii="Calibri" w:cs="Calibri" w:eastAsia="Calibri" w:hAnsi="Calibri"/>
+                <w:color w:val="1A2733"/>
+                <w:sz w:val="21"/>
+                <w:szCs w:val="21"/>
+              </w:rPr>
+              <w:t xml:space="preserve">8(12 + 1)</w:t>
+            </w:r>
+          </w:p>
+        </w:tc>
+      </w:tr>
+    </w:tbl>
+    <w:p>
+      <w:pPr>
+        <w:spacing w:after="100"/>
+      </w:pPr>
+      <w:r>
+        <w:rPr>
+          <w:rFonts w:ascii="Calibri" w:cs="Calibri" w:eastAsia="Calibri" w:hAnsi="Calibri"/>
+          <w:color w:val="1A2733"/>
+          <w:sz w:val="21"/>
+          <w:szCs w:val="21"/>
+        </w:rPr>
+        <w:t xml:space="preserve"/>
+      </w:r>
+    </w:p>
+    <w:tbl>
+      <w:tblPr>
+        <w:tblW w:type="pct" w:w="100%"/>
+        <w:tblBorders>
+          <w:top w:val="single" w:color="C7D2DD" w:sz="6"/>
+          <w:left w:val="single" w:color="C7D2DD" w:sz="6"/>
+          <w:bottom w:val="single" w:color="C7D2DD" w:sz="6"/>
+          <w:right w:val="single" w:color="C7D2DD" w:sz="6"/>
+          <w:insideH w:val="none"/>
+          <w:insideV w:val="none"/>
+        </w:tblBorders>
+      </w:tblPr>
+      <w:tblGrid>
+        <w:gridCol w:w="100"/>
+      </w:tblGrid>
+      <w:tr>
+        <w:tc>
+          <w:tcPr>
+            <w:tcMar>
+              <w:top w:type="dxa" w:w="0"/>
+              <w:left w:type="dxa" w:w="0"/>
+              <w:bottom w:type="dxa" w:w="120"/>
+              <w:right w:type="dxa" w:w="160"/>
+            </w:tcMar>
+          </w:tcPr>
+          <w:p>
+            <w:pPr>
+              <w:shd w:fill="6B4FA0" w:color="auto" w:val="clear"/>
+              <w:tabs>
+                <w:tab w:val="right" w:pos="9000"/>
+              </w:tabs>
+              <w:spacing w:after="30" w:before="30"/>
+              <w:ind w:left="120" w:right="120"/>
+            </w:pPr>
+            <w:r>
+              <w:rPr>
+                <w:rFonts w:ascii="Calibri" w:cs="Calibri" w:eastAsia="Calibri" w:hAnsi="Calibri"/>
+                <w:b/>
+                <w:bCs/>
+                <w:color w:val="FFFFFF"/>
+                <w:sz w:val="18"/>
+                <w:szCs w:val="18"/>
+              </w:rPr>
+              <w:t xml:space="preserve">Item 2</w:t>
+            </w:r>
+            <w:r>
+              <w:rPr>
+                <w:rFonts w:ascii="Calibri" w:cs="Calibri" w:eastAsia="Calibri" w:hAnsi="Calibri"/>
+                <w:color w:val="FFFFFF"/>
+                <w:sz w:val="18"/>
+                <w:szCs w:val="18"/>
+              </w:rPr>
+              <w:t xml:space="preserve">   |   </w:t>
+            </w:r>
+            <w:r>
+              <w:rPr>
+                <w:rFonts w:ascii="Calibri" w:cs="Calibri" w:eastAsia="Calibri" w:hAnsi="Calibri"/>
+                <w:color w:val="FFFFFF"/>
+                <w:spacing w:val="14"/>
+                <w:sz w:val="16"/>
+                <w:szCs w:val="16"/>
+              </w:rPr>
+              <w:t xml:space="preserve">SELECTED RESPONSE</w:t>
+            </w:r>
+            <w:r>
+              <w:rPr>
+                <w:rFonts w:ascii="Calibri" w:cs="Calibri" w:eastAsia="Calibri" w:hAnsi="Calibri"/>
+              </w:rPr>
+              <w:t xml:space="preserve">	</w:t>
+            </w:r>
+            <w:r>
+              <w:rPr>
+                <w:rFonts w:ascii="Calibri" w:cs="Calibri" w:eastAsia="Calibri" w:hAnsi="Calibri"/>
+                <w:b/>
+                <w:bCs/>
+                <w:color w:val="FFFFFF"/>
+                <w:sz w:val="17"/>
+                <w:szCs w:val="17"/>
+              </w:rPr>
+              <w:t xml:space="preserve">6.NS.B.4</w:t>
+            </w:r>
+          </w:p>
+          <w:p>
+            <w:pPr>
+              <w:spacing w:after="30" w:before="90"/>
+              <w:ind w:left="140" w:right="120"/>
+            </w:pPr>
+            <w:r>
+              <w:rPr>
+                <w:rFonts w:ascii="Calibri" w:cs="Calibri" w:eastAsia="Calibri" w:hAnsi="Calibri"/>
+                <w:b/>
+                <w:bCs/>
+                <w:color w:val="1A2733"/>
+                <w:sz w:val="21"/>
+                <w:szCs w:val="21"/>
+              </w:rPr>
+              <w:t xml:space="preserve">Hot dogs come in packs of 8 and buns come in packs of 12. What is the fewest of each you must buy to have equal amounts?</w:t>
+            </w:r>
+          </w:p>
+          <w:p>
+            <w:pPr>
+              <w:spacing w:after="60"/>
+              <w:ind w:left="140" w:right="120"/>
+            </w:pPr>
+            <w:r>
+              <w:rPr>
+                <w:rFonts w:ascii="Calibri" w:cs="Calibri" w:eastAsia="Calibri" w:hAnsi="Calibri"/>
+                <w:i/>
+                <w:iCs/>
+                <w:color w:val="5F6F80"/>
+                <w:sz w:val="18"/>
+                <w:szCs w:val="18"/>
+              </w:rPr>
+              <w:t xml:space="preserve">Select the correct answer.</w:t>
+            </w:r>
+          </w:p>
+          <w:p>
+            <w:pPr>
+              <w:spacing w:after="24"/>
+              <w:ind w:left="380"/>
+            </w:pPr>
+            <w:r>
+              <w:rPr>
+                <w:rFonts w:ascii="Calibri" w:cs="Calibri" w:eastAsia="Calibri" w:hAnsi="Calibri"/>
+                <w:color w:val="6B4FA0"/>
+                <w:sz w:val="22"/>
+                <w:szCs w:val="22"/>
+              </w:rPr>
+              <w:t xml:space="preserve">○  </w:t>
+            </w:r>
+            <w:r>
+              <w:rPr>
+                <w:rFonts w:ascii="Calibri" w:cs="Calibri" w:eastAsia="Calibri" w:hAnsi="Calibri"/>
+                <w:b/>
+                <w:bCs/>
+                <w:color w:val="1A2733"/>
+                <w:sz w:val="21"/>
+                <w:szCs w:val="21"/>
+              </w:rPr>
+              <w:t xml:space="preserve">A.  </w:t>
+            </w:r>
+            <w:r>
+              <w:rPr>
+                <w:rFonts w:ascii="Calibri" w:cs="Calibri" w:eastAsia="Calibri" w:hAnsi="Calibri"/>
+                <w:color w:val="1A2733"/>
+                <w:sz w:val="21"/>
+                <w:szCs w:val="21"/>
+              </w:rPr>
+              <w:t xml:space="preserve">24</w:t>
+            </w:r>
+          </w:p>
+          <w:p>
+            <w:pPr>
+              <w:spacing w:after="24"/>
+              <w:ind w:left="380"/>
+            </w:pPr>
+            <w:r>
+              <w:rPr>
+                <w:rFonts w:ascii="Calibri" w:cs="Calibri" w:eastAsia="Calibri" w:hAnsi="Calibri"/>
+                <w:color w:val="6B4FA0"/>
+                <w:sz w:val="22"/>
+                <w:szCs w:val="22"/>
+              </w:rPr>
+              <w:t xml:space="preserve">○  </w:t>
+            </w:r>
+            <w:r>
+              <w:rPr>
+                <w:rFonts w:ascii="Calibri" w:cs="Calibri" w:eastAsia="Calibri" w:hAnsi="Calibri"/>
+                <w:b/>
+                <w:bCs/>
+                <w:color w:val="1A2733"/>
+                <w:sz w:val="21"/>
+                <w:szCs w:val="21"/>
+              </w:rPr>
+              <w:t xml:space="preserve">B.  </w:t>
+            </w:r>
+            <w:r>
+              <w:rPr>
+                <w:rFonts w:ascii="Calibri" w:cs="Calibri" w:eastAsia="Calibri" w:hAnsi="Calibri"/>
+                <w:color w:val="1A2733"/>
+                <w:sz w:val="21"/>
+                <w:szCs w:val="21"/>
+              </w:rPr>
+              <w:t xml:space="preserve">48</w:t>
+            </w:r>
+          </w:p>
+          <w:p>
+            <w:pPr>
+              <w:spacing w:after="24"/>
+              <w:ind w:left="380"/>
+            </w:pPr>
+            <w:r>
+              <w:rPr>
+                <w:rFonts w:ascii="Calibri" w:cs="Calibri" w:eastAsia="Calibri" w:hAnsi="Calibri"/>
+                <w:color w:val="6B4FA0"/>
+                <w:sz w:val="22"/>
+                <w:szCs w:val="22"/>
+              </w:rPr>
+              <w:t xml:space="preserve">○  </w:t>
+            </w:r>
+            <w:r>
+              <w:rPr>
+                <w:rFonts w:ascii="Calibri" w:cs="Calibri" w:eastAsia="Calibri" w:hAnsi="Calibri"/>
+                <w:b/>
+                <w:bCs/>
+                <w:color w:val="1A2733"/>
+                <w:sz w:val="21"/>
+                <w:szCs w:val="21"/>
+              </w:rPr>
+              <w:t xml:space="preserve">C.  </w:t>
+            </w:r>
+            <w:r>
+              <w:rPr>
+                <w:rFonts w:ascii="Calibri" w:cs="Calibri" w:eastAsia="Calibri" w:hAnsi="Calibri"/>
+                <w:color w:val="1A2733"/>
+                <w:sz w:val="21"/>
+                <w:szCs w:val="21"/>
+              </w:rPr>
+              <w:t xml:space="preserve">96</w:t>
+            </w:r>
+          </w:p>
+          <w:p>
+            <w:pPr>
+              <w:spacing w:after="24"/>
+              <w:ind w:left="380"/>
+            </w:pPr>
+            <w:r>
+              <w:rPr>
+                <w:rFonts w:ascii="Calibri" w:cs="Calibri" w:eastAsia="Calibri" w:hAnsi="Calibri"/>
+                <w:color w:val="6B4FA0"/>
+                <w:sz w:val="22"/>
+                <w:szCs w:val="22"/>
+              </w:rPr>
+              <w:t xml:space="preserve">○  </w:t>
+            </w:r>
+            <w:r>
+              <w:rPr>
+                <w:rFonts w:ascii="Calibri" w:cs="Calibri" w:eastAsia="Calibri" w:hAnsi="Calibri"/>
+                <w:b/>
+                <w:bCs/>
+                <w:color w:val="1A2733"/>
+                <w:sz w:val="21"/>
+                <w:szCs w:val="21"/>
+              </w:rPr>
+              <w:t xml:space="preserve">D.  </w:t>
+            </w:r>
+            <w:r>
+              <w:rPr>
+                <w:rFonts w:ascii="Calibri" w:cs="Calibri" w:eastAsia="Calibri" w:hAnsi="Calibri"/>
+                <w:color w:val="1A2733"/>
+                <w:sz w:val="21"/>
+                <w:szCs w:val="21"/>
+              </w:rPr>
+              <w:t xml:space="preserve">20</w:t>
+            </w:r>
+          </w:p>
+        </w:tc>
+      </w:tr>
+    </w:tbl>
+    <w:p>
+      <w:pPr>
+        <w:spacing w:after="100"/>
+      </w:pPr>
+      <w:r>
+        <w:rPr>
+          <w:rFonts w:ascii="Calibri" w:cs="Calibri" w:eastAsia="Calibri" w:hAnsi="Calibri"/>
+          <w:color w:val="1A2733"/>
+          <w:sz w:val="21"/>
+          <w:szCs w:val="21"/>
+        </w:rPr>
+        <w:t xml:space="preserve"/>
+      </w:r>
+    </w:p>
+    <w:tbl>
+      <w:tblPr>
+        <w:tblW w:type="pct" w:w="100%"/>
+        <w:tblBorders>
+          <w:top w:val="single" w:color="C7D2DD" w:sz="6"/>
+          <w:left w:val="single" w:color="C7D2DD" w:sz="6"/>
+          <w:bottom w:val="single" w:color="C7D2DD" w:sz="6"/>
+          <w:right w:val="single" w:color="C7D2DD" w:sz="6"/>
+          <w:insideH w:val="none"/>
+          <w:insideV w:val="none"/>
+        </w:tblBorders>
+      </w:tblPr>
+      <w:tblGrid>
+        <w:gridCol w:w="100"/>
+      </w:tblGrid>
+      <w:tr>
+        <w:tc>
+          <w:tcPr>
+            <w:tcMar>
+              <w:top w:type="dxa" w:w="0"/>
+              <w:left w:type="dxa" w:w="0"/>
+              <w:bottom w:type="dxa" w:w="120"/>
+              <w:right w:type="dxa" w:w="160"/>
+            </w:tcMar>
+          </w:tcPr>
+          <w:p>
+            <w:pPr>
+              <w:shd w:fill="6B4FA0" w:color="auto" w:val="clear"/>
+              <w:tabs>
+                <w:tab w:val="right" w:pos="9000"/>
+              </w:tabs>
+              <w:spacing w:after="30" w:before="30"/>
+              <w:ind w:left="120" w:right="120"/>
+            </w:pPr>
+            <w:r>
+              <w:rPr>
+                <w:rFonts w:ascii="Calibri" w:cs="Calibri" w:eastAsia="Calibri" w:hAnsi="Calibri"/>
+                <w:b/>
+                <w:bCs/>
+                <w:color w:val="FFFFFF"/>
+                <w:sz w:val="18"/>
+                <w:szCs w:val="18"/>
+              </w:rPr>
+              <w:t xml:space="preserve">Item 3</w:t>
+            </w:r>
+            <w:r>
+              <w:rPr>
+                <w:rFonts w:ascii="Calibri" w:cs="Calibri" w:eastAsia="Calibri" w:hAnsi="Calibri"/>
+                <w:color w:val="FFFFFF"/>
+                <w:sz w:val="18"/>
+                <w:szCs w:val="18"/>
+              </w:rPr>
+              <w:t xml:space="preserve">   |   </w:t>
+            </w:r>
+            <w:r>
+              <w:rPr>
+                <w:rFonts w:ascii="Calibri" w:cs="Calibri" w:eastAsia="Calibri" w:hAnsi="Calibri"/>
+                <w:color w:val="FFFFFF"/>
+                <w:spacing w:val="14"/>
+                <w:sz w:val="16"/>
+                <w:szCs w:val="16"/>
+              </w:rPr>
+              <w:t xml:space="preserve">CONSTRUCTED RESPONSE</w:t>
+            </w:r>
+            <w:r>
+              <w:rPr>
+                <w:rFonts w:ascii="Calibri" w:cs="Calibri" w:eastAsia="Calibri" w:hAnsi="Calibri"/>
+              </w:rPr>
+              <w:t xml:space="preserve">	</w:t>
+            </w:r>
+            <w:r>
+              <w:rPr>
+                <w:rFonts w:ascii="Calibri" w:cs="Calibri" w:eastAsia="Calibri" w:hAnsi="Calibri"/>
+                <w:b/>
+                <w:bCs/>
+                <w:color w:val="FFFFFF"/>
+                <w:sz w:val="17"/>
+                <w:szCs w:val="17"/>
+              </w:rPr>
+              <w:t xml:space="preserve">6.NS.B.4</w:t>
+            </w:r>
+          </w:p>
+          <w:p>
+            <w:pPr>
+              <w:spacing w:after="30" w:before="90"/>
+              <w:ind w:left="140" w:right="120"/>
+            </w:pPr>
+            <w:r>
+              <w:rPr>
+                <w:rFonts w:ascii="Calibri" w:cs="Calibri" w:eastAsia="Calibri" w:hAnsi="Calibri"/>
+                <w:b/>
+                <w:bCs/>
+                <w:color w:val="1A2733"/>
+                <w:sz w:val="21"/>
+                <w:szCs w:val="21"/>
+              </w:rPr>
+              <w:t xml:space="preserve">Two ropes are 18 ft and 24 ft. They are cut into equal pieces with none left over. What is the longest each piece can be?</w:t>
+            </w:r>
+          </w:p>
+          <w:p>
+            <w:pPr>
+              <w:spacing w:after="60"/>
+              <w:ind w:left="140" w:right="120"/>
+            </w:pPr>
+            <w:r>
+              <w:rPr>
+                <w:rFonts w:ascii="Calibri" w:cs="Calibri" w:eastAsia="Calibri" w:hAnsi="Calibri"/>
+                <w:i/>
+                <w:iCs/>
+                <w:color w:val="5F6F80"/>
+                <w:sz w:val="18"/>
+                <w:szCs w:val="18"/>
+              </w:rPr>
+              <w:t xml:space="preserve">Enter your answer in the space provided. Show your work.</w:t>
+            </w:r>
+          </w:p>
+          <w:p>
+            <w:pPr>
+              <w:pBdr>
+                <w:bottom w:val="single" w:color="AFBECC" w:sz="4" w:space="2"/>
+              </w:pBdr>
+              <w:spacing w:after="6" w:before="30" w:line="360"/>
+              <w:ind w:left="140" w:right="120"/>
+            </w:pPr>
+            <w:r>
+              <w:rPr>
+                <w:rFonts w:ascii="Calibri" w:cs="Calibri" w:eastAsia="Calibri" w:hAnsi="Calibri"/>
+                <w:color w:val="1A2733"/>
+                <w:sz w:val="21"/>
+                <w:szCs w:val="21"/>
+              </w:rPr>
+              <w:t xml:space="preserve"/>
+            </w:r>
+          </w:p>
+          <w:p>
+            <w:pPr>
+              <w:pBdr>
+                <w:bottom w:val="single" w:color="AFBECC" w:sz="4" w:space="2"/>
+              </w:pBdr>
+              <w:spacing w:after="0" w:line="360"/>
+              <w:ind w:left="140" w:right="120"/>
+            </w:pPr>
+            <w:r>
+              <w:rPr>
+                <w:rFonts w:ascii="Calibri" w:cs="Calibri" w:eastAsia="Calibri" w:hAnsi="Calibri"/>
+                <w:color w:val="1A2733"/>
+                <w:sz w:val="21"/>
+                <w:szCs w:val="21"/>
+              </w:rPr>
+              <w:t xml:space="preserve"/>
+            </w:r>
+          </w:p>
+        </w:tc>
+      </w:tr>
+    </w:tbl>
+    <w:p>
+      <w:pPr>
+        <w:spacing w:after="100"/>
+      </w:pPr>
+      <w:r>
+        <w:rPr>
+          <w:rFonts w:ascii="Calibri" w:cs="Calibri" w:eastAsia="Calibri" w:hAnsi="Calibri"/>
+          <w:color w:val="1A2733"/>
+          <w:sz w:val="21"/>
+          <w:szCs w:val="21"/>
+        </w:rPr>
+        <w:t xml:space="preserve"/>
       </w:r>
     </w:p>
     <w:p>
@@ -7477,312 +9385,789 @@
         <w:t xml:space="preserve">MCAP-Style Practice</w:t>
       </w:r>
     </w:p>
-    <w:p>
-      <w:pPr>
-        <w:spacing w:after="80"/>
-      </w:pPr>
-      <w:r>
-        <w:rPr>
-          <w:rFonts w:ascii="Calibri" w:cs="Calibri" w:eastAsia="Calibri" w:hAnsi="Calibri"/>
-          <w:i/>
-          <w:iCs/>
-          <w:color w:val="5F6F80"/>
-          <w:sz w:val="19"/>
-          <w:szCs w:val="19"/>
-        </w:rPr>
-        <w:t xml:space="preserve">Bubble the best answer or fill in the blank, just like on the test.</w:t>
-      </w:r>
-    </w:p>
-    <w:p>
-      <w:pPr>
-        <w:spacing w:after="40" w:before="120"/>
-      </w:pPr>
-      <w:r>
-        <w:rPr>
-          <w:rFonts w:ascii="Calibri" w:cs="Calibri" w:eastAsia="Calibri" w:hAnsi="Calibri"/>
-          <w:b/>
-          <w:bCs/>
-          <w:color w:val="12355B"/>
-          <w:sz w:val="21"/>
-          <w:szCs w:val="21"/>
-        </w:rPr>
-        <w:t xml:space="preserve">1.  </w:t>
-      </w:r>
-      <w:r>
-        <w:rPr>
-          <w:rFonts w:ascii="Calibri" w:cs="Calibri" w:eastAsia="Calibri" w:hAnsi="Calibri"/>
-          <w:color w:val="1A2733"/>
-          <w:sz w:val="21"/>
-          <w:szCs w:val="21"/>
-        </w:rPr>
-        <w:t xml:space="preserve">Which situation is best represented by the integer −25?</w:t>
-      </w:r>
-    </w:p>
-    <w:p>
-      <w:pPr>
-        <w:spacing w:after="20"/>
-        <w:ind w:left="360"/>
-      </w:pPr>
-      <w:r>
-        <w:rPr>
-          <w:rFonts w:ascii="Calibri" w:cs="Calibri" w:eastAsia="Calibri" w:hAnsi="Calibri"/>
-          <w:color w:val="1A2733"/>
-          <w:sz w:val="20"/>
-          <w:szCs w:val="20"/>
-        </w:rPr>
-        <w:t xml:space="preserve">  ◯  A.  </w:t>
-      </w:r>
-      <w:r>
-        <w:rPr>
-          <w:rFonts w:ascii="Calibri" w:cs="Calibri" w:eastAsia="Calibri" w:hAnsi="Calibri"/>
-          <w:color w:val="1A2733"/>
-          <w:sz w:val="20"/>
-          <w:szCs w:val="20"/>
-        </w:rPr>
-        <w:t xml:space="preserve">Climbing 25 feet up a ladder</w:t>
-      </w:r>
-    </w:p>
-    <w:p>
-      <w:pPr>
-        <w:spacing w:after="20"/>
-        <w:ind w:left="360"/>
-      </w:pPr>
-      <w:r>
-        <w:rPr>
-          <w:rFonts w:ascii="Calibri" w:cs="Calibri" w:eastAsia="Calibri" w:hAnsi="Calibri"/>
-          <w:color w:val="1A2733"/>
-          <w:sz w:val="20"/>
-          <w:szCs w:val="20"/>
-        </w:rPr>
-        <w:t xml:space="preserve">  ◯  B.  </w:t>
-      </w:r>
-      <w:r>
-        <w:rPr>
-          <w:rFonts w:ascii="Calibri" w:cs="Calibri" w:eastAsia="Calibri" w:hAnsi="Calibri"/>
-          <w:color w:val="1A2733"/>
-          <w:sz w:val="20"/>
-          <w:szCs w:val="20"/>
-        </w:rPr>
-        <w:t xml:space="preserve">A withdrawal of $25 from savings</w:t>
-      </w:r>
-    </w:p>
-    <w:p>
-      <w:pPr>
-        <w:spacing w:after="20"/>
-        <w:ind w:left="360"/>
-      </w:pPr>
-      <w:r>
-        <w:rPr>
-          <w:rFonts w:ascii="Calibri" w:cs="Calibri" w:eastAsia="Calibri" w:hAnsi="Calibri"/>
-          <w:color w:val="1A2733"/>
-          <w:sz w:val="20"/>
-          <w:szCs w:val="20"/>
-        </w:rPr>
-        <w:t xml:space="preserve">  ◯  C.  </w:t>
-      </w:r>
-      <w:r>
-        <w:rPr>
-          <w:rFonts w:ascii="Calibri" w:cs="Calibri" w:eastAsia="Calibri" w:hAnsi="Calibri"/>
-          <w:color w:val="1A2733"/>
-          <w:sz w:val="20"/>
-          <w:szCs w:val="20"/>
-        </w:rPr>
-        <w:t xml:space="preserve">Earning $25 babysitting</w:t>
-      </w:r>
-    </w:p>
-    <w:p>
-      <w:pPr>
-        <w:spacing w:after="20"/>
-        <w:ind w:left="360"/>
-      </w:pPr>
-      <w:r>
-        <w:rPr>
-          <w:rFonts w:ascii="Calibri" w:cs="Calibri" w:eastAsia="Calibri" w:hAnsi="Calibri"/>
-          <w:color w:val="1A2733"/>
-          <w:sz w:val="20"/>
-          <w:szCs w:val="20"/>
-        </w:rPr>
-        <w:t xml:space="preserve">  ◯  D.  </w:t>
-      </w:r>
-      <w:r>
-        <w:rPr>
-          <w:rFonts w:ascii="Calibri" w:cs="Calibri" w:eastAsia="Calibri" w:hAnsi="Calibri"/>
-          <w:color w:val="1A2733"/>
-          <w:sz w:val="20"/>
-          <w:szCs w:val="20"/>
-        </w:rPr>
-        <w:t xml:space="preserve">A temperature rise of 25 degrees</w:t>
-      </w:r>
-    </w:p>
-    <w:p>
-      <w:pPr>
-        <w:spacing w:after="40" w:before="120"/>
-      </w:pPr>
-      <w:r>
-        <w:rPr>
-          <w:rFonts w:ascii="Calibri" w:cs="Calibri" w:eastAsia="Calibri" w:hAnsi="Calibri"/>
-          <w:b/>
-          <w:bCs/>
-          <w:color w:val="12355B"/>
-          <w:sz w:val="21"/>
-          <w:szCs w:val="21"/>
-        </w:rPr>
-        <w:t xml:space="preserve">2.  </w:t>
-      </w:r>
-      <w:r>
-        <w:rPr>
-          <w:rFonts w:ascii="Calibri" w:cs="Calibri" w:eastAsia="Calibri" w:hAnsi="Calibri"/>
-          <w:color w:val="1A2733"/>
-          <w:sz w:val="21"/>
-          <w:szCs w:val="21"/>
-        </w:rPr>
-        <w:t xml:space="preserve">Death Valley is about 282 feet below sea level. Which integer represents this elevation?</w:t>
-      </w:r>
-    </w:p>
-    <w:p>
-      <w:pPr>
-        <w:spacing w:after="20"/>
-        <w:ind w:left="360"/>
-      </w:pPr>
-      <w:r>
-        <w:rPr>
-          <w:rFonts w:ascii="Calibri" w:cs="Calibri" w:eastAsia="Calibri" w:hAnsi="Calibri"/>
-          <w:color w:val="1A2733"/>
-          <w:sz w:val="20"/>
-          <w:szCs w:val="20"/>
-        </w:rPr>
-        <w:t xml:space="preserve">  ◯  A.  </w:t>
-      </w:r>
-      <w:r>
-        <w:rPr>
-          <w:rFonts w:ascii="Calibri" w:cs="Calibri" w:eastAsia="Calibri" w:hAnsi="Calibri"/>
-          <w:color w:val="1A2733"/>
-          <w:sz w:val="20"/>
-          <w:szCs w:val="20"/>
-        </w:rPr>
-        <w:t xml:space="preserve">282</w:t>
-      </w:r>
-    </w:p>
-    <w:p>
-      <w:pPr>
-        <w:spacing w:after="20"/>
-        <w:ind w:left="360"/>
-      </w:pPr>
-      <w:r>
-        <w:rPr>
-          <w:rFonts w:ascii="Calibri" w:cs="Calibri" w:eastAsia="Calibri" w:hAnsi="Calibri"/>
-          <w:color w:val="1A2733"/>
-          <w:sz w:val="20"/>
-          <w:szCs w:val="20"/>
-        </w:rPr>
-        <w:t xml:space="preserve">  ◯  B.  </w:t>
-      </w:r>
-      <w:r>
-        <w:rPr>
-          <w:rFonts w:ascii="Calibri" w:cs="Calibri" w:eastAsia="Calibri" w:hAnsi="Calibri"/>
-          <w:color w:val="1A2733"/>
-          <w:sz w:val="20"/>
-          <w:szCs w:val="20"/>
-        </w:rPr>
-        <w:t xml:space="preserve">0</w:t>
-      </w:r>
-    </w:p>
-    <w:p>
-      <w:pPr>
-        <w:spacing w:after="20"/>
-        <w:ind w:left="360"/>
-      </w:pPr>
-      <w:r>
-        <w:rPr>
-          <w:rFonts w:ascii="Calibri" w:cs="Calibri" w:eastAsia="Calibri" w:hAnsi="Calibri"/>
-          <w:color w:val="1A2733"/>
-          <w:sz w:val="20"/>
-          <w:szCs w:val="20"/>
-        </w:rPr>
-        <w:t xml:space="preserve">  ◯  C.  </w:t>
-      </w:r>
-      <w:r>
-        <w:rPr>
-          <w:rFonts w:ascii="Calibri" w:cs="Calibri" w:eastAsia="Calibri" w:hAnsi="Calibri"/>
-          <w:color w:val="1A2733"/>
-          <w:sz w:val="20"/>
-          <w:szCs w:val="20"/>
-        </w:rPr>
-        <w:t xml:space="preserve">−282</w:t>
-      </w:r>
-    </w:p>
-    <w:p>
-      <w:pPr>
-        <w:spacing w:after="20"/>
-        <w:ind w:left="360"/>
-      </w:pPr>
-      <w:r>
-        <w:rPr>
-          <w:rFonts w:ascii="Calibri" w:cs="Calibri" w:eastAsia="Calibri" w:hAnsi="Calibri"/>
-          <w:color w:val="1A2733"/>
-          <w:sz w:val="20"/>
-          <w:szCs w:val="20"/>
-        </w:rPr>
-        <w:t xml:space="preserve">  ◯  D.  </w:t>
-      </w:r>
-      <w:r>
-        <w:rPr>
-          <w:rFonts w:ascii="Calibri" w:cs="Calibri" w:eastAsia="Calibri" w:hAnsi="Calibri"/>
-          <w:color w:val="1A2733"/>
-          <w:sz w:val="20"/>
-          <w:szCs w:val="20"/>
-        </w:rPr>
-        <w:t xml:space="preserve">−28.2</w:t>
-      </w:r>
-    </w:p>
-    <w:p>
-      <w:pPr>
-        <w:spacing w:after="40" w:before="120"/>
-      </w:pPr>
-      <w:r>
-        <w:rPr>
-          <w:rFonts w:ascii="Calibri" w:cs="Calibri" w:eastAsia="Calibri" w:hAnsi="Calibri"/>
-          <w:b/>
-          <w:bCs/>
-          <w:color w:val="12355B"/>
-          <w:sz w:val="21"/>
-          <w:szCs w:val="21"/>
-        </w:rPr>
-        <w:t xml:space="preserve">3.  </w:t>
-      </w:r>
-      <w:r>
-        <w:rPr>
-          <w:rFonts w:ascii="Calibri" w:cs="Calibri" w:eastAsia="Calibri" w:hAnsi="Calibri"/>
-          <w:color w:val="1A2733"/>
-          <w:sz w:val="21"/>
-          <w:szCs w:val="21"/>
-        </w:rPr>
-        <w:t xml:space="preserve">A thermostat reads −3°F. Describe what its opposite, +3°F, would mean.</w:t>
-      </w:r>
-    </w:p>
-    <w:p>
-      <w:pPr>
-        <w:spacing w:after="30" w:before="30"/>
-      </w:pPr>
-      <w:r>
-        <w:rPr>
-          <w:rFonts w:ascii="Calibri" w:cs="Calibri" w:eastAsia="Calibri" w:hAnsi="Calibri"/>
-          <w:b/>
-          <w:bCs/>
-          <w:color w:val="5F6F80"/>
-          <w:sz w:val="20"/>
-          <w:szCs w:val="20"/>
-        </w:rPr>
-        <w:t xml:space="preserve">Answer: </w:t>
-      </w:r>
-      <w:r>
-        <w:rPr>
-          <w:rFonts w:ascii="Calibri" w:cs="Calibri" w:eastAsia="Calibri" w:hAnsi="Calibri"/>
-          <w:color w:val="5F6F80"/>
-          <w:sz w:val="20"/>
-          <w:szCs w:val="20"/>
-        </w:rPr>
-        <w:t xml:space="preserve">____________________________</w:t>
+    <w:tbl>
+      <w:tblPr>
+        <w:tblW w:type="pct" w:w="100%"/>
+        <w:tblBorders>
+          <w:top w:val="single" w:color="BBD0DE" w:sz="6"/>
+          <w:left w:val="single" w:color="BBD0DE" w:sz="6"/>
+          <w:bottom w:val="single" w:color="BBD0DE" w:sz="6"/>
+          <w:right w:val="single" w:color="BBD0DE" w:sz="6"/>
+          <w:insideH w:val="none"/>
+          <w:insideV w:val="none"/>
+        </w:tblBorders>
+      </w:tblPr>
+      <w:tblGrid>
+        <w:gridCol w:w="100"/>
+      </w:tblGrid>
+      <w:tr>
+        <w:tc>
+          <w:tcPr>
+            <w:shd w:fill="EEF4F8" w:color="auto" w:val="clear"/>
+            <w:tcMar>
+              <w:top w:type="dxa" w:w="120"/>
+              <w:left w:type="dxa" w:w="160"/>
+              <w:bottom w:type="dxa" w:w="120"/>
+              <w:right w:type="dxa" w:w="160"/>
+            </w:tcMar>
+          </w:tcPr>
+          <w:p>
+            <w:pPr>
+              <w:spacing w:after="30"/>
+            </w:pPr>
+            <w:r>
+              <w:rPr>
+                <w:rFonts w:ascii="Calibri" w:cs="Calibri" w:eastAsia="Calibri" w:hAnsi="Calibri"/>
+                <w:b/>
+                <w:bCs/>
+                <w:color w:val="12355B"/>
+                <w:sz w:val="19"/>
+                <w:szCs w:val="19"/>
+              </w:rPr>
+              <w:t xml:space="preserve">Directions</w:t>
+            </w:r>
+          </w:p>
+          <w:p>
+            <w:r>
+              <w:rPr>
+                <w:rFonts w:ascii="Calibri" w:cs="Calibri" w:eastAsia="Calibri" w:hAnsi="Calibri"/>
+                <w:color w:val="1A2733"/>
+                <w:sz w:val="19"/>
+                <w:szCs w:val="19"/>
+              </w:rPr>
+              <w:t xml:space="preserve">Read each item carefully and answer it the way you would on the MCAP. For selected-response items, fill in the circle (○) next to the correct answer. For constructed-response items, enter your answer and show your work. Every item below assesses standard 6.NS.C.5.</w:t>
+            </w:r>
+          </w:p>
+        </w:tc>
+      </w:tr>
+    </w:tbl>
+    <w:p>
+      <w:pPr>
+        <w:spacing w:after="120"/>
+      </w:pPr>
+      <w:r>
+        <w:rPr>
+          <w:rFonts w:ascii="Calibri" w:cs="Calibri" w:eastAsia="Calibri" w:hAnsi="Calibri"/>
+          <w:color w:val="1A2733"/>
+          <w:sz w:val="21"/>
+          <w:szCs w:val="21"/>
+        </w:rPr>
+        <w:t xml:space="preserve"/>
+      </w:r>
+    </w:p>
+    <w:tbl>
+      <w:tblPr>
+        <w:tblW w:type="pct" w:w="100%"/>
+        <w:tblBorders>
+          <w:top w:val="single" w:color="C7D2DD" w:sz="6"/>
+          <w:left w:val="single" w:color="C7D2DD" w:sz="6"/>
+          <w:bottom w:val="single" w:color="C7D2DD" w:sz="6"/>
+          <w:right w:val="single" w:color="C7D2DD" w:sz="6"/>
+          <w:insideH w:val="none"/>
+          <w:insideV w:val="none"/>
+        </w:tblBorders>
+      </w:tblPr>
+      <w:tblGrid>
+        <w:gridCol w:w="100"/>
+      </w:tblGrid>
+      <w:tr>
+        <w:tc>
+          <w:tcPr>
+            <w:tcMar>
+              <w:top w:type="dxa" w:w="0"/>
+              <w:left w:type="dxa" w:w="0"/>
+              <w:bottom w:type="dxa" w:w="120"/>
+              <w:right w:type="dxa" w:w="160"/>
+            </w:tcMar>
+          </w:tcPr>
+          <w:p>
+            <w:pPr>
+              <w:shd w:fill="6B4FA0" w:color="auto" w:val="clear"/>
+              <w:tabs>
+                <w:tab w:val="right" w:pos="9000"/>
+              </w:tabs>
+              <w:spacing w:after="30" w:before="30"/>
+              <w:ind w:left="120" w:right="120"/>
+            </w:pPr>
+            <w:r>
+              <w:rPr>
+                <w:rFonts w:ascii="Calibri" w:cs="Calibri" w:eastAsia="Calibri" w:hAnsi="Calibri"/>
+                <w:b/>
+                <w:bCs/>
+                <w:color w:val="FFFFFF"/>
+                <w:sz w:val="18"/>
+                <w:szCs w:val="18"/>
+              </w:rPr>
+              <w:t xml:space="preserve">Item 1</w:t>
+            </w:r>
+            <w:r>
+              <w:rPr>
+                <w:rFonts w:ascii="Calibri" w:cs="Calibri" w:eastAsia="Calibri" w:hAnsi="Calibri"/>
+                <w:color w:val="FFFFFF"/>
+                <w:sz w:val="18"/>
+                <w:szCs w:val="18"/>
+              </w:rPr>
+              <w:t xml:space="preserve">   |   </w:t>
+            </w:r>
+            <w:r>
+              <w:rPr>
+                <w:rFonts w:ascii="Calibri" w:cs="Calibri" w:eastAsia="Calibri" w:hAnsi="Calibri"/>
+                <w:color w:val="FFFFFF"/>
+                <w:spacing w:val="14"/>
+                <w:sz w:val="16"/>
+                <w:szCs w:val="16"/>
+              </w:rPr>
+              <w:t xml:space="preserve">SELECTED RESPONSE</w:t>
+            </w:r>
+            <w:r>
+              <w:rPr>
+                <w:rFonts w:ascii="Calibri" w:cs="Calibri" w:eastAsia="Calibri" w:hAnsi="Calibri"/>
+              </w:rPr>
+              <w:t xml:space="preserve">	</w:t>
+            </w:r>
+            <w:r>
+              <w:rPr>
+                <w:rFonts w:ascii="Calibri" w:cs="Calibri" w:eastAsia="Calibri" w:hAnsi="Calibri"/>
+                <w:b/>
+                <w:bCs/>
+                <w:color w:val="FFFFFF"/>
+                <w:sz w:val="17"/>
+                <w:szCs w:val="17"/>
+              </w:rPr>
+              <w:t xml:space="preserve">6.NS.C.5</w:t>
+            </w:r>
+          </w:p>
+          <w:p>
+            <w:pPr>
+              <w:spacing w:after="30" w:before="90"/>
+              <w:ind w:left="140" w:right="120"/>
+            </w:pPr>
+            <w:r>
+              <w:rPr>
+                <w:rFonts w:ascii="Calibri" w:cs="Calibri" w:eastAsia="Calibri" w:hAnsi="Calibri"/>
+                <w:b/>
+                <w:bCs/>
+                <w:color w:val="1A2733"/>
+                <w:sz w:val="21"/>
+                <w:szCs w:val="21"/>
+              </w:rPr>
+              <w:t xml:space="preserve">Which situation is best represented by the integer −25?</w:t>
+            </w:r>
+          </w:p>
+          <w:p>
+            <w:pPr>
+              <w:spacing w:after="60"/>
+              <w:ind w:left="140" w:right="120"/>
+            </w:pPr>
+            <w:r>
+              <w:rPr>
+                <w:rFonts w:ascii="Calibri" w:cs="Calibri" w:eastAsia="Calibri" w:hAnsi="Calibri"/>
+                <w:i/>
+                <w:iCs/>
+                <w:color w:val="5F6F80"/>
+                <w:sz w:val="18"/>
+                <w:szCs w:val="18"/>
+              </w:rPr>
+              <w:t xml:space="preserve">Select the correct answer.</w:t>
+            </w:r>
+          </w:p>
+          <w:p>
+            <w:pPr>
+              <w:spacing w:after="24"/>
+              <w:ind w:left="380"/>
+            </w:pPr>
+            <w:r>
+              <w:rPr>
+                <w:rFonts w:ascii="Calibri" w:cs="Calibri" w:eastAsia="Calibri" w:hAnsi="Calibri"/>
+                <w:color w:val="6B4FA0"/>
+                <w:sz w:val="22"/>
+                <w:szCs w:val="22"/>
+              </w:rPr>
+              <w:t xml:space="preserve">○  </w:t>
+            </w:r>
+            <w:r>
+              <w:rPr>
+                <w:rFonts w:ascii="Calibri" w:cs="Calibri" w:eastAsia="Calibri" w:hAnsi="Calibri"/>
+                <w:b/>
+                <w:bCs/>
+                <w:color w:val="1A2733"/>
+                <w:sz w:val="21"/>
+                <w:szCs w:val="21"/>
+              </w:rPr>
+              <w:t xml:space="preserve">A.  </w:t>
+            </w:r>
+            <w:r>
+              <w:rPr>
+                <w:rFonts w:ascii="Calibri" w:cs="Calibri" w:eastAsia="Calibri" w:hAnsi="Calibri"/>
+                <w:color w:val="1A2733"/>
+                <w:sz w:val="21"/>
+                <w:szCs w:val="21"/>
+              </w:rPr>
+              <w:t xml:space="preserve">Climbing 25 feet up a ladder</w:t>
+            </w:r>
+          </w:p>
+          <w:p>
+            <w:pPr>
+              <w:spacing w:after="24"/>
+              <w:ind w:left="380"/>
+            </w:pPr>
+            <w:r>
+              <w:rPr>
+                <w:rFonts w:ascii="Calibri" w:cs="Calibri" w:eastAsia="Calibri" w:hAnsi="Calibri"/>
+                <w:color w:val="6B4FA0"/>
+                <w:sz w:val="22"/>
+                <w:szCs w:val="22"/>
+              </w:rPr>
+              <w:t xml:space="preserve">○  </w:t>
+            </w:r>
+            <w:r>
+              <w:rPr>
+                <w:rFonts w:ascii="Calibri" w:cs="Calibri" w:eastAsia="Calibri" w:hAnsi="Calibri"/>
+                <w:b/>
+                <w:bCs/>
+                <w:color w:val="1A2733"/>
+                <w:sz w:val="21"/>
+                <w:szCs w:val="21"/>
+              </w:rPr>
+              <w:t xml:space="preserve">B.  </w:t>
+            </w:r>
+            <w:r>
+              <w:rPr>
+                <w:rFonts w:ascii="Calibri" w:cs="Calibri" w:eastAsia="Calibri" w:hAnsi="Calibri"/>
+                <w:color w:val="1A2733"/>
+                <w:sz w:val="21"/>
+                <w:szCs w:val="21"/>
+              </w:rPr>
+              <w:t xml:space="preserve">A withdrawal of $25 from savings</w:t>
+            </w:r>
+          </w:p>
+          <w:p>
+            <w:pPr>
+              <w:spacing w:after="24"/>
+              <w:ind w:left="380"/>
+            </w:pPr>
+            <w:r>
+              <w:rPr>
+                <w:rFonts w:ascii="Calibri" w:cs="Calibri" w:eastAsia="Calibri" w:hAnsi="Calibri"/>
+                <w:color w:val="6B4FA0"/>
+                <w:sz w:val="22"/>
+                <w:szCs w:val="22"/>
+              </w:rPr>
+              <w:t xml:space="preserve">○  </w:t>
+            </w:r>
+            <w:r>
+              <w:rPr>
+                <w:rFonts w:ascii="Calibri" w:cs="Calibri" w:eastAsia="Calibri" w:hAnsi="Calibri"/>
+                <w:b/>
+                <w:bCs/>
+                <w:color w:val="1A2733"/>
+                <w:sz w:val="21"/>
+                <w:szCs w:val="21"/>
+              </w:rPr>
+              <w:t xml:space="preserve">C.  </w:t>
+            </w:r>
+            <w:r>
+              <w:rPr>
+                <w:rFonts w:ascii="Calibri" w:cs="Calibri" w:eastAsia="Calibri" w:hAnsi="Calibri"/>
+                <w:color w:val="1A2733"/>
+                <w:sz w:val="21"/>
+                <w:szCs w:val="21"/>
+              </w:rPr>
+              <w:t xml:space="preserve">Earning $25 babysitting</w:t>
+            </w:r>
+          </w:p>
+          <w:p>
+            <w:pPr>
+              <w:spacing w:after="24"/>
+              <w:ind w:left="380"/>
+            </w:pPr>
+            <w:r>
+              <w:rPr>
+                <w:rFonts w:ascii="Calibri" w:cs="Calibri" w:eastAsia="Calibri" w:hAnsi="Calibri"/>
+                <w:color w:val="6B4FA0"/>
+                <w:sz w:val="22"/>
+                <w:szCs w:val="22"/>
+              </w:rPr>
+              <w:t xml:space="preserve">○  </w:t>
+            </w:r>
+            <w:r>
+              <w:rPr>
+                <w:rFonts w:ascii="Calibri" w:cs="Calibri" w:eastAsia="Calibri" w:hAnsi="Calibri"/>
+                <w:b/>
+                <w:bCs/>
+                <w:color w:val="1A2733"/>
+                <w:sz w:val="21"/>
+                <w:szCs w:val="21"/>
+              </w:rPr>
+              <w:t xml:space="preserve">D.  </w:t>
+            </w:r>
+            <w:r>
+              <w:rPr>
+                <w:rFonts w:ascii="Calibri" w:cs="Calibri" w:eastAsia="Calibri" w:hAnsi="Calibri"/>
+                <w:color w:val="1A2733"/>
+                <w:sz w:val="21"/>
+                <w:szCs w:val="21"/>
+              </w:rPr>
+              <w:t xml:space="preserve">A temperature rise of 25 degrees</w:t>
+            </w:r>
+          </w:p>
+        </w:tc>
+      </w:tr>
+    </w:tbl>
+    <w:p>
+      <w:pPr>
+        <w:spacing w:after="100"/>
+      </w:pPr>
+      <w:r>
+        <w:rPr>
+          <w:rFonts w:ascii="Calibri" w:cs="Calibri" w:eastAsia="Calibri" w:hAnsi="Calibri"/>
+          <w:color w:val="1A2733"/>
+          <w:sz w:val="21"/>
+          <w:szCs w:val="21"/>
+        </w:rPr>
+        <w:t xml:space="preserve"/>
+      </w:r>
+    </w:p>
+    <w:tbl>
+      <w:tblPr>
+        <w:tblW w:type="pct" w:w="100%"/>
+        <w:tblBorders>
+          <w:top w:val="single" w:color="C7D2DD" w:sz="6"/>
+          <w:left w:val="single" w:color="C7D2DD" w:sz="6"/>
+          <w:bottom w:val="single" w:color="C7D2DD" w:sz="6"/>
+          <w:right w:val="single" w:color="C7D2DD" w:sz="6"/>
+          <w:insideH w:val="none"/>
+          <w:insideV w:val="none"/>
+        </w:tblBorders>
+      </w:tblPr>
+      <w:tblGrid>
+        <w:gridCol w:w="100"/>
+      </w:tblGrid>
+      <w:tr>
+        <w:tc>
+          <w:tcPr>
+            <w:tcMar>
+              <w:top w:type="dxa" w:w="0"/>
+              <w:left w:type="dxa" w:w="0"/>
+              <w:bottom w:type="dxa" w:w="120"/>
+              <w:right w:type="dxa" w:w="160"/>
+            </w:tcMar>
+          </w:tcPr>
+          <w:p>
+            <w:pPr>
+              <w:shd w:fill="6B4FA0" w:color="auto" w:val="clear"/>
+              <w:tabs>
+                <w:tab w:val="right" w:pos="9000"/>
+              </w:tabs>
+              <w:spacing w:after="30" w:before="30"/>
+              <w:ind w:left="120" w:right="120"/>
+            </w:pPr>
+            <w:r>
+              <w:rPr>
+                <w:rFonts w:ascii="Calibri" w:cs="Calibri" w:eastAsia="Calibri" w:hAnsi="Calibri"/>
+                <w:b/>
+                <w:bCs/>
+                <w:color w:val="FFFFFF"/>
+                <w:sz w:val="18"/>
+                <w:szCs w:val="18"/>
+              </w:rPr>
+              <w:t xml:space="preserve">Item 2</w:t>
+            </w:r>
+            <w:r>
+              <w:rPr>
+                <w:rFonts w:ascii="Calibri" w:cs="Calibri" w:eastAsia="Calibri" w:hAnsi="Calibri"/>
+                <w:color w:val="FFFFFF"/>
+                <w:sz w:val="18"/>
+                <w:szCs w:val="18"/>
+              </w:rPr>
+              <w:t xml:space="preserve">   |   </w:t>
+            </w:r>
+            <w:r>
+              <w:rPr>
+                <w:rFonts w:ascii="Calibri" w:cs="Calibri" w:eastAsia="Calibri" w:hAnsi="Calibri"/>
+                <w:color w:val="FFFFFF"/>
+                <w:spacing w:val="14"/>
+                <w:sz w:val="16"/>
+                <w:szCs w:val="16"/>
+              </w:rPr>
+              <w:t xml:space="preserve">SELECTED RESPONSE</w:t>
+            </w:r>
+            <w:r>
+              <w:rPr>
+                <w:rFonts w:ascii="Calibri" w:cs="Calibri" w:eastAsia="Calibri" w:hAnsi="Calibri"/>
+              </w:rPr>
+              <w:t xml:space="preserve">	</w:t>
+            </w:r>
+            <w:r>
+              <w:rPr>
+                <w:rFonts w:ascii="Calibri" w:cs="Calibri" w:eastAsia="Calibri" w:hAnsi="Calibri"/>
+                <w:b/>
+                <w:bCs/>
+                <w:color w:val="FFFFFF"/>
+                <w:sz w:val="17"/>
+                <w:szCs w:val="17"/>
+              </w:rPr>
+              <w:t xml:space="preserve">6.NS.C.5</w:t>
+            </w:r>
+          </w:p>
+          <w:p>
+            <w:pPr>
+              <w:spacing w:after="30" w:before="90"/>
+              <w:ind w:left="140" w:right="120"/>
+            </w:pPr>
+            <w:r>
+              <w:rPr>
+                <w:rFonts w:ascii="Calibri" w:cs="Calibri" w:eastAsia="Calibri" w:hAnsi="Calibri"/>
+                <w:b/>
+                <w:bCs/>
+                <w:color w:val="1A2733"/>
+                <w:sz w:val="21"/>
+                <w:szCs w:val="21"/>
+              </w:rPr>
+              <w:t xml:space="preserve">Death Valley is about 282 feet below sea level. Which integer represents this elevation?</w:t>
+            </w:r>
+          </w:p>
+          <w:p>
+            <w:pPr>
+              <w:spacing w:after="60"/>
+              <w:ind w:left="140" w:right="120"/>
+            </w:pPr>
+            <w:r>
+              <w:rPr>
+                <w:rFonts w:ascii="Calibri" w:cs="Calibri" w:eastAsia="Calibri" w:hAnsi="Calibri"/>
+                <w:i/>
+                <w:iCs/>
+                <w:color w:val="5F6F80"/>
+                <w:sz w:val="18"/>
+                <w:szCs w:val="18"/>
+              </w:rPr>
+              <w:t xml:space="preserve">Select the correct answer.</w:t>
+            </w:r>
+          </w:p>
+          <w:p>
+            <w:pPr>
+              <w:spacing w:after="24"/>
+              <w:ind w:left="380"/>
+            </w:pPr>
+            <w:r>
+              <w:rPr>
+                <w:rFonts w:ascii="Calibri" w:cs="Calibri" w:eastAsia="Calibri" w:hAnsi="Calibri"/>
+                <w:color w:val="6B4FA0"/>
+                <w:sz w:val="22"/>
+                <w:szCs w:val="22"/>
+              </w:rPr>
+              <w:t xml:space="preserve">○  </w:t>
+            </w:r>
+            <w:r>
+              <w:rPr>
+                <w:rFonts w:ascii="Calibri" w:cs="Calibri" w:eastAsia="Calibri" w:hAnsi="Calibri"/>
+                <w:b/>
+                <w:bCs/>
+                <w:color w:val="1A2733"/>
+                <w:sz w:val="21"/>
+                <w:szCs w:val="21"/>
+              </w:rPr>
+              <w:t xml:space="preserve">A.  </w:t>
+            </w:r>
+            <w:r>
+              <w:rPr>
+                <w:rFonts w:ascii="Calibri" w:cs="Calibri" w:eastAsia="Calibri" w:hAnsi="Calibri"/>
+                <w:color w:val="1A2733"/>
+                <w:sz w:val="21"/>
+                <w:szCs w:val="21"/>
+              </w:rPr>
+              <w:t xml:space="preserve">282</w:t>
+            </w:r>
+          </w:p>
+          <w:p>
+            <w:pPr>
+              <w:spacing w:after="24"/>
+              <w:ind w:left="380"/>
+            </w:pPr>
+            <w:r>
+              <w:rPr>
+                <w:rFonts w:ascii="Calibri" w:cs="Calibri" w:eastAsia="Calibri" w:hAnsi="Calibri"/>
+                <w:color w:val="6B4FA0"/>
+                <w:sz w:val="22"/>
+                <w:szCs w:val="22"/>
+              </w:rPr>
+              <w:t xml:space="preserve">○  </w:t>
+            </w:r>
+            <w:r>
+              <w:rPr>
+                <w:rFonts w:ascii="Calibri" w:cs="Calibri" w:eastAsia="Calibri" w:hAnsi="Calibri"/>
+                <w:b/>
+                <w:bCs/>
+                <w:color w:val="1A2733"/>
+                <w:sz w:val="21"/>
+                <w:szCs w:val="21"/>
+              </w:rPr>
+              <w:t xml:space="preserve">B.  </w:t>
+            </w:r>
+            <w:r>
+              <w:rPr>
+                <w:rFonts w:ascii="Calibri" w:cs="Calibri" w:eastAsia="Calibri" w:hAnsi="Calibri"/>
+                <w:color w:val="1A2733"/>
+                <w:sz w:val="21"/>
+                <w:szCs w:val="21"/>
+              </w:rPr>
+              <w:t xml:space="preserve">0</w:t>
+            </w:r>
+          </w:p>
+          <w:p>
+            <w:pPr>
+              <w:spacing w:after="24"/>
+              <w:ind w:left="380"/>
+            </w:pPr>
+            <w:r>
+              <w:rPr>
+                <w:rFonts w:ascii="Calibri" w:cs="Calibri" w:eastAsia="Calibri" w:hAnsi="Calibri"/>
+                <w:color w:val="6B4FA0"/>
+                <w:sz w:val="22"/>
+                <w:szCs w:val="22"/>
+              </w:rPr>
+              <w:t xml:space="preserve">○  </w:t>
+            </w:r>
+            <w:r>
+              <w:rPr>
+                <w:rFonts w:ascii="Calibri" w:cs="Calibri" w:eastAsia="Calibri" w:hAnsi="Calibri"/>
+                <w:b/>
+                <w:bCs/>
+                <w:color w:val="1A2733"/>
+                <w:sz w:val="21"/>
+                <w:szCs w:val="21"/>
+              </w:rPr>
+              <w:t xml:space="preserve">C.  </w:t>
+            </w:r>
+            <w:r>
+              <w:rPr>
+                <w:rFonts w:ascii="Calibri" w:cs="Calibri" w:eastAsia="Calibri" w:hAnsi="Calibri"/>
+                <w:color w:val="1A2733"/>
+                <w:sz w:val="21"/>
+                <w:szCs w:val="21"/>
+              </w:rPr>
+              <w:t xml:space="preserve">−282</w:t>
+            </w:r>
+          </w:p>
+          <w:p>
+            <w:pPr>
+              <w:spacing w:after="24"/>
+              <w:ind w:left="380"/>
+            </w:pPr>
+            <w:r>
+              <w:rPr>
+                <w:rFonts w:ascii="Calibri" w:cs="Calibri" w:eastAsia="Calibri" w:hAnsi="Calibri"/>
+                <w:color w:val="6B4FA0"/>
+                <w:sz w:val="22"/>
+                <w:szCs w:val="22"/>
+              </w:rPr>
+              <w:t xml:space="preserve">○  </w:t>
+            </w:r>
+            <w:r>
+              <w:rPr>
+                <w:rFonts w:ascii="Calibri" w:cs="Calibri" w:eastAsia="Calibri" w:hAnsi="Calibri"/>
+                <w:b/>
+                <w:bCs/>
+                <w:color w:val="1A2733"/>
+                <w:sz w:val="21"/>
+                <w:szCs w:val="21"/>
+              </w:rPr>
+              <w:t xml:space="preserve">D.  </w:t>
+            </w:r>
+            <w:r>
+              <w:rPr>
+                <w:rFonts w:ascii="Calibri" w:cs="Calibri" w:eastAsia="Calibri" w:hAnsi="Calibri"/>
+                <w:color w:val="1A2733"/>
+                <w:sz w:val="21"/>
+                <w:szCs w:val="21"/>
+              </w:rPr>
+              <w:t xml:space="preserve">−28.2</w:t>
+            </w:r>
+          </w:p>
+        </w:tc>
+      </w:tr>
+    </w:tbl>
+    <w:p>
+      <w:pPr>
+        <w:spacing w:after="100"/>
+      </w:pPr>
+      <w:r>
+        <w:rPr>
+          <w:rFonts w:ascii="Calibri" w:cs="Calibri" w:eastAsia="Calibri" w:hAnsi="Calibri"/>
+          <w:color w:val="1A2733"/>
+          <w:sz w:val="21"/>
+          <w:szCs w:val="21"/>
+        </w:rPr>
+        <w:t xml:space="preserve"/>
+      </w:r>
+    </w:p>
+    <w:tbl>
+      <w:tblPr>
+        <w:tblW w:type="pct" w:w="100%"/>
+        <w:tblBorders>
+          <w:top w:val="single" w:color="C7D2DD" w:sz="6"/>
+          <w:left w:val="single" w:color="C7D2DD" w:sz="6"/>
+          <w:bottom w:val="single" w:color="C7D2DD" w:sz="6"/>
+          <w:right w:val="single" w:color="C7D2DD" w:sz="6"/>
+          <w:insideH w:val="none"/>
+          <w:insideV w:val="none"/>
+        </w:tblBorders>
+      </w:tblPr>
+      <w:tblGrid>
+        <w:gridCol w:w="100"/>
+      </w:tblGrid>
+      <w:tr>
+        <w:tc>
+          <w:tcPr>
+            <w:tcMar>
+              <w:top w:type="dxa" w:w="0"/>
+              <w:left w:type="dxa" w:w="0"/>
+              <w:bottom w:type="dxa" w:w="120"/>
+              <w:right w:type="dxa" w:w="160"/>
+            </w:tcMar>
+          </w:tcPr>
+          <w:p>
+            <w:pPr>
+              <w:shd w:fill="6B4FA0" w:color="auto" w:val="clear"/>
+              <w:tabs>
+                <w:tab w:val="right" w:pos="9000"/>
+              </w:tabs>
+              <w:spacing w:after="30" w:before="30"/>
+              <w:ind w:left="120" w:right="120"/>
+            </w:pPr>
+            <w:r>
+              <w:rPr>
+                <w:rFonts w:ascii="Calibri" w:cs="Calibri" w:eastAsia="Calibri" w:hAnsi="Calibri"/>
+                <w:b/>
+                <w:bCs/>
+                <w:color w:val="FFFFFF"/>
+                <w:sz w:val="18"/>
+                <w:szCs w:val="18"/>
+              </w:rPr>
+              <w:t xml:space="preserve">Item 3</w:t>
+            </w:r>
+            <w:r>
+              <w:rPr>
+                <w:rFonts w:ascii="Calibri" w:cs="Calibri" w:eastAsia="Calibri" w:hAnsi="Calibri"/>
+                <w:color w:val="FFFFFF"/>
+                <w:sz w:val="18"/>
+                <w:szCs w:val="18"/>
+              </w:rPr>
+              <w:t xml:space="preserve">   |   </w:t>
+            </w:r>
+            <w:r>
+              <w:rPr>
+                <w:rFonts w:ascii="Calibri" w:cs="Calibri" w:eastAsia="Calibri" w:hAnsi="Calibri"/>
+                <w:color w:val="FFFFFF"/>
+                <w:spacing w:val="14"/>
+                <w:sz w:val="16"/>
+                <w:szCs w:val="16"/>
+              </w:rPr>
+              <w:t xml:space="preserve">CONSTRUCTED RESPONSE</w:t>
+            </w:r>
+            <w:r>
+              <w:rPr>
+                <w:rFonts w:ascii="Calibri" w:cs="Calibri" w:eastAsia="Calibri" w:hAnsi="Calibri"/>
+              </w:rPr>
+              <w:t xml:space="preserve">	</w:t>
+            </w:r>
+            <w:r>
+              <w:rPr>
+                <w:rFonts w:ascii="Calibri" w:cs="Calibri" w:eastAsia="Calibri" w:hAnsi="Calibri"/>
+                <w:b/>
+                <w:bCs/>
+                <w:color w:val="FFFFFF"/>
+                <w:sz w:val="17"/>
+                <w:szCs w:val="17"/>
+              </w:rPr>
+              <w:t xml:space="preserve">6.NS.C.5</w:t>
+            </w:r>
+          </w:p>
+          <w:p>
+            <w:pPr>
+              <w:spacing w:after="30" w:before="90"/>
+              <w:ind w:left="140" w:right="120"/>
+            </w:pPr>
+            <w:r>
+              <w:rPr>
+                <w:rFonts w:ascii="Calibri" w:cs="Calibri" w:eastAsia="Calibri" w:hAnsi="Calibri"/>
+                <w:b/>
+                <w:bCs/>
+                <w:color w:val="1A2733"/>
+                <w:sz w:val="21"/>
+                <w:szCs w:val="21"/>
+              </w:rPr>
+              <w:t xml:space="preserve">A thermostat reads −3°F. Describe what its opposite, +3°F, would mean.</w:t>
+            </w:r>
+          </w:p>
+          <w:p>
+            <w:pPr>
+              <w:spacing w:after="60"/>
+              <w:ind w:left="140" w:right="120"/>
+            </w:pPr>
+            <w:r>
+              <w:rPr>
+                <w:rFonts w:ascii="Calibri" w:cs="Calibri" w:eastAsia="Calibri" w:hAnsi="Calibri"/>
+                <w:i/>
+                <w:iCs/>
+                <w:color w:val="5F6F80"/>
+                <w:sz w:val="18"/>
+                <w:szCs w:val="18"/>
+              </w:rPr>
+              <w:t xml:space="preserve">Enter your answer in the space provided. Show your work.</w:t>
+            </w:r>
+          </w:p>
+          <w:p>
+            <w:pPr>
+              <w:pBdr>
+                <w:bottom w:val="single" w:color="AFBECC" w:sz="4" w:space="2"/>
+              </w:pBdr>
+              <w:spacing w:after="6" w:before="30" w:line="360"/>
+              <w:ind w:left="140" w:right="120"/>
+            </w:pPr>
+            <w:r>
+              <w:rPr>
+                <w:rFonts w:ascii="Calibri" w:cs="Calibri" w:eastAsia="Calibri" w:hAnsi="Calibri"/>
+                <w:color w:val="1A2733"/>
+                <w:sz w:val="21"/>
+                <w:szCs w:val="21"/>
+              </w:rPr>
+              <w:t xml:space="preserve"/>
+            </w:r>
+          </w:p>
+          <w:p>
+            <w:pPr>
+              <w:pBdr>
+                <w:bottom w:val="single" w:color="AFBECC" w:sz="4" w:space="2"/>
+              </w:pBdr>
+              <w:spacing w:after="0" w:line="360"/>
+              <w:ind w:left="140" w:right="120"/>
+            </w:pPr>
+            <w:r>
+              <w:rPr>
+                <w:rFonts w:ascii="Calibri" w:cs="Calibri" w:eastAsia="Calibri" w:hAnsi="Calibri"/>
+                <w:color w:val="1A2733"/>
+                <w:sz w:val="21"/>
+                <w:szCs w:val="21"/>
+              </w:rPr>
+              <w:t xml:space="preserve"/>
+            </w:r>
+          </w:p>
+        </w:tc>
+      </w:tr>
+    </w:tbl>
+    <w:p>
+      <w:pPr>
+        <w:spacing w:after="100"/>
+      </w:pPr>
+      <w:r>
+        <w:rPr>
+          <w:rFonts w:ascii="Calibri" w:cs="Calibri" w:eastAsia="Calibri" w:hAnsi="Calibri"/>
+          <w:color w:val="1A2733"/>
+          <w:sz w:val="21"/>
+          <w:szCs w:val="21"/>
+        </w:rPr>
+        <w:t xml:space="preserve"/>
       </w:r>
     </w:p>
     <w:p>
@@ -9024,312 +11409,789 @@
         <w:t xml:space="preserve">MCAP-Style Practice</w:t>
       </w:r>
     </w:p>
-    <w:p>
-      <w:pPr>
-        <w:spacing w:after="80"/>
-      </w:pPr>
-      <w:r>
-        <w:rPr>
-          <w:rFonts w:ascii="Calibri" w:cs="Calibri" w:eastAsia="Calibri" w:hAnsi="Calibri"/>
-          <w:i/>
-          <w:iCs/>
-          <w:color w:val="5F6F80"/>
-          <w:sz w:val="19"/>
-          <w:szCs w:val="19"/>
-        </w:rPr>
-        <w:t xml:space="preserve">Bubble the best answer or fill in the blank, just like on the test.</w:t>
-      </w:r>
-    </w:p>
-    <w:p>
-      <w:pPr>
-        <w:spacing w:after="40" w:before="120"/>
-      </w:pPr>
-      <w:r>
-        <w:rPr>
-          <w:rFonts w:ascii="Calibri" w:cs="Calibri" w:eastAsia="Calibri" w:hAnsi="Calibri"/>
-          <w:b/>
-          <w:bCs/>
-          <w:color w:val="12355B"/>
-          <w:sz w:val="21"/>
-          <w:szCs w:val="21"/>
-        </w:rPr>
-        <w:t xml:space="preserve">1.  </w:t>
-      </w:r>
-      <w:r>
-        <w:rPr>
-          <w:rFonts w:ascii="Calibri" w:cs="Calibri" w:eastAsia="Calibri" w:hAnsi="Calibri"/>
-          <w:color w:val="1A2733"/>
-          <w:sz w:val="21"/>
-          <w:szCs w:val="21"/>
-        </w:rPr>
-        <w:t xml:space="preserve">Point A is at (−4, 3). Point B is its reflection across the x-axis. What are the coordinates of B?</w:t>
-      </w:r>
-    </w:p>
-    <w:p>
-      <w:pPr>
-        <w:spacing w:after="20"/>
-        <w:ind w:left="360"/>
-      </w:pPr>
-      <w:r>
-        <w:rPr>
-          <w:rFonts w:ascii="Calibri" w:cs="Calibri" w:eastAsia="Calibri" w:hAnsi="Calibri"/>
-          <w:color w:val="1A2733"/>
-          <w:sz w:val="20"/>
-          <w:szCs w:val="20"/>
-        </w:rPr>
-        <w:t xml:space="preserve">  ◯  A.  </w:t>
-      </w:r>
-      <w:r>
-        <w:rPr>
-          <w:rFonts w:ascii="Calibri" w:cs="Calibri" w:eastAsia="Calibri" w:hAnsi="Calibri"/>
-          <w:color w:val="1A2733"/>
-          <w:sz w:val="20"/>
-          <w:szCs w:val="20"/>
-        </w:rPr>
-        <w:t xml:space="preserve">(4, 3)</w:t>
-      </w:r>
-    </w:p>
-    <w:p>
-      <w:pPr>
-        <w:spacing w:after="20"/>
-        <w:ind w:left="360"/>
-      </w:pPr>
-      <w:r>
-        <w:rPr>
-          <w:rFonts w:ascii="Calibri" w:cs="Calibri" w:eastAsia="Calibri" w:hAnsi="Calibri"/>
-          <w:color w:val="1A2733"/>
-          <w:sz w:val="20"/>
-          <w:szCs w:val="20"/>
-        </w:rPr>
-        <w:t xml:space="preserve">  ◯  B.  </w:t>
-      </w:r>
-      <w:r>
-        <w:rPr>
-          <w:rFonts w:ascii="Calibri" w:cs="Calibri" w:eastAsia="Calibri" w:hAnsi="Calibri"/>
-          <w:color w:val="1A2733"/>
-          <w:sz w:val="20"/>
-          <w:szCs w:val="20"/>
-        </w:rPr>
-        <w:t xml:space="preserve">(−4, −3)</w:t>
-      </w:r>
-    </w:p>
-    <w:p>
-      <w:pPr>
-        <w:spacing w:after="20"/>
-        <w:ind w:left="360"/>
-      </w:pPr>
-      <w:r>
-        <w:rPr>
-          <w:rFonts w:ascii="Calibri" w:cs="Calibri" w:eastAsia="Calibri" w:hAnsi="Calibri"/>
-          <w:color w:val="1A2733"/>
-          <w:sz w:val="20"/>
-          <w:szCs w:val="20"/>
-        </w:rPr>
-        <w:t xml:space="preserve">  ◯  C.  </w:t>
-      </w:r>
-      <w:r>
-        <w:rPr>
-          <w:rFonts w:ascii="Calibri" w:cs="Calibri" w:eastAsia="Calibri" w:hAnsi="Calibri"/>
-          <w:color w:val="1A2733"/>
-          <w:sz w:val="20"/>
-          <w:szCs w:val="20"/>
-        </w:rPr>
-        <w:t xml:space="preserve">(4, −3)</w:t>
-      </w:r>
-    </w:p>
-    <w:p>
-      <w:pPr>
-        <w:spacing w:after="20"/>
-        <w:ind w:left="360"/>
-      </w:pPr>
-      <w:r>
-        <w:rPr>
-          <w:rFonts w:ascii="Calibri" w:cs="Calibri" w:eastAsia="Calibri" w:hAnsi="Calibri"/>
-          <w:color w:val="1A2733"/>
-          <w:sz w:val="20"/>
-          <w:szCs w:val="20"/>
-        </w:rPr>
-        <w:t xml:space="preserve">  ◯  D.  </w:t>
-      </w:r>
-      <w:r>
-        <w:rPr>
-          <w:rFonts w:ascii="Calibri" w:cs="Calibri" w:eastAsia="Calibri" w:hAnsi="Calibri"/>
-          <w:color w:val="1A2733"/>
-          <w:sz w:val="20"/>
-          <w:szCs w:val="20"/>
-        </w:rPr>
-        <w:t xml:space="preserve">(−3, 4)</w:t>
-      </w:r>
-    </w:p>
-    <w:p>
-      <w:pPr>
-        <w:spacing w:after="40" w:before="120"/>
-      </w:pPr>
-      <w:r>
-        <w:rPr>
-          <w:rFonts w:ascii="Calibri" w:cs="Calibri" w:eastAsia="Calibri" w:hAnsi="Calibri"/>
-          <w:b/>
-          <w:bCs/>
-          <w:color w:val="12355B"/>
-          <w:sz w:val="21"/>
-          <w:szCs w:val="21"/>
-        </w:rPr>
-        <w:t xml:space="preserve">2.  </w:t>
-      </w:r>
-      <w:r>
-        <w:rPr>
-          <w:rFonts w:ascii="Calibri" w:cs="Calibri" w:eastAsia="Calibri" w:hAnsi="Calibri"/>
-          <w:color w:val="1A2733"/>
-          <w:sz w:val="21"/>
-          <w:szCs w:val="21"/>
-        </w:rPr>
-        <w:t xml:space="preserve">A point has a negative x-coordinate and a positive y-coordinate. Which quadrant is it in?</w:t>
-      </w:r>
-    </w:p>
-    <w:p>
-      <w:pPr>
-        <w:spacing w:after="20"/>
-        <w:ind w:left="360"/>
-      </w:pPr>
-      <w:r>
-        <w:rPr>
-          <w:rFonts w:ascii="Calibri" w:cs="Calibri" w:eastAsia="Calibri" w:hAnsi="Calibri"/>
-          <w:color w:val="1A2733"/>
-          <w:sz w:val="20"/>
-          <w:szCs w:val="20"/>
-        </w:rPr>
-        <w:t xml:space="preserve">  ◯  A.  </w:t>
-      </w:r>
-      <w:r>
-        <w:rPr>
-          <w:rFonts w:ascii="Calibri" w:cs="Calibri" w:eastAsia="Calibri" w:hAnsi="Calibri"/>
-          <w:color w:val="1A2733"/>
-          <w:sz w:val="20"/>
-          <w:szCs w:val="20"/>
-        </w:rPr>
-        <w:t xml:space="preserve">Quadrant I</w:t>
-      </w:r>
-    </w:p>
-    <w:p>
-      <w:pPr>
-        <w:spacing w:after="20"/>
-        <w:ind w:left="360"/>
-      </w:pPr>
-      <w:r>
-        <w:rPr>
-          <w:rFonts w:ascii="Calibri" w:cs="Calibri" w:eastAsia="Calibri" w:hAnsi="Calibri"/>
-          <w:color w:val="1A2733"/>
-          <w:sz w:val="20"/>
-          <w:szCs w:val="20"/>
-        </w:rPr>
-        <w:t xml:space="preserve">  ◯  B.  </w:t>
-      </w:r>
-      <w:r>
-        <w:rPr>
-          <w:rFonts w:ascii="Calibri" w:cs="Calibri" w:eastAsia="Calibri" w:hAnsi="Calibri"/>
-          <w:color w:val="1A2733"/>
-          <w:sz w:val="20"/>
-          <w:szCs w:val="20"/>
-        </w:rPr>
-        <w:t xml:space="preserve">Quadrant II</w:t>
-      </w:r>
-    </w:p>
-    <w:p>
-      <w:pPr>
-        <w:spacing w:after="20"/>
-        <w:ind w:left="360"/>
-      </w:pPr>
-      <w:r>
-        <w:rPr>
-          <w:rFonts w:ascii="Calibri" w:cs="Calibri" w:eastAsia="Calibri" w:hAnsi="Calibri"/>
-          <w:color w:val="1A2733"/>
-          <w:sz w:val="20"/>
-          <w:szCs w:val="20"/>
-        </w:rPr>
-        <w:t xml:space="preserve">  ◯  C.  </w:t>
-      </w:r>
-      <w:r>
-        <w:rPr>
-          <w:rFonts w:ascii="Calibri" w:cs="Calibri" w:eastAsia="Calibri" w:hAnsi="Calibri"/>
-          <w:color w:val="1A2733"/>
-          <w:sz w:val="20"/>
-          <w:szCs w:val="20"/>
-        </w:rPr>
-        <w:t xml:space="preserve">Quadrant III</w:t>
-      </w:r>
-    </w:p>
-    <w:p>
-      <w:pPr>
-        <w:spacing w:after="20"/>
-        <w:ind w:left="360"/>
-      </w:pPr>
-      <w:r>
-        <w:rPr>
-          <w:rFonts w:ascii="Calibri" w:cs="Calibri" w:eastAsia="Calibri" w:hAnsi="Calibri"/>
-          <w:color w:val="1A2733"/>
-          <w:sz w:val="20"/>
-          <w:szCs w:val="20"/>
-        </w:rPr>
-        <w:t xml:space="preserve">  ◯  D.  </w:t>
-      </w:r>
-      <w:r>
-        <w:rPr>
-          <w:rFonts w:ascii="Calibri" w:cs="Calibri" w:eastAsia="Calibri" w:hAnsi="Calibri"/>
-          <w:color w:val="1A2733"/>
-          <w:sz w:val="20"/>
-          <w:szCs w:val="20"/>
-        </w:rPr>
-        <w:t xml:space="preserve">Quadrant IV</w:t>
-      </w:r>
-    </w:p>
-    <w:p>
-      <w:pPr>
-        <w:spacing w:after="40" w:before="120"/>
-      </w:pPr>
-      <w:r>
-        <w:rPr>
-          <w:rFonts w:ascii="Calibri" w:cs="Calibri" w:eastAsia="Calibri" w:hAnsi="Calibri"/>
-          <w:b/>
-          <w:bCs/>
-          <w:color w:val="12355B"/>
-          <w:sz w:val="21"/>
-          <w:szCs w:val="21"/>
-        </w:rPr>
-        <w:t xml:space="preserve">3.  </w:t>
-      </w:r>
-      <w:r>
-        <w:rPr>
-          <w:rFonts w:ascii="Calibri" w:cs="Calibri" w:eastAsia="Calibri" w:hAnsi="Calibri"/>
-          <w:color w:val="1A2733"/>
-          <w:sz w:val="21"/>
-          <w:szCs w:val="21"/>
-        </w:rPr>
-        <w:t xml:space="preserve">Are (3, −5) and (3, 5) reflections across the x-axis? Explain in a few words.</w:t>
-      </w:r>
-    </w:p>
-    <w:p>
-      <w:pPr>
-        <w:spacing w:after="30" w:before="30"/>
-      </w:pPr>
-      <w:r>
-        <w:rPr>
-          <w:rFonts w:ascii="Calibri" w:cs="Calibri" w:eastAsia="Calibri" w:hAnsi="Calibri"/>
-          <w:b/>
-          <w:bCs/>
-          <w:color w:val="5F6F80"/>
-          <w:sz w:val="20"/>
-          <w:szCs w:val="20"/>
-        </w:rPr>
-        <w:t xml:space="preserve">Answer: </w:t>
-      </w:r>
-      <w:r>
-        <w:rPr>
-          <w:rFonts w:ascii="Calibri" w:cs="Calibri" w:eastAsia="Calibri" w:hAnsi="Calibri"/>
-          <w:color w:val="5F6F80"/>
-          <w:sz w:val="20"/>
-          <w:szCs w:val="20"/>
-        </w:rPr>
-        <w:t xml:space="preserve">____________________________</w:t>
+    <w:tbl>
+      <w:tblPr>
+        <w:tblW w:type="pct" w:w="100%"/>
+        <w:tblBorders>
+          <w:top w:val="single" w:color="BBD0DE" w:sz="6"/>
+          <w:left w:val="single" w:color="BBD0DE" w:sz="6"/>
+          <w:bottom w:val="single" w:color="BBD0DE" w:sz="6"/>
+          <w:right w:val="single" w:color="BBD0DE" w:sz="6"/>
+          <w:insideH w:val="none"/>
+          <w:insideV w:val="none"/>
+        </w:tblBorders>
+      </w:tblPr>
+      <w:tblGrid>
+        <w:gridCol w:w="100"/>
+      </w:tblGrid>
+      <w:tr>
+        <w:tc>
+          <w:tcPr>
+            <w:shd w:fill="EEF4F8" w:color="auto" w:val="clear"/>
+            <w:tcMar>
+              <w:top w:type="dxa" w:w="120"/>
+              <w:left w:type="dxa" w:w="160"/>
+              <w:bottom w:type="dxa" w:w="120"/>
+              <w:right w:type="dxa" w:w="160"/>
+            </w:tcMar>
+          </w:tcPr>
+          <w:p>
+            <w:pPr>
+              <w:spacing w:after="30"/>
+            </w:pPr>
+            <w:r>
+              <w:rPr>
+                <w:rFonts w:ascii="Calibri" w:cs="Calibri" w:eastAsia="Calibri" w:hAnsi="Calibri"/>
+                <w:b/>
+                <w:bCs/>
+                <w:color w:val="12355B"/>
+                <w:sz w:val="19"/>
+                <w:szCs w:val="19"/>
+              </w:rPr>
+              <w:t xml:space="preserve">Directions</w:t>
+            </w:r>
+          </w:p>
+          <w:p>
+            <w:r>
+              <w:rPr>
+                <w:rFonts w:ascii="Calibri" w:cs="Calibri" w:eastAsia="Calibri" w:hAnsi="Calibri"/>
+                <w:color w:val="1A2733"/>
+                <w:sz w:val="19"/>
+                <w:szCs w:val="19"/>
+              </w:rPr>
+              <w:t xml:space="preserve">Read each item carefully and answer it the way you would on the MCAP. For selected-response items, fill in the circle (○) next to the correct answer. For constructed-response items, enter your answer and show your work. Every item below assesses standard 6.NS.C.6.</w:t>
+            </w:r>
+          </w:p>
+        </w:tc>
+      </w:tr>
+    </w:tbl>
+    <w:p>
+      <w:pPr>
+        <w:spacing w:after="120"/>
+      </w:pPr>
+      <w:r>
+        <w:rPr>
+          <w:rFonts w:ascii="Calibri" w:cs="Calibri" w:eastAsia="Calibri" w:hAnsi="Calibri"/>
+          <w:color w:val="1A2733"/>
+          <w:sz w:val="21"/>
+          <w:szCs w:val="21"/>
+        </w:rPr>
+        <w:t xml:space="preserve"/>
+      </w:r>
+    </w:p>
+    <w:tbl>
+      <w:tblPr>
+        <w:tblW w:type="pct" w:w="100%"/>
+        <w:tblBorders>
+          <w:top w:val="single" w:color="C7D2DD" w:sz="6"/>
+          <w:left w:val="single" w:color="C7D2DD" w:sz="6"/>
+          <w:bottom w:val="single" w:color="C7D2DD" w:sz="6"/>
+          <w:right w:val="single" w:color="C7D2DD" w:sz="6"/>
+          <w:insideH w:val="none"/>
+          <w:insideV w:val="none"/>
+        </w:tblBorders>
+      </w:tblPr>
+      <w:tblGrid>
+        <w:gridCol w:w="100"/>
+      </w:tblGrid>
+      <w:tr>
+        <w:tc>
+          <w:tcPr>
+            <w:tcMar>
+              <w:top w:type="dxa" w:w="0"/>
+              <w:left w:type="dxa" w:w="0"/>
+              <w:bottom w:type="dxa" w:w="120"/>
+              <w:right w:type="dxa" w:w="160"/>
+            </w:tcMar>
+          </w:tcPr>
+          <w:p>
+            <w:pPr>
+              <w:shd w:fill="6B4FA0" w:color="auto" w:val="clear"/>
+              <w:tabs>
+                <w:tab w:val="right" w:pos="9000"/>
+              </w:tabs>
+              <w:spacing w:after="30" w:before="30"/>
+              <w:ind w:left="120" w:right="120"/>
+            </w:pPr>
+            <w:r>
+              <w:rPr>
+                <w:rFonts w:ascii="Calibri" w:cs="Calibri" w:eastAsia="Calibri" w:hAnsi="Calibri"/>
+                <w:b/>
+                <w:bCs/>
+                <w:color w:val="FFFFFF"/>
+                <w:sz w:val="18"/>
+                <w:szCs w:val="18"/>
+              </w:rPr>
+              <w:t xml:space="preserve">Item 1</w:t>
+            </w:r>
+            <w:r>
+              <w:rPr>
+                <w:rFonts w:ascii="Calibri" w:cs="Calibri" w:eastAsia="Calibri" w:hAnsi="Calibri"/>
+                <w:color w:val="FFFFFF"/>
+                <w:sz w:val="18"/>
+                <w:szCs w:val="18"/>
+              </w:rPr>
+              <w:t xml:space="preserve">   |   </w:t>
+            </w:r>
+            <w:r>
+              <w:rPr>
+                <w:rFonts w:ascii="Calibri" w:cs="Calibri" w:eastAsia="Calibri" w:hAnsi="Calibri"/>
+                <w:color w:val="FFFFFF"/>
+                <w:spacing w:val="14"/>
+                <w:sz w:val="16"/>
+                <w:szCs w:val="16"/>
+              </w:rPr>
+              <w:t xml:space="preserve">SELECTED RESPONSE</w:t>
+            </w:r>
+            <w:r>
+              <w:rPr>
+                <w:rFonts w:ascii="Calibri" w:cs="Calibri" w:eastAsia="Calibri" w:hAnsi="Calibri"/>
+              </w:rPr>
+              <w:t xml:space="preserve">	</w:t>
+            </w:r>
+            <w:r>
+              <w:rPr>
+                <w:rFonts w:ascii="Calibri" w:cs="Calibri" w:eastAsia="Calibri" w:hAnsi="Calibri"/>
+                <w:b/>
+                <w:bCs/>
+                <w:color w:val="FFFFFF"/>
+                <w:sz w:val="17"/>
+                <w:szCs w:val="17"/>
+              </w:rPr>
+              <w:t xml:space="preserve">6.NS.C.6</w:t>
+            </w:r>
+          </w:p>
+          <w:p>
+            <w:pPr>
+              <w:spacing w:after="30" w:before="90"/>
+              <w:ind w:left="140" w:right="120"/>
+            </w:pPr>
+            <w:r>
+              <w:rPr>
+                <w:rFonts w:ascii="Calibri" w:cs="Calibri" w:eastAsia="Calibri" w:hAnsi="Calibri"/>
+                <w:b/>
+                <w:bCs/>
+                <w:color w:val="1A2733"/>
+                <w:sz w:val="21"/>
+                <w:szCs w:val="21"/>
+              </w:rPr>
+              <w:t xml:space="preserve">Point A is at (−4, 3). Point B is its reflection across the x-axis. What are the coordinates of B?</w:t>
+            </w:r>
+          </w:p>
+          <w:p>
+            <w:pPr>
+              <w:spacing w:after="60"/>
+              <w:ind w:left="140" w:right="120"/>
+            </w:pPr>
+            <w:r>
+              <w:rPr>
+                <w:rFonts w:ascii="Calibri" w:cs="Calibri" w:eastAsia="Calibri" w:hAnsi="Calibri"/>
+                <w:i/>
+                <w:iCs/>
+                <w:color w:val="5F6F80"/>
+                <w:sz w:val="18"/>
+                <w:szCs w:val="18"/>
+              </w:rPr>
+              <w:t xml:space="preserve">Select the correct answer.</w:t>
+            </w:r>
+          </w:p>
+          <w:p>
+            <w:pPr>
+              <w:spacing w:after="24"/>
+              <w:ind w:left="380"/>
+            </w:pPr>
+            <w:r>
+              <w:rPr>
+                <w:rFonts w:ascii="Calibri" w:cs="Calibri" w:eastAsia="Calibri" w:hAnsi="Calibri"/>
+                <w:color w:val="6B4FA0"/>
+                <w:sz w:val="22"/>
+                <w:szCs w:val="22"/>
+              </w:rPr>
+              <w:t xml:space="preserve">○  </w:t>
+            </w:r>
+            <w:r>
+              <w:rPr>
+                <w:rFonts w:ascii="Calibri" w:cs="Calibri" w:eastAsia="Calibri" w:hAnsi="Calibri"/>
+                <w:b/>
+                <w:bCs/>
+                <w:color w:val="1A2733"/>
+                <w:sz w:val="21"/>
+                <w:szCs w:val="21"/>
+              </w:rPr>
+              <w:t xml:space="preserve">A.  </w:t>
+            </w:r>
+            <w:r>
+              <w:rPr>
+                <w:rFonts w:ascii="Calibri" w:cs="Calibri" w:eastAsia="Calibri" w:hAnsi="Calibri"/>
+                <w:color w:val="1A2733"/>
+                <w:sz w:val="21"/>
+                <w:szCs w:val="21"/>
+              </w:rPr>
+              <w:t xml:space="preserve">(4, 3)</w:t>
+            </w:r>
+          </w:p>
+          <w:p>
+            <w:pPr>
+              <w:spacing w:after="24"/>
+              <w:ind w:left="380"/>
+            </w:pPr>
+            <w:r>
+              <w:rPr>
+                <w:rFonts w:ascii="Calibri" w:cs="Calibri" w:eastAsia="Calibri" w:hAnsi="Calibri"/>
+                <w:color w:val="6B4FA0"/>
+                <w:sz w:val="22"/>
+                <w:szCs w:val="22"/>
+              </w:rPr>
+              <w:t xml:space="preserve">○  </w:t>
+            </w:r>
+            <w:r>
+              <w:rPr>
+                <w:rFonts w:ascii="Calibri" w:cs="Calibri" w:eastAsia="Calibri" w:hAnsi="Calibri"/>
+                <w:b/>
+                <w:bCs/>
+                <w:color w:val="1A2733"/>
+                <w:sz w:val="21"/>
+                <w:szCs w:val="21"/>
+              </w:rPr>
+              <w:t xml:space="preserve">B.  </w:t>
+            </w:r>
+            <w:r>
+              <w:rPr>
+                <w:rFonts w:ascii="Calibri" w:cs="Calibri" w:eastAsia="Calibri" w:hAnsi="Calibri"/>
+                <w:color w:val="1A2733"/>
+                <w:sz w:val="21"/>
+                <w:szCs w:val="21"/>
+              </w:rPr>
+              <w:t xml:space="preserve">(−4, −3)</w:t>
+            </w:r>
+          </w:p>
+          <w:p>
+            <w:pPr>
+              <w:spacing w:after="24"/>
+              <w:ind w:left="380"/>
+            </w:pPr>
+            <w:r>
+              <w:rPr>
+                <w:rFonts w:ascii="Calibri" w:cs="Calibri" w:eastAsia="Calibri" w:hAnsi="Calibri"/>
+                <w:color w:val="6B4FA0"/>
+                <w:sz w:val="22"/>
+                <w:szCs w:val="22"/>
+              </w:rPr>
+              <w:t xml:space="preserve">○  </w:t>
+            </w:r>
+            <w:r>
+              <w:rPr>
+                <w:rFonts w:ascii="Calibri" w:cs="Calibri" w:eastAsia="Calibri" w:hAnsi="Calibri"/>
+                <w:b/>
+                <w:bCs/>
+                <w:color w:val="1A2733"/>
+                <w:sz w:val="21"/>
+                <w:szCs w:val="21"/>
+              </w:rPr>
+              <w:t xml:space="preserve">C.  </w:t>
+            </w:r>
+            <w:r>
+              <w:rPr>
+                <w:rFonts w:ascii="Calibri" w:cs="Calibri" w:eastAsia="Calibri" w:hAnsi="Calibri"/>
+                <w:color w:val="1A2733"/>
+                <w:sz w:val="21"/>
+                <w:szCs w:val="21"/>
+              </w:rPr>
+              <w:t xml:space="preserve">(4, −3)</w:t>
+            </w:r>
+          </w:p>
+          <w:p>
+            <w:pPr>
+              <w:spacing w:after="24"/>
+              <w:ind w:left="380"/>
+            </w:pPr>
+            <w:r>
+              <w:rPr>
+                <w:rFonts w:ascii="Calibri" w:cs="Calibri" w:eastAsia="Calibri" w:hAnsi="Calibri"/>
+                <w:color w:val="6B4FA0"/>
+                <w:sz w:val="22"/>
+                <w:szCs w:val="22"/>
+              </w:rPr>
+              <w:t xml:space="preserve">○  </w:t>
+            </w:r>
+            <w:r>
+              <w:rPr>
+                <w:rFonts w:ascii="Calibri" w:cs="Calibri" w:eastAsia="Calibri" w:hAnsi="Calibri"/>
+                <w:b/>
+                <w:bCs/>
+                <w:color w:val="1A2733"/>
+                <w:sz w:val="21"/>
+                <w:szCs w:val="21"/>
+              </w:rPr>
+              <w:t xml:space="preserve">D.  </w:t>
+            </w:r>
+            <w:r>
+              <w:rPr>
+                <w:rFonts w:ascii="Calibri" w:cs="Calibri" w:eastAsia="Calibri" w:hAnsi="Calibri"/>
+                <w:color w:val="1A2733"/>
+                <w:sz w:val="21"/>
+                <w:szCs w:val="21"/>
+              </w:rPr>
+              <w:t xml:space="preserve">(−3, 4)</w:t>
+            </w:r>
+          </w:p>
+        </w:tc>
+      </w:tr>
+    </w:tbl>
+    <w:p>
+      <w:pPr>
+        <w:spacing w:after="100"/>
+      </w:pPr>
+      <w:r>
+        <w:rPr>
+          <w:rFonts w:ascii="Calibri" w:cs="Calibri" w:eastAsia="Calibri" w:hAnsi="Calibri"/>
+          <w:color w:val="1A2733"/>
+          <w:sz w:val="21"/>
+          <w:szCs w:val="21"/>
+        </w:rPr>
+        <w:t xml:space="preserve"/>
+      </w:r>
+    </w:p>
+    <w:tbl>
+      <w:tblPr>
+        <w:tblW w:type="pct" w:w="100%"/>
+        <w:tblBorders>
+          <w:top w:val="single" w:color="C7D2DD" w:sz="6"/>
+          <w:left w:val="single" w:color="C7D2DD" w:sz="6"/>
+          <w:bottom w:val="single" w:color="C7D2DD" w:sz="6"/>
+          <w:right w:val="single" w:color="C7D2DD" w:sz="6"/>
+          <w:insideH w:val="none"/>
+          <w:insideV w:val="none"/>
+        </w:tblBorders>
+      </w:tblPr>
+      <w:tblGrid>
+        <w:gridCol w:w="100"/>
+      </w:tblGrid>
+      <w:tr>
+        <w:tc>
+          <w:tcPr>
+            <w:tcMar>
+              <w:top w:type="dxa" w:w="0"/>
+              <w:left w:type="dxa" w:w="0"/>
+              <w:bottom w:type="dxa" w:w="120"/>
+              <w:right w:type="dxa" w:w="160"/>
+            </w:tcMar>
+          </w:tcPr>
+          <w:p>
+            <w:pPr>
+              <w:shd w:fill="6B4FA0" w:color="auto" w:val="clear"/>
+              <w:tabs>
+                <w:tab w:val="right" w:pos="9000"/>
+              </w:tabs>
+              <w:spacing w:after="30" w:before="30"/>
+              <w:ind w:left="120" w:right="120"/>
+            </w:pPr>
+            <w:r>
+              <w:rPr>
+                <w:rFonts w:ascii="Calibri" w:cs="Calibri" w:eastAsia="Calibri" w:hAnsi="Calibri"/>
+                <w:b/>
+                <w:bCs/>
+                <w:color w:val="FFFFFF"/>
+                <w:sz w:val="18"/>
+                <w:szCs w:val="18"/>
+              </w:rPr>
+              <w:t xml:space="preserve">Item 2</w:t>
+            </w:r>
+            <w:r>
+              <w:rPr>
+                <w:rFonts w:ascii="Calibri" w:cs="Calibri" w:eastAsia="Calibri" w:hAnsi="Calibri"/>
+                <w:color w:val="FFFFFF"/>
+                <w:sz w:val="18"/>
+                <w:szCs w:val="18"/>
+              </w:rPr>
+              <w:t xml:space="preserve">   |   </w:t>
+            </w:r>
+            <w:r>
+              <w:rPr>
+                <w:rFonts w:ascii="Calibri" w:cs="Calibri" w:eastAsia="Calibri" w:hAnsi="Calibri"/>
+                <w:color w:val="FFFFFF"/>
+                <w:spacing w:val="14"/>
+                <w:sz w:val="16"/>
+                <w:szCs w:val="16"/>
+              </w:rPr>
+              <w:t xml:space="preserve">SELECTED RESPONSE</w:t>
+            </w:r>
+            <w:r>
+              <w:rPr>
+                <w:rFonts w:ascii="Calibri" w:cs="Calibri" w:eastAsia="Calibri" w:hAnsi="Calibri"/>
+              </w:rPr>
+              <w:t xml:space="preserve">	</w:t>
+            </w:r>
+            <w:r>
+              <w:rPr>
+                <w:rFonts w:ascii="Calibri" w:cs="Calibri" w:eastAsia="Calibri" w:hAnsi="Calibri"/>
+                <w:b/>
+                <w:bCs/>
+                <w:color w:val="FFFFFF"/>
+                <w:sz w:val="17"/>
+                <w:szCs w:val="17"/>
+              </w:rPr>
+              <w:t xml:space="preserve">6.NS.C.6</w:t>
+            </w:r>
+          </w:p>
+          <w:p>
+            <w:pPr>
+              <w:spacing w:after="30" w:before="90"/>
+              <w:ind w:left="140" w:right="120"/>
+            </w:pPr>
+            <w:r>
+              <w:rPr>
+                <w:rFonts w:ascii="Calibri" w:cs="Calibri" w:eastAsia="Calibri" w:hAnsi="Calibri"/>
+                <w:b/>
+                <w:bCs/>
+                <w:color w:val="1A2733"/>
+                <w:sz w:val="21"/>
+                <w:szCs w:val="21"/>
+              </w:rPr>
+              <w:t xml:space="preserve">A point has a negative x-coordinate and a positive y-coordinate. Which quadrant is it in?</w:t>
+            </w:r>
+          </w:p>
+          <w:p>
+            <w:pPr>
+              <w:spacing w:after="60"/>
+              <w:ind w:left="140" w:right="120"/>
+            </w:pPr>
+            <w:r>
+              <w:rPr>
+                <w:rFonts w:ascii="Calibri" w:cs="Calibri" w:eastAsia="Calibri" w:hAnsi="Calibri"/>
+                <w:i/>
+                <w:iCs/>
+                <w:color w:val="5F6F80"/>
+                <w:sz w:val="18"/>
+                <w:szCs w:val="18"/>
+              </w:rPr>
+              <w:t xml:space="preserve">Select the correct answer.</w:t>
+            </w:r>
+          </w:p>
+          <w:p>
+            <w:pPr>
+              <w:spacing w:after="24"/>
+              <w:ind w:left="380"/>
+            </w:pPr>
+            <w:r>
+              <w:rPr>
+                <w:rFonts w:ascii="Calibri" w:cs="Calibri" w:eastAsia="Calibri" w:hAnsi="Calibri"/>
+                <w:color w:val="6B4FA0"/>
+                <w:sz w:val="22"/>
+                <w:szCs w:val="22"/>
+              </w:rPr>
+              <w:t xml:space="preserve">○  </w:t>
+            </w:r>
+            <w:r>
+              <w:rPr>
+                <w:rFonts w:ascii="Calibri" w:cs="Calibri" w:eastAsia="Calibri" w:hAnsi="Calibri"/>
+                <w:b/>
+                <w:bCs/>
+                <w:color w:val="1A2733"/>
+                <w:sz w:val="21"/>
+                <w:szCs w:val="21"/>
+              </w:rPr>
+              <w:t xml:space="preserve">A.  </w:t>
+            </w:r>
+            <w:r>
+              <w:rPr>
+                <w:rFonts w:ascii="Calibri" w:cs="Calibri" w:eastAsia="Calibri" w:hAnsi="Calibri"/>
+                <w:color w:val="1A2733"/>
+                <w:sz w:val="21"/>
+                <w:szCs w:val="21"/>
+              </w:rPr>
+              <w:t xml:space="preserve">Quadrant I</w:t>
+            </w:r>
+          </w:p>
+          <w:p>
+            <w:pPr>
+              <w:spacing w:after="24"/>
+              <w:ind w:left="380"/>
+            </w:pPr>
+            <w:r>
+              <w:rPr>
+                <w:rFonts w:ascii="Calibri" w:cs="Calibri" w:eastAsia="Calibri" w:hAnsi="Calibri"/>
+                <w:color w:val="6B4FA0"/>
+                <w:sz w:val="22"/>
+                <w:szCs w:val="22"/>
+              </w:rPr>
+              <w:t xml:space="preserve">○  </w:t>
+            </w:r>
+            <w:r>
+              <w:rPr>
+                <w:rFonts w:ascii="Calibri" w:cs="Calibri" w:eastAsia="Calibri" w:hAnsi="Calibri"/>
+                <w:b/>
+                <w:bCs/>
+                <w:color w:val="1A2733"/>
+                <w:sz w:val="21"/>
+                <w:szCs w:val="21"/>
+              </w:rPr>
+              <w:t xml:space="preserve">B.  </w:t>
+            </w:r>
+            <w:r>
+              <w:rPr>
+                <w:rFonts w:ascii="Calibri" w:cs="Calibri" w:eastAsia="Calibri" w:hAnsi="Calibri"/>
+                <w:color w:val="1A2733"/>
+                <w:sz w:val="21"/>
+                <w:szCs w:val="21"/>
+              </w:rPr>
+              <w:t xml:space="preserve">Quadrant II</w:t>
+            </w:r>
+          </w:p>
+          <w:p>
+            <w:pPr>
+              <w:spacing w:after="24"/>
+              <w:ind w:left="380"/>
+            </w:pPr>
+            <w:r>
+              <w:rPr>
+                <w:rFonts w:ascii="Calibri" w:cs="Calibri" w:eastAsia="Calibri" w:hAnsi="Calibri"/>
+                <w:color w:val="6B4FA0"/>
+                <w:sz w:val="22"/>
+                <w:szCs w:val="22"/>
+              </w:rPr>
+              <w:t xml:space="preserve">○  </w:t>
+            </w:r>
+            <w:r>
+              <w:rPr>
+                <w:rFonts w:ascii="Calibri" w:cs="Calibri" w:eastAsia="Calibri" w:hAnsi="Calibri"/>
+                <w:b/>
+                <w:bCs/>
+                <w:color w:val="1A2733"/>
+                <w:sz w:val="21"/>
+                <w:szCs w:val="21"/>
+              </w:rPr>
+              <w:t xml:space="preserve">C.  </w:t>
+            </w:r>
+            <w:r>
+              <w:rPr>
+                <w:rFonts w:ascii="Calibri" w:cs="Calibri" w:eastAsia="Calibri" w:hAnsi="Calibri"/>
+                <w:color w:val="1A2733"/>
+                <w:sz w:val="21"/>
+                <w:szCs w:val="21"/>
+              </w:rPr>
+              <w:t xml:space="preserve">Quadrant III</w:t>
+            </w:r>
+          </w:p>
+          <w:p>
+            <w:pPr>
+              <w:spacing w:after="24"/>
+              <w:ind w:left="380"/>
+            </w:pPr>
+            <w:r>
+              <w:rPr>
+                <w:rFonts w:ascii="Calibri" w:cs="Calibri" w:eastAsia="Calibri" w:hAnsi="Calibri"/>
+                <w:color w:val="6B4FA0"/>
+                <w:sz w:val="22"/>
+                <w:szCs w:val="22"/>
+              </w:rPr>
+              <w:t xml:space="preserve">○  </w:t>
+            </w:r>
+            <w:r>
+              <w:rPr>
+                <w:rFonts w:ascii="Calibri" w:cs="Calibri" w:eastAsia="Calibri" w:hAnsi="Calibri"/>
+                <w:b/>
+                <w:bCs/>
+                <w:color w:val="1A2733"/>
+                <w:sz w:val="21"/>
+                <w:szCs w:val="21"/>
+              </w:rPr>
+              <w:t xml:space="preserve">D.  </w:t>
+            </w:r>
+            <w:r>
+              <w:rPr>
+                <w:rFonts w:ascii="Calibri" w:cs="Calibri" w:eastAsia="Calibri" w:hAnsi="Calibri"/>
+                <w:color w:val="1A2733"/>
+                <w:sz w:val="21"/>
+                <w:szCs w:val="21"/>
+              </w:rPr>
+              <w:t xml:space="preserve">Quadrant IV</w:t>
+            </w:r>
+          </w:p>
+        </w:tc>
+      </w:tr>
+    </w:tbl>
+    <w:p>
+      <w:pPr>
+        <w:spacing w:after="100"/>
+      </w:pPr>
+      <w:r>
+        <w:rPr>
+          <w:rFonts w:ascii="Calibri" w:cs="Calibri" w:eastAsia="Calibri" w:hAnsi="Calibri"/>
+          <w:color w:val="1A2733"/>
+          <w:sz w:val="21"/>
+          <w:szCs w:val="21"/>
+        </w:rPr>
+        <w:t xml:space="preserve"/>
+      </w:r>
+    </w:p>
+    <w:tbl>
+      <w:tblPr>
+        <w:tblW w:type="pct" w:w="100%"/>
+        <w:tblBorders>
+          <w:top w:val="single" w:color="C7D2DD" w:sz="6"/>
+          <w:left w:val="single" w:color="C7D2DD" w:sz="6"/>
+          <w:bottom w:val="single" w:color="C7D2DD" w:sz="6"/>
+          <w:right w:val="single" w:color="C7D2DD" w:sz="6"/>
+          <w:insideH w:val="none"/>
+          <w:insideV w:val="none"/>
+        </w:tblBorders>
+      </w:tblPr>
+      <w:tblGrid>
+        <w:gridCol w:w="100"/>
+      </w:tblGrid>
+      <w:tr>
+        <w:tc>
+          <w:tcPr>
+            <w:tcMar>
+              <w:top w:type="dxa" w:w="0"/>
+              <w:left w:type="dxa" w:w="0"/>
+              <w:bottom w:type="dxa" w:w="120"/>
+              <w:right w:type="dxa" w:w="160"/>
+            </w:tcMar>
+          </w:tcPr>
+          <w:p>
+            <w:pPr>
+              <w:shd w:fill="6B4FA0" w:color="auto" w:val="clear"/>
+              <w:tabs>
+                <w:tab w:val="right" w:pos="9000"/>
+              </w:tabs>
+              <w:spacing w:after="30" w:before="30"/>
+              <w:ind w:left="120" w:right="120"/>
+            </w:pPr>
+            <w:r>
+              <w:rPr>
+                <w:rFonts w:ascii="Calibri" w:cs="Calibri" w:eastAsia="Calibri" w:hAnsi="Calibri"/>
+                <w:b/>
+                <w:bCs/>
+                <w:color w:val="FFFFFF"/>
+                <w:sz w:val="18"/>
+                <w:szCs w:val="18"/>
+              </w:rPr>
+              <w:t xml:space="preserve">Item 3</w:t>
+            </w:r>
+            <w:r>
+              <w:rPr>
+                <w:rFonts w:ascii="Calibri" w:cs="Calibri" w:eastAsia="Calibri" w:hAnsi="Calibri"/>
+                <w:color w:val="FFFFFF"/>
+                <w:sz w:val="18"/>
+                <w:szCs w:val="18"/>
+              </w:rPr>
+              <w:t xml:space="preserve">   |   </w:t>
+            </w:r>
+            <w:r>
+              <w:rPr>
+                <w:rFonts w:ascii="Calibri" w:cs="Calibri" w:eastAsia="Calibri" w:hAnsi="Calibri"/>
+                <w:color w:val="FFFFFF"/>
+                <w:spacing w:val="14"/>
+                <w:sz w:val="16"/>
+                <w:szCs w:val="16"/>
+              </w:rPr>
+              <w:t xml:space="preserve">CONSTRUCTED RESPONSE</w:t>
+            </w:r>
+            <w:r>
+              <w:rPr>
+                <w:rFonts w:ascii="Calibri" w:cs="Calibri" w:eastAsia="Calibri" w:hAnsi="Calibri"/>
+              </w:rPr>
+              <w:t xml:space="preserve">	</w:t>
+            </w:r>
+            <w:r>
+              <w:rPr>
+                <w:rFonts w:ascii="Calibri" w:cs="Calibri" w:eastAsia="Calibri" w:hAnsi="Calibri"/>
+                <w:b/>
+                <w:bCs/>
+                <w:color w:val="FFFFFF"/>
+                <w:sz w:val="17"/>
+                <w:szCs w:val="17"/>
+              </w:rPr>
+              <w:t xml:space="preserve">6.NS.C.6</w:t>
+            </w:r>
+          </w:p>
+          <w:p>
+            <w:pPr>
+              <w:spacing w:after="30" w:before="90"/>
+              <w:ind w:left="140" w:right="120"/>
+            </w:pPr>
+            <w:r>
+              <w:rPr>
+                <w:rFonts w:ascii="Calibri" w:cs="Calibri" w:eastAsia="Calibri" w:hAnsi="Calibri"/>
+                <w:b/>
+                <w:bCs/>
+                <w:color w:val="1A2733"/>
+                <w:sz w:val="21"/>
+                <w:szCs w:val="21"/>
+              </w:rPr>
+              <w:t xml:space="preserve">Are (3, −5) and (3, 5) reflections across the x-axis? Explain in a few words.</w:t>
+            </w:r>
+          </w:p>
+          <w:p>
+            <w:pPr>
+              <w:spacing w:after="60"/>
+              <w:ind w:left="140" w:right="120"/>
+            </w:pPr>
+            <w:r>
+              <w:rPr>
+                <w:rFonts w:ascii="Calibri" w:cs="Calibri" w:eastAsia="Calibri" w:hAnsi="Calibri"/>
+                <w:i/>
+                <w:iCs/>
+                <w:color w:val="5F6F80"/>
+                <w:sz w:val="18"/>
+                <w:szCs w:val="18"/>
+              </w:rPr>
+              <w:t xml:space="preserve">Enter your answer in the space provided. Show your work.</w:t>
+            </w:r>
+          </w:p>
+          <w:p>
+            <w:pPr>
+              <w:pBdr>
+                <w:bottom w:val="single" w:color="AFBECC" w:sz="4" w:space="2"/>
+              </w:pBdr>
+              <w:spacing w:after="6" w:before="30" w:line="360"/>
+              <w:ind w:left="140" w:right="120"/>
+            </w:pPr>
+            <w:r>
+              <w:rPr>
+                <w:rFonts w:ascii="Calibri" w:cs="Calibri" w:eastAsia="Calibri" w:hAnsi="Calibri"/>
+                <w:color w:val="1A2733"/>
+                <w:sz w:val="21"/>
+                <w:szCs w:val="21"/>
+              </w:rPr>
+              <w:t xml:space="preserve"/>
+            </w:r>
+          </w:p>
+          <w:p>
+            <w:pPr>
+              <w:pBdr>
+                <w:bottom w:val="single" w:color="AFBECC" w:sz="4" w:space="2"/>
+              </w:pBdr>
+              <w:spacing w:after="0" w:line="360"/>
+              <w:ind w:left="140" w:right="120"/>
+            </w:pPr>
+            <w:r>
+              <w:rPr>
+                <w:rFonts w:ascii="Calibri" w:cs="Calibri" w:eastAsia="Calibri" w:hAnsi="Calibri"/>
+                <w:color w:val="1A2733"/>
+                <w:sz w:val="21"/>
+                <w:szCs w:val="21"/>
+              </w:rPr>
+              <w:t xml:space="preserve"/>
+            </w:r>
+          </w:p>
+        </w:tc>
+      </w:tr>
+    </w:tbl>
+    <w:p>
+      <w:pPr>
+        <w:spacing w:after="100"/>
+      </w:pPr>
+      <w:r>
+        <w:rPr>
+          <w:rFonts w:ascii="Calibri" w:cs="Calibri" w:eastAsia="Calibri" w:hAnsi="Calibri"/>
+          <w:color w:val="1A2733"/>
+          <w:sz w:val="21"/>
+          <w:szCs w:val="21"/>
+        </w:rPr>
+        <w:t xml:space="preserve"/>
       </w:r>
     </w:p>
     <w:p>
@@ -10571,312 +13433,789 @@
         <w:t xml:space="preserve">MCAP-Style Practice</w:t>
       </w:r>
     </w:p>
-    <w:p>
-      <w:pPr>
-        <w:spacing w:after="80"/>
-      </w:pPr>
-      <w:r>
-        <w:rPr>
-          <w:rFonts w:ascii="Calibri" w:cs="Calibri" w:eastAsia="Calibri" w:hAnsi="Calibri"/>
-          <w:i/>
-          <w:iCs/>
-          <w:color w:val="5F6F80"/>
-          <w:sz w:val="19"/>
-          <w:szCs w:val="19"/>
-        </w:rPr>
-        <w:t xml:space="preserve">Bubble the best answer or fill in the blank, just like on the test.</w:t>
-      </w:r>
-    </w:p>
-    <w:p>
-      <w:pPr>
-        <w:spacing w:after="40" w:before="120"/>
-      </w:pPr>
-      <w:r>
-        <w:rPr>
-          <w:rFonts w:ascii="Calibri" w:cs="Calibri" w:eastAsia="Calibri" w:hAnsi="Calibri"/>
-          <w:b/>
-          <w:bCs/>
-          <w:color w:val="12355B"/>
-          <w:sz w:val="21"/>
-          <w:szCs w:val="21"/>
-        </w:rPr>
-        <w:t xml:space="preserve">1.  </w:t>
-      </w:r>
-      <w:r>
-        <w:rPr>
-          <w:rFonts w:ascii="Calibri" w:cs="Calibri" w:eastAsia="Calibri" w:hAnsi="Calibri"/>
-          <w:color w:val="1A2733"/>
-          <w:sz w:val="21"/>
-          <w:szCs w:val="21"/>
-        </w:rPr>
-        <w:t xml:space="preserve">Which list orders the numbers from least to greatest?</w:t>
-      </w:r>
-    </w:p>
-    <w:p>
-      <w:pPr>
-        <w:spacing w:after="20"/>
-        <w:ind w:left="360"/>
-      </w:pPr>
-      <w:r>
-        <w:rPr>
-          <w:rFonts w:ascii="Calibri" w:cs="Calibri" w:eastAsia="Calibri" w:hAnsi="Calibri"/>
-          <w:color w:val="1A2733"/>
-          <w:sz w:val="20"/>
-          <w:szCs w:val="20"/>
-        </w:rPr>
-        <w:t xml:space="preserve">  ◯  A.  </w:t>
-      </w:r>
-      <w:r>
-        <w:rPr>
-          <w:rFonts w:ascii="Calibri" w:cs="Calibri" w:eastAsia="Calibri" w:hAnsi="Calibri"/>
-          <w:color w:val="1A2733"/>
-          <w:sz w:val="20"/>
-          <w:szCs w:val="20"/>
-        </w:rPr>
-        <w:t xml:space="preserve">−1, −3, 0, 2</w:t>
-      </w:r>
-    </w:p>
-    <w:p>
-      <w:pPr>
-        <w:spacing w:after="20"/>
-        <w:ind w:left="360"/>
-      </w:pPr>
-      <w:r>
-        <w:rPr>
-          <w:rFonts w:ascii="Calibri" w:cs="Calibri" w:eastAsia="Calibri" w:hAnsi="Calibri"/>
-          <w:color w:val="1A2733"/>
-          <w:sz w:val="20"/>
-          <w:szCs w:val="20"/>
-        </w:rPr>
-        <w:t xml:space="preserve">  ◯  B.  </w:t>
-      </w:r>
-      <w:r>
-        <w:rPr>
-          <w:rFonts w:ascii="Calibri" w:cs="Calibri" w:eastAsia="Calibri" w:hAnsi="Calibri"/>
-          <w:color w:val="1A2733"/>
-          <w:sz w:val="20"/>
-          <w:szCs w:val="20"/>
-        </w:rPr>
-        <w:t xml:space="preserve">2, 0, −1, −3</w:t>
-      </w:r>
-    </w:p>
-    <w:p>
-      <w:pPr>
-        <w:spacing w:after="20"/>
-        <w:ind w:left="360"/>
-      </w:pPr>
-      <w:r>
-        <w:rPr>
-          <w:rFonts w:ascii="Calibri" w:cs="Calibri" w:eastAsia="Calibri" w:hAnsi="Calibri"/>
-          <w:color w:val="1A2733"/>
-          <w:sz w:val="20"/>
-          <w:szCs w:val="20"/>
-        </w:rPr>
-        <w:t xml:space="preserve">  ◯  C.  </w:t>
-      </w:r>
-      <w:r>
-        <w:rPr>
-          <w:rFonts w:ascii="Calibri" w:cs="Calibri" w:eastAsia="Calibri" w:hAnsi="Calibri"/>
-          <w:color w:val="1A2733"/>
-          <w:sz w:val="20"/>
-          <w:szCs w:val="20"/>
-        </w:rPr>
-        <w:t xml:space="preserve">−3, −1, 0, 2</w:t>
-      </w:r>
-    </w:p>
-    <w:p>
-      <w:pPr>
-        <w:spacing w:after="20"/>
-        <w:ind w:left="360"/>
-      </w:pPr>
-      <w:r>
-        <w:rPr>
-          <w:rFonts w:ascii="Calibri" w:cs="Calibri" w:eastAsia="Calibri" w:hAnsi="Calibri"/>
-          <w:color w:val="1A2733"/>
-          <w:sz w:val="20"/>
-          <w:szCs w:val="20"/>
-        </w:rPr>
-        <w:t xml:space="preserve">  ◯  D.  </w:t>
-      </w:r>
-      <w:r>
-        <w:rPr>
-          <w:rFonts w:ascii="Calibri" w:cs="Calibri" w:eastAsia="Calibri" w:hAnsi="Calibri"/>
-          <w:color w:val="1A2733"/>
-          <w:sz w:val="20"/>
-          <w:szCs w:val="20"/>
-        </w:rPr>
-        <w:t xml:space="preserve">0, −1, 2, −3</w:t>
-      </w:r>
-    </w:p>
-    <w:p>
-      <w:pPr>
-        <w:spacing w:after="40" w:before="120"/>
-      </w:pPr>
-      <w:r>
-        <w:rPr>
-          <w:rFonts w:ascii="Calibri" w:cs="Calibri" w:eastAsia="Calibri" w:hAnsi="Calibri"/>
-          <w:b/>
-          <w:bCs/>
-          <w:color w:val="12355B"/>
-          <w:sz w:val="21"/>
-          <w:szCs w:val="21"/>
-        </w:rPr>
-        <w:t xml:space="preserve">2.  </w:t>
-      </w:r>
-      <w:r>
-        <w:rPr>
-          <w:rFonts w:ascii="Calibri" w:cs="Calibri" w:eastAsia="Calibri" w:hAnsi="Calibri"/>
-          <w:color w:val="1A2733"/>
-          <w:sz w:val="21"/>
-          <w:szCs w:val="21"/>
-        </w:rPr>
-        <w:t xml:space="preserve">Maya owes $30 and Theo owes $18. Which statement is true?</w:t>
-      </w:r>
-    </w:p>
-    <w:p>
-      <w:pPr>
-        <w:spacing w:after="20"/>
-        <w:ind w:left="360"/>
-      </w:pPr>
-      <w:r>
-        <w:rPr>
-          <w:rFonts w:ascii="Calibri" w:cs="Calibri" w:eastAsia="Calibri" w:hAnsi="Calibri"/>
-          <w:color w:val="1A2733"/>
-          <w:sz w:val="20"/>
-          <w:szCs w:val="20"/>
-        </w:rPr>
-        <w:t xml:space="preserve">  ◯  A.  </w:t>
-      </w:r>
-      <w:r>
-        <w:rPr>
-          <w:rFonts w:ascii="Calibri" w:cs="Calibri" w:eastAsia="Calibri" w:hAnsi="Calibri"/>
-          <w:color w:val="1A2733"/>
-          <w:sz w:val="20"/>
-          <w:szCs w:val="20"/>
-        </w:rPr>
-        <w:t xml:space="preserve">−30 &gt; −18</w:t>
-      </w:r>
-    </w:p>
-    <w:p>
-      <w:pPr>
-        <w:spacing w:after="20"/>
-        <w:ind w:left="360"/>
-      </w:pPr>
-      <w:r>
-        <w:rPr>
-          <w:rFonts w:ascii="Calibri" w:cs="Calibri" w:eastAsia="Calibri" w:hAnsi="Calibri"/>
-          <w:color w:val="1A2733"/>
-          <w:sz w:val="20"/>
-          <w:szCs w:val="20"/>
-        </w:rPr>
-        <w:t xml:space="preserve">  ◯  B.  </w:t>
-      </w:r>
-      <w:r>
-        <w:rPr>
-          <w:rFonts w:ascii="Calibri" w:cs="Calibri" w:eastAsia="Calibri" w:hAnsi="Calibri"/>
-          <w:color w:val="1A2733"/>
-          <w:sz w:val="20"/>
-          <w:szCs w:val="20"/>
-        </w:rPr>
-        <w:t xml:space="preserve">|−30| &gt; |−18|</w:t>
-      </w:r>
-    </w:p>
-    <w:p>
-      <w:pPr>
-        <w:spacing w:after="20"/>
-        <w:ind w:left="360"/>
-      </w:pPr>
-      <w:r>
-        <w:rPr>
-          <w:rFonts w:ascii="Calibri" w:cs="Calibri" w:eastAsia="Calibri" w:hAnsi="Calibri"/>
-          <w:color w:val="1A2733"/>
-          <w:sz w:val="20"/>
-          <w:szCs w:val="20"/>
-        </w:rPr>
-        <w:t xml:space="preserve">  ◯  C.  </w:t>
-      </w:r>
-      <w:r>
-        <w:rPr>
-          <w:rFonts w:ascii="Calibri" w:cs="Calibri" w:eastAsia="Calibri" w:hAnsi="Calibri"/>
-          <w:color w:val="1A2733"/>
-          <w:sz w:val="20"/>
-          <w:szCs w:val="20"/>
-        </w:rPr>
-        <w:t xml:space="preserve">−18 &lt; −30</w:t>
-      </w:r>
-    </w:p>
-    <w:p>
-      <w:pPr>
-        <w:spacing w:after="20"/>
-        <w:ind w:left="360"/>
-      </w:pPr>
-      <w:r>
-        <w:rPr>
-          <w:rFonts w:ascii="Calibri" w:cs="Calibri" w:eastAsia="Calibri" w:hAnsi="Calibri"/>
-          <w:color w:val="1A2733"/>
-          <w:sz w:val="20"/>
-          <w:szCs w:val="20"/>
-        </w:rPr>
-        <w:t xml:space="preserve">  ◯  D.  </w:t>
-      </w:r>
-      <w:r>
-        <w:rPr>
-          <w:rFonts w:ascii="Calibri" w:cs="Calibri" w:eastAsia="Calibri" w:hAnsi="Calibri"/>
-          <w:color w:val="1A2733"/>
-          <w:sz w:val="20"/>
-          <w:szCs w:val="20"/>
-        </w:rPr>
-        <w:t xml:space="preserve">|−18| &gt; |−30|</w:t>
-      </w:r>
-    </w:p>
-    <w:p>
-      <w:pPr>
-        <w:spacing w:after="40" w:before="120"/>
-      </w:pPr>
-      <w:r>
-        <w:rPr>
-          <w:rFonts w:ascii="Calibri" w:cs="Calibri" w:eastAsia="Calibri" w:hAnsi="Calibri"/>
-          <w:b/>
-          <w:bCs/>
-          <w:color w:val="12355B"/>
-          <w:sz w:val="21"/>
-          <w:szCs w:val="21"/>
-        </w:rPr>
-        <w:t xml:space="preserve">3.  </w:t>
-      </w:r>
-      <w:r>
-        <w:rPr>
-          <w:rFonts w:ascii="Calibri" w:cs="Calibri" w:eastAsia="Calibri" w:hAnsi="Calibri"/>
-          <w:color w:val="1A2733"/>
-          <w:sz w:val="21"/>
-          <w:szCs w:val="21"/>
-        </w:rPr>
-        <w:t xml:space="preserve">Explain why −2 is greater than −5, even though 5 is greater than 2.</w:t>
-      </w:r>
-    </w:p>
-    <w:p>
-      <w:pPr>
-        <w:spacing w:after="30" w:before="30"/>
-      </w:pPr>
-      <w:r>
-        <w:rPr>
-          <w:rFonts w:ascii="Calibri" w:cs="Calibri" w:eastAsia="Calibri" w:hAnsi="Calibri"/>
-          <w:b/>
-          <w:bCs/>
-          <w:color w:val="5F6F80"/>
-          <w:sz w:val="20"/>
-          <w:szCs w:val="20"/>
-        </w:rPr>
-        <w:t xml:space="preserve">Answer: </w:t>
-      </w:r>
-      <w:r>
-        <w:rPr>
-          <w:rFonts w:ascii="Calibri" w:cs="Calibri" w:eastAsia="Calibri" w:hAnsi="Calibri"/>
-          <w:color w:val="5F6F80"/>
-          <w:sz w:val="20"/>
-          <w:szCs w:val="20"/>
-        </w:rPr>
-        <w:t xml:space="preserve">____________________________</w:t>
+    <w:tbl>
+      <w:tblPr>
+        <w:tblW w:type="pct" w:w="100%"/>
+        <w:tblBorders>
+          <w:top w:val="single" w:color="BBD0DE" w:sz="6"/>
+          <w:left w:val="single" w:color="BBD0DE" w:sz="6"/>
+          <w:bottom w:val="single" w:color="BBD0DE" w:sz="6"/>
+          <w:right w:val="single" w:color="BBD0DE" w:sz="6"/>
+          <w:insideH w:val="none"/>
+          <w:insideV w:val="none"/>
+        </w:tblBorders>
+      </w:tblPr>
+      <w:tblGrid>
+        <w:gridCol w:w="100"/>
+      </w:tblGrid>
+      <w:tr>
+        <w:tc>
+          <w:tcPr>
+            <w:shd w:fill="EEF4F8" w:color="auto" w:val="clear"/>
+            <w:tcMar>
+              <w:top w:type="dxa" w:w="120"/>
+              <w:left w:type="dxa" w:w="160"/>
+              <w:bottom w:type="dxa" w:w="120"/>
+              <w:right w:type="dxa" w:w="160"/>
+            </w:tcMar>
+          </w:tcPr>
+          <w:p>
+            <w:pPr>
+              <w:spacing w:after="30"/>
+            </w:pPr>
+            <w:r>
+              <w:rPr>
+                <w:rFonts w:ascii="Calibri" w:cs="Calibri" w:eastAsia="Calibri" w:hAnsi="Calibri"/>
+                <w:b/>
+                <w:bCs/>
+                <w:color w:val="12355B"/>
+                <w:sz w:val="19"/>
+                <w:szCs w:val="19"/>
+              </w:rPr>
+              <w:t xml:space="preserve">Directions</w:t>
+            </w:r>
+          </w:p>
+          <w:p>
+            <w:r>
+              <w:rPr>
+                <w:rFonts w:ascii="Calibri" w:cs="Calibri" w:eastAsia="Calibri" w:hAnsi="Calibri"/>
+                <w:color w:val="1A2733"/>
+                <w:sz w:val="19"/>
+                <w:szCs w:val="19"/>
+              </w:rPr>
+              <w:t xml:space="preserve">Read each item carefully and answer it the way you would on the MCAP. For selected-response items, fill in the circle (○) next to the correct answer. For constructed-response items, enter your answer and show your work. Every item below assesses standard 6.NS.C.7.</w:t>
+            </w:r>
+          </w:p>
+        </w:tc>
+      </w:tr>
+    </w:tbl>
+    <w:p>
+      <w:pPr>
+        <w:spacing w:after="120"/>
+      </w:pPr>
+      <w:r>
+        <w:rPr>
+          <w:rFonts w:ascii="Calibri" w:cs="Calibri" w:eastAsia="Calibri" w:hAnsi="Calibri"/>
+          <w:color w:val="1A2733"/>
+          <w:sz w:val="21"/>
+          <w:szCs w:val="21"/>
+        </w:rPr>
+        <w:t xml:space="preserve"/>
+      </w:r>
+    </w:p>
+    <w:tbl>
+      <w:tblPr>
+        <w:tblW w:type="pct" w:w="100%"/>
+        <w:tblBorders>
+          <w:top w:val="single" w:color="C7D2DD" w:sz="6"/>
+          <w:left w:val="single" w:color="C7D2DD" w:sz="6"/>
+          <w:bottom w:val="single" w:color="C7D2DD" w:sz="6"/>
+          <w:right w:val="single" w:color="C7D2DD" w:sz="6"/>
+          <w:insideH w:val="none"/>
+          <w:insideV w:val="none"/>
+        </w:tblBorders>
+      </w:tblPr>
+      <w:tblGrid>
+        <w:gridCol w:w="100"/>
+      </w:tblGrid>
+      <w:tr>
+        <w:tc>
+          <w:tcPr>
+            <w:tcMar>
+              <w:top w:type="dxa" w:w="0"/>
+              <w:left w:type="dxa" w:w="0"/>
+              <w:bottom w:type="dxa" w:w="120"/>
+              <w:right w:type="dxa" w:w="160"/>
+            </w:tcMar>
+          </w:tcPr>
+          <w:p>
+            <w:pPr>
+              <w:shd w:fill="6B4FA0" w:color="auto" w:val="clear"/>
+              <w:tabs>
+                <w:tab w:val="right" w:pos="9000"/>
+              </w:tabs>
+              <w:spacing w:after="30" w:before="30"/>
+              <w:ind w:left="120" w:right="120"/>
+            </w:pPr>
+            <w:r>
+              <w:rPr>
+                <w:rFonts w:ascii="Calibri" w:cs="Calibri" w:eastAsia="Calibri" w:hAnsi="Calibri"/>
+                <w:b/>
+                <w:bCs/>
+                <w:color w:val="FFFFFF"/>
+                <w:sz w:val="18"/>
+                <w:szCs w:val="18"/>
+              </w:rPr>
+              <w:t xml:space="preserve">Item 1</w:t>
+            </w:r>
+            <w:r>
+              <w:rPr>
+                <w:rFonts w:ascii="Calibri" w:cs="Calibri" w:eastAsia="Calibri" w:hAnsi="Calibri"/>
+                <w:color w:val="FFFFFF"/>
+                <w:sz w:val="18"/>
+                <w:szCs w:val="18"/>
+              </w:rPr>
+              <w:t xml:space="preserve">   |   </w:t>
+            </w:r>
+            <w:r>
+              <w:rPr>
+                <w:rFonts w:ascii="Calibri" w:cs="Calibri" w:eastAsia="Calibri" w:hAnsi="Calibri"/>
+                <w:color w:val="FFFFFF"/>
+                <w:spacing w:val="14"/>
+                <w:sz w:val="16"/>
+                <w:szCs w:val="16"/>
+              </w:rPr>
+              <w:t xml:space="preserve">SELECTED RESPONSE</w:t>
+            </w:r>
+            <w:r>
+              <w:rPr>
+                <w:rFonts w:ascii="Calibri" w:cs="Calibri" w:eastAsia="Calibri" w:hAnsi="Calibri"/>
+              </w:rPr>
+              <w:t xml:space="preserve">	</w:t>
+            </w:r>
+            <w:r>
+              <w:rPr>
+                <w:rFonts w:ascii="Calibri" w:cs="Calibri" w:eastAsia="Calibri" w:hAnsi="Calibri"/>
+                <w:b/>
+                <w:bCs/>
+                <w:color w:val="FFFFFF"/>
+                <w:sz w:val="17"/>
+                <w:szCs w:val="17"/>
+              </w:rPr>
+              <w:t xml:space="preserve">6.NS.C.7</w:t>
+            </w:r>
+          </w:p>
+          <w:p>
+            <w:pPr>
+              <w:spacing w:after="30" w:before="90"/>
+              <w:ind w:left="140" w:right="120"/>
+            </w:pPr>
+            <w:r>
+              <w:rPr>
+                <w:rFonts w:ascii="Calibri" w:cs="Calibri" w:eastAsia="Calibri" w:hAnsi="Calibri"/>
+                <w:b/>
+                <w:bCs/>
+                <w:color w:val="1A2733"/>
+                <w:sz w:val="21"/>
+                <w:szCs w:val="21"/>
+              </w:rPr>
+              <w:t xml:space="preserve">Which list orders the numbers from least to greatest?</w:t>
+            </w:r>
+          </w:p>
+          <w:p>
+            <w:pPr>
+              <w:spacing w:after="60"/>
+              <w:ind w:left="140" w:right="120"/>
+            </w:pPr>
+            <w:r>
+              <w:rPr>
+                <w:rFonts w:ascii="Calibri" w:cs="Calibri" w:eastAsia="Calibri" w:hAnsi="Calibri"/>
+                <w:i/>
+                <w:iCs/>
+                <w:color w:val="5F6F80"/>
+                <w:sz w:val="18"/>
+                <w:szCs w:val="18"/>
+              </w:rPr>
+              <w:t xml:space="preserve">Select the correct answer.</w:t>
+            </w:r>
+          </w:p>
+          <w:p>
+            <w:pPr>
+              <w:spacing w:after="24"/>
+              <w:ind w:left="380"/>
+            </w:pPr>
+            <w:r>
+              <w:rPr>
+                <w:rFonts w:ascii="Calibri" w:cs="Calibri" w:eastAsia="Calibri" w:hAnsi="Calibri"/>
+                <w:color w:val="6B4FA0"/>
+                <w:sz w:val="22"/>
+                <w:szCs w:val="22"/>
+              </w:rPr>
+              <w:t xml:space="preserve">○  </w:t>
+            </w:r>
+            <w:r>
+              <w:rPr>
+                <w:rFonts w:ascii="Calibri" w:cs="Calibri" w:eastAsia="Calibri" w:hAnsi="Calibri"/>
+                <w:b/>
+                <w:bCs/>
+                <w:color w:val="1A2733"/>
+                <w:sz w:val="21"/>
+                <w:szCs w:val="21"/>
+              </w:rPr>
+              <w:t xml:space="preserve">A.  </w:t>
+            </w:r>
+            <w:r>
+              <w:rPr>
+                <w:rFonts w:ascii="Calibri" w:cs="Calibri" w:eastAsia="Calibri" w:hAnsi="Calibri"/>
+                <w:color w:val="1A2733"/>
+                <w:sz w:val="21"/>
+                <w:szCs w:val="21"/>
+              </w:rPr>
+              <w:t xml:space="preserve">−1, −3, 0, 2</w:t>
+            </w:r>
+          </w:p>
+          <w:p>
+            <w:pPr>
+              <w:spacing w:after="24"/>
+              <w:ind w:left="380"/>
+            </w:pPr>
+            <w:r>
+              <w:rPr>
+                <w:rFonts w:ascii="Calibri" w:cs="Calibri" w:eastAsia="Calibri" w:hAnsi="Calibri"/>
+                <w:color w:val="6B4FA0"/>
+                <w:sz w:val="22"/>
+                <w:szCs w:val="22"/>
+              </w:rPr>
+              <w:t xml:space="preserve">○  </w:t>
+            </w:r>
+            <w:r>
+              <w:rPr>
+                <w:rFonts w:ascii="Calibri" w:cs="Calibri" w:eastAsia="Calibri" w:hAnsi="Calibri"/>
+                <w:b/>
+                <w:bCs/>
+                <w:color w:val="1A2733"/>
+                <w:sz w:val="21"/>
+                <w:szCs w:val="21"/>
+              </w:rPr>
+              <w:t xml:space="preserve">B.  </w:t>
+            </w:r>
+            <w:r>
+              <w:rPr>
+                <w:rFonts w:ascii="Calibri" w:cs="Calibri" w:eastAsia="Calibri" w:hAnsi="Calibri"/>
+                <w:color w:val="1A2733"/>
+                <w:sz w:val="21"/>
+                <w:szCs w:val="21"/>
+              </w:rPr>
+              <w:t xml:space="preserve">2, 0, −1, −3</w:t>
+            </w:r>
+          </w:p>
+          <w:p>
+            <w:pPr>
+              <w:spacing w:after="24"/>
+              <w:ind w:left="380"/>
+            </w:pPr>
+            <w:r>
+              <w:rPr>
+                <w:rFonts w:ascii="Calibri" w:cs="Calibri" w:eastAsia="Calibri" w:hAnsi="Calibri"/>
+                <w:color w:val="6B4FA0"/>
+                <w:sz w:val="22"/>
+                <w:szCs w:val="22"/>
+              </w:rPr>
+              <w:t xml:space="preserve">○  </w:t>
+            </w:r>
+            <w:r>
+              <w:rPr>
+                <w:rFonts w:ascii="Calibri" w:cs="Calibri" w:eastAsia="Calibri" w:hAnsi="Calibri"/>
+                <w:b/>
+                <w:bCs/>
+                <w:color w:val="1A2733"/>
+                <w:sz w:val="21"/>
+                <w:szCs w:val="21"/>
+              </w:rPr>
+              <w:t xml:space="preserve">C.  </w:t>
+            </w:r>
+            <w:r>
+              <w:rPr>
+                <w:rFonts w:ascii="Calibri" w:cs="Calibri" w:eastAsia="Calibri" w:hAnsi="Calibri"/>
+                <w:color w:val="1A2733"/>
+                <w:sz w:val="21"/>
+                <w:szCs w:val="21"/>
+              </w:rPr>
+              <w:t xml:space="preserve">−3, −1, 0, 2</w:t>
+            </w:r>
+          </w:p>
+          <w:p>
+            <w:pPr>
+              <w:spacing w:after="24"/>
+              <w:ind w:left="380"/>
+            </w:pPr>
+            <w:r>
+              <w:rPr>
+                <w:rFonts w:ascii="Calibri" w:cs="Calibri" w:eastAsia="Calibri" w:hAnsi="Calibri"/>
+                <w:color w:val="6B4FA0"/>
+                <w:sz w:val="22"/>
+                <w:szCs w:val="22"/>
+              </w:rPr>
+              <w:t xml:space="preserve">○  </w:t>
+            </w:r>
+            <w:r>
+              <w:rPr>
+                <w:rFonts w:ascii="Calibri" w:cs="Calibri" w:eastAsia="Calibri" w:hAnsi="Calibri"/>
+                <w:b/>
+                <w:bCs/>
+                <w:color w:val="1A2733"/>
+                <w:sz w:val="21"/>
+                <w:szCs w:val="21"/>
+              </w:rPr>
+              <w:t xml:space="preserve">D.  </w:t>
+            </w:r>
+            <w:r>
+              <w:rPr>
+                <w:rFonts w:ascii="Calibri" w:cs="Calibri" w:eastAsia="Calibri" w:hAnsi="Calibri"/>
+                <w:color w:val="1A2733"/>
+                <w:sz w:val="21"/>
+                <w:szCs w:val="21"/>
+              </w:rPr>
+              <w:t xml:space="preserve">0, −1, 2, −3</w:t>
+            </w:r>
+          </w:p>
+        </w:tc>
+      </w:tr>
+    </w:tbl>
+    <w:p>
+      <w:pPr>
+        <w:spacing w:after="100"/>
+      </w:pPr>
+      <w:r>
+        <w:rPr>
+          <w:rFonts w:ascii="Calibri" w:cs="Calibri" w:eastAsia="Calibri" w:hAnsi="Calibri"/>
+          <w:color w:val="1A2733"/>
+          <w:sz w:val="21"/>
+          <w:szCs w:val="21"/>
+        </w:rPr>
+        <w:t xml:space="preserve"/>
+      </w:r>
+    </w:p>
+    <w:tbl>
+      <w:tblPr>
+        <w:tblW w:type="pct" w:w="100%"/>
+        <w:tblBorders>
+          <w:top w:val="single" w:color="C7D2DD" w:sz="6"/>
+          <w:left w:val="single" w:color="C7D2DD" w:sz="6"/>
+          <w:bottom w:val="single" w:color="C7D2DD" w:sz="6"/>
+          <w:right w:val="single" w:color="C7D2DD" w:sz="6"/>
+          <w:insideH w:val="none"/>
+          <w:insideV w:val="none"/>
+        </w:tblBorders>
+      </w:tblPr>
+      <w:tblGrid>
+        <w:gridCol w:w="100"/>
+      </w:tblGrid>
+      <w:tr>
+        <w:tc>
+          <w:tcPr>
+            <w:tcMar>
+              <w:top w:type="dxa" w:w="0"/>
+              <w:left w:type="dxa" w:w="0"/>
+              <w:bottom w:type="dxa" w:w="120"/>
+              <w:right w:type="dxa" w:w="160"/>
+            </w:tcMar>
+          </w:tcPr>
+          <w:p>
+            <w:pPr>
+              <w:shd w:fill="6B4FA0" w:color="auto" w:val="clear"/>
+              <w:tabs>
+                <w:tab w:val="right" w:pos="9000"/>
+              </w:tabs>
+              <w:spacing w:after="30" w:before="30"/>
+              <w:ind w:left="120" w:right="120"/>
+            </w:pPr>
+            <w:r>
+              <w:rPr>
+                <w:rFonts w:ascii="Calibri" w:cs="Calibri" w:eastAsia="Calibri" w:hAnsi="Calibri"/>
+                <w:b/>
+                <w:bCs/>
+                <w:color w:val="FFFFFF"/>
+                <w:sz w:val="18"/>
+                <w:szCs w:val="18"/>
+              </w:rPr>
+              <w:t xml:space="preserve">Item 2</w:t>
+            </w:r>
+            <w:r>
+              <w:rPr>
+                <w:rFonts w:ascii="Calibri" w:cs="Calibri" w:eastAsia="Calibri" w:hAnsi="Calibri"/>
+                <w:color w:val="FFFFFF"/>
+                <w:sz w:val="18"/>
+                <w:szCs w:val="18"/>
+              </w:rPr>
+              <w:t xml:space="preserve">   |   </w:t>
+            </w:r>
+            <w:r>
+              <w:rPr>
+                <w:rFonts w:ascii="Calibri" w:cs="Calibri" w:eastAsia="Calibri" w:hAnsi="Calibri"/>
+                <w:color w:val="FFFFFF"/>
+                <w:spacing w:val="14"/>
+                <w:sz w:val="16"/>
+                <w:szCs w:val="16"/>
+              </w:rPr>
+              <w:t xml:space="preserve">SELECTED RESPONSE</w:t>
+            </w:r>
+            <w:r>
+              <w:rPr>
+                <w:rFonts w:ascii="Calibri" w:cs="Calibri" w:eastAsia="Calibri" w:hAnsi="Calibri"/>
+              </w:rPr>
+              <w:t xml:space="preserve">	</w:t>
+            </w:r>
+            <w:r>
+              <w:rPr>
+                <w:rFonts w:ascii="Calibri" w:cs="Calibri" w:eastAsia="Calibri" w:hAnsi="Calibri"/>
+                <w:b/>
+                <w:bCs/>
+                <w:color w:val="FFFFFF"/>
+                <w:sz w:val="17"/>
+                <w:szCs w:val="17"/>
+              </w:rPr>
+              <w:t xml:space="preserve">6.NS.C.7</w:t>
+            </w:r>
+          </w:p>
+          <w:p>
+            <w:pPr>
+              <w:spacing w:after="30" w:before="90"/>
+              <w:ind w:left="140" w:right="120"/>
+            </w:pPr>
+            <w:r>
+              <w:rPr>
+                <w:rFonts w:ascii="Calibri" w:cs="Calibri" w:eastAsia="Calibri" w:hAnsi="Calibri"/>
+                <w:b/>
+                <w:bCs/>
+                <w:color w:val="1A2733"/>
+                <w:sz w:val="21"/>
+                <w:szCs w:val="21"/>
+              </w:rPr>
+              <w:t xml:space="preserve">Maya owes $30 and Theo owes $18. Which statement is true?</w:t>
+            </w:r>
+          </w:p>
+          <w:p>
+            <w:pPr>
+              <w:spacing w:after="60"/>
+              <w:ind w:left="140" w:right="120"/>
+            </w:pPr>
+            <w:r>
+              <w:rPr>
+                <w:rFonts w:ascii="Calibri" w:cs="Calibri" w:eastAsia="Calibri" w:hAnsi="Calibri"/>
+                <w:i/>
+                <w:iCs/>
+                <w:color w:val="5F6F80"/>
+                <w:sz w:val="18"/>
+                <w:szCs w:val="18"/>
+              </w:rPr>
+              <w:t xml:space="preserve">Select the correct answer.</w:t>
+            </w:r>
+          </w:p>
+          <w:p>
+            <w:pPr>
+              <w:spacing w:after="24"/>
+              <w:ind w:left="380"/>
+            </w:pPr>
+            <w:r>
+              <w:rPr>
+                <w:rFonts w:ascii="Calibri" w:cs="Calibri" w:eastAsia="Calibri" w:hAnsi="Calibri"/>
+                <w:color w:val="6B4FA0"/>
+                <w:sz w:val="22"/>
+                <w:szCs w:val="22"/>
+              </w:rPr>
+              <w:t xml:space="preserve">○  </w:t>
+            </w:r>
+            <w:r>
+              <w:rPr>
+                <w:rFonts w:ascii="Calibri" w:cs="Calibri" w:eastAsia="Calibri" w:hAnsi="Calibri"/>
+                <w:b/>
+                <w:bCs/>
+                <w:color w:val="1A2733"/>
+                <w:sz w:val="21"/>
+                <w:szCs w:val="21"/>
+              </w:rPr>
+              <w:t xml:space="preserve">A.  </w:t>
+            </w:r>
+            <w:r>
+              <w:rPr>
+                <w:rFonts w:ascii="Calibri" w:cs="Calibri" w:eastAsia="Calibri" w:hAnsi="Calibri"/>
+                <w:color w:val="1A2733"/>
+                <w:sz w:val="21"/>
+                <w:szCs w:val="21"/>
+              </w:rPr>
+              <w:t xml:space="preserve">−30 &gt; −18</w:t>
+            </w:r>
+          </w:p>
+          <w:p>
+            <w:pPr>
+              <w:spacing w:after="24"/>
+              <w:ind w:left="380"/>
+            </w:pPr>
+            <w:r>
+              <w:rPr>
+                <w:rFonts w:ascii="Calibri" w:cs="Calibri" w:eastAsia="Calibri" w:hAnsi="Calibri"/>
+                <w:color w:val="6B4FA0"/>
+                <w:sz w:val="22"/>
+                <w:szCs w:val="22"/>
+              </w:rPr>
+              <w:t xml:space="preserve">○  </w:t>
+            </w:r>
+            <w:r>
+              <w:rPr>
+                <w:rFonts w:ascii="Calibri" w:cs="Calibri" w:eastAsia="Calibri" w:hAnsi="Calibri"/>
+                <w:b/>
+                <w:bCs/>
+                <w:color w:val="1A2733"/>
+                <w:sz w:val="21"/>
+                <w:szCs w:val="21"/>
+              </w:rPr>
+              <w:t xml:space="preserve">B.  </w:t>
+            </w:r>
+            <w:r>
+              <w:rPr>
+                <w:rFonts w:ascii="Calibri" w:cs="Calibri" w:eastAsia="Calibri" w:hAnsi="Calibri"/>
+                <w:color w:val="1A2733"/>
+                <w:sz w:val="21"/>
+                <w:szCs w:val="21"/>
+              </w:rPr>
+              <w:t xml:space="preserve">|−30| &gt; |−18|</w:t>
+            </w:r>
+          </w:p>
+          <w:p>
+            <w:pPr>
+              <w:spacing w:after="24"/>
+              <w:ind w:left="380"/>
+            </w:pPr>
+            <w:r>
+              <w:rPr>
+                <w:rFonts w:ascii="Calibri" w:cs="Calibri" w:eastAsia="Calibri" w:hAnsi="Calibri"/>
+                <w:color w:val="6B4FA0"/>
+                <w:sz w:val="22"/>
+                <w:szCs w:val="22"/>
+              </w:rPr>
+              <w:t xml:space="preserve">○  </w:t>
+            </w:r>
+            <w:r>
+              <w:rPr>
+                <w:rFonts w:ascii="Calibri" w:cs="Calibri" w:eastAsia="Calibri" w:hAnsi="Calibri"/>
+                <w:b/>
+                <w:bCs/>
+                <w:color w:val="1A2733"/>
+                <w:sz w:val="21"/>
+                <w:szCs w:val="21"/>
+              </w:rPr>
+              <w:t xml:space="preserve">C.  </w:t>
+            </w:r>
+            <w:r>
+              <w:rPr>
+                <w:rFonts w:ascii="Calibri" w:cs="Calibri" w:eastAsia="Calibri" w:hAnsi="Calibri"/>
+                <w:color w:val="1A2733"/>
+                <w:sz w:val="21"/>
+                <w:szCs w:val="21"/>
+              </w:rPr>
+              <w:t xml:space="preserve">−18 &lt; −30</w:t>
+            </w:r>
+          </w:p>
+          <w:p>
+            <w:pPr>
+              <w:spacing w:after="24"/>
+              <w:ind w:left="380"/>
+            </w:pPr>
+            <w:r>
+              <w:rPr>
+                <w:rFonts w:ascii="Calibri" w:cs="Calibri" w:eastAsia="Calibri" w:hAnsi="Calibri"/>
+                <w:color w:val="6B4FA0"/>
+                <w:sz w:val="22"/>
+                <w:szCs w:val="22"/>
+              </w:rPr>
+              <w:t xml:space="preserve">○  </w:t>
+            </w:r>
+            <w:r>
+              <w:rPr>
+                <w:rFonts w:ascii="Calibri" w:cs="Calibri" w:eastAsia="Calibri" w:hAnsi="Calibri"/>
+                <w:b/>
+                <w:bCs/>
+                <w:color w:val="1A2733"/>
+                <w:sz w:val="21"/>
+                <w:szCs w:val="21"/>
+              </w:rPr>
+              <w:t xml:space="preserve">D.  </w:t>
+            </w:r>
+            <w:r>
+              <w:rPr>
+                <w:rFonts w:ascii="Calibri" w:cs="Calibri" w:eastAsia="Calibri" w:hAnsi="Calibri"/>
+                <w:color w:val="1A2733"/>
+                <w:sz w:val="21"/>
+                <w:szCs w:val="21"/>
+              </w:rPr>
+              <w:t xml:space="preserve">|−18| &gt; |−30|</w:t>
+            </w:r>
+          </w:p>
+        </w:tc>
+      </w:tr>
+    </w:tbl>
+    <w:p>
+      <w:pPr>
+        <w:spacing w:after="100"/>
+      </w:pPr>
+      <w:r>
+        <w:rPr>
+          <w:rFonts w:ascii="Calibri" w:cs="Calibri" w:eastAsia="Calibri" w:hAnsi="Calibri"/>
+          <w:color w:val="1A2733"/>
+          <w:sz w:val="21"/>
+          <w:szCs w:val="21"/>
+        </w:rPr>
+        <w:t xml:space="preserve"/>
+      </w:r>
+    </w:p>
+    <w:tbl>
+      <w:tblPr>
+        <w:tblW w:type="pct" w:w="100%"/>
+        <w:tblBorders>
+          <w:top w:val="single" w:color="C7D2DD" w:sz="6"/>
+          <w:left w:val="single" w:color="C7D2DD" w:sz="6"/>
+          <w:bottom w:val="single" w:color="C7D2DD" w:sz="6"/>
+          <w:right w:val="single" w:color="C7D2DD" w:sz="6"/>
+          <w:insideH w:val="none"/>
+          <w:insideV w:val="none"/>
+        </w:tblBorders>
+      </w:tblPr>
+      <w:tblGrid>
+        <w:gridCol w:w="100"/>
+      </w:tblGrid>
+      <w:tr>
+        <w:tc>
+          <w:tcPr>
+            <w:tcMar>
+              <w:top w:type="dxa" w:w="0"/>
+              <w:left w:type="dxa" w:w="0"/>
+              <w:bottom w:type="dxa" w:w="120"/>
+              <w:right w:type="dxa" w:w="160"/>
+            </w:tcMar>
+          </w:tcPr>
+          <w:p>
+            <w:pPr>
+              <w:shd w:fill="6B4FA0" w:color="auto" w:val="clear"/>
+              <w:tabs>
+                <w:tab w:val="right" w:pos="9000"/>
+              </w:tabs>
+              <w:spacing w:after="30" w:before="30"/>
+              <w:ind w:left="120" w:right="120"/>
+            </w:pPr>
+            <w:r>
+              <w:rPr>
+                <w:rFonts w:ascii="Calibri" w:cs="Calibri" w:eastAsia="Calibri" w:hAnsi="Calibri"/>
+                <w:b/>
+                <w:bCs/>
+                <w:color w:val="FFFFFF"/>
+                <w:sz w:val="18"/>
+                <w:szCs w:val="18"/>
+              </w:rPr>
+              <w:t xml:space="preserve">Item 3</w:t>
+            </w:r>
+            <w:r>
+              <w:rPr>
+                <w:rFonts w:ascii="Calibri" w:cs="Calibri" w:eastAsia="Calibri" w:hAnsi="Calibri"/>
+                <w:color w:val="FFFFFF"/>
+                <w:sz w:val="18"/>
+                <w:szCs w:val="18"/>
+              </w:rPr>
+              <w:t xml:space="preserve">   |   </w:t>
+            </w:r>
+            <w:r>
+              <w:rPr>
+                <w:rFonts w:ascii="Calibri" w:cs="Calibri" w:eastAsia="Calibri" w:hAnsi="Calibri"/>
+                <w:color w:val="FFFFFF"/>
+                <w:spacing w:val="14"/>
+                <w:sz w:val="16"/>
+                <w:szCs w:val="16"/>
+              </w:rPr>
+              <w:t xml:space="preserve">CONSTRUCTED RESPONSE</w:t>
+            </w:r>
+            <w:r>
+              <w:rPr>
+                <w:rFonts w:ascii="Calibri" w:cs="Calibri" w:eastAsia="Calibri" w:hAnsi="Calibri"/>
+              </w:rPr>
+              <w:t xml:space="preserve">	</w:t>
+            </w:r>
+            <w:r>
+              <w:rPr>
+                <w:rFonts w:ascii="Calibri" w:cs="Calibri" w:eastAsia="Calibri" w:hAnsi="Calibri"/>
+                <w:b/>
+                <w:bCs/>
+                <w:color w:val="FFFFFF"/>
+                <w:sz w:val="17"/>
+                <w:szCs w:val="17"/>
+              </w:rPr>
+              <w:t xml:space="preserve">6.NS.C.7</w:t>
+            </w:r>
+          </w:p>
+          <w:p>
+            <w:pPr>
+              <w:spacing w:after="30" w:before="90"/>
+              <w:ind w:left="140" w:right="120"/>
+            </w:pPr>
+            <w:r>
+              <w:rPr>
+                <w:rFonts w:ascii="Calibri" w:cs="Calibri" w:eastAsia="Calibri" w:hAnsi="Calibri"/>
+                <w:b/>
+                <w:bCs/>
+                <w:color w:val="1A2733"/>
+                <w:sz w:val="21"/>
+                <w:szCs w:val="21"/>
+              </w:rPr>
+              <w:t xml:space="preserve">Explain why −2 is greater than −5, even though 5 is greater than 2.</w:t>
+            </w:r>
+          </w:p>
+          <w:p>
+            <w:pPr>
+              <w:spacing w:after="60"/>
+              <w:ind w:left="140" w:right="120"/>
+            </w:pPr>
+            <w:r>
+              <w:rPr>
+                <w:rFonts w:ascii="Calibri" w:cs="Calibri" w:eastAsia="Calibri" w:hAnsi="Calibri"/>
+                <w:i/>
+                <w:iCs/>
+                <w:color w:val="5F6F80"/>
+                <w:sz w:val="18"/>
+                <w:szCs w:val="18"/>
+              </w:rPr>
+              <w:t xml:space="preserve">Enter your answer in the space provided. Show your work.</w:t>
+            </w:r>
+          </w:p>
+          <w:p>
+            <w:pPr>
+              <w:pBdr>
+                <w:bottom w:val="single" w:color="AFBECC" w:sz="4" w:space="2"/>
+              </w:pBdr>
+              <w:spacing w:after="6" w:before="30" w:line="360"/>
+              <w:ind w:left="140" w:right="120"/>
+            </w:pPr>
+            <w:r>
+              <w:rPr>
+                <w:rFonts w:ascii="Calibri" w:cs="Calibri" w:eastAsia="Calibri" w:hAnsi="Calibri"/>
+                <w:color w:val="1A2733"/>
+                <w:sz w:val="21"/>
+                <w:szCs w:val="21"/>
+              </w:rPr>
+              <w:t xml:space="preserve"/>
+            </w:r>
+          </w:p>
+          <w:p>
+            <w:pPr>
+              <w:pBdr>
+                <w:bottom w:val="single" w:color="AFBECC" w:sz="4" w:space="2"/>
+              </w:pBdr>
+              <w:spacing w:after="0" w:line="360"/>
+              <w:ind w:left="140" w:right="120"/>
+            </w:pPr>
+            <w:r>
+              <w:rPr>
+                <w:rFonts w:ascii="Calibri" w:cs="Calibri" w:eastAsia="Calibri" w:hAnsi="Calibri"/>
+                <w:color w:val="1A2733"/>
+                <w:sz w:val="21"/>
+                <w:szCs w:val="21"/>
+              </w:rPr>
+              <w:t xml:space="preserve"/>
+            </w:r>
+          </w:p>
+        </w:tc>
+      </w:tr>
+    </w:tbl>
+    <w:p>
+      <w:pPr>
+        <w:spacing w:after="100"/>
+      </w:pPr>
+      <w:r>
+        <w:rPr>
+          <w:rFonts w:ascii="Calibri" w:cs="Calibri" w:eastAsia="Calibri" w:hAnsi="Calibri"/>
+          <w:color w:val="1A2733"/>
+          <w:sz w:val="21"/>
+          <w:szCs w:val="21"/>
+        </w:rPr>
+        <w:t xml:space="preserve"/>
       </w:r>
     </w:p>
     <w:p>
@@ -12118,312 +15457,789 @@
         <w:t xml:space="preserve">MCAP-Style Practice</w:t>
       </w:r>
     </w:p>
-    <w:p>
-      <w:pPr>
-        <w:spacing w:after="80"/>
-      </w:pPr>
-      <w:r>
-        <w:rPr>
-          <w:rFonts w:ascii="Calibri" w:cs="Calibri" w:eastAsia="Calibri" w:hAnsi="Calibri"/>
-          <w:i/>
-          <w:iCs/>
-          <w:color w:val="5F6F80"/>
-          <w:sz w:val="19"/>
-          <w:szCs w:val="19"/>
-        </w:rPr>
-        <w:t xml:space="preserve">Bubble the best answer or fill in the blank, just like on the test.</w:t>
-      </w:r>
-    </w:p>
-    <w:p>
-      <w:pPr>
-        <w:spacing w:after="40" w:before="120"/>
-      </w:pPr>
-      <w:r>
-        <w:rPr>
-          <w:rFonts w:ascii="Calibri" w:cs="Calibri" w:eastAsia="Calibri" w:hAnsi="Calibri"/>
-          <w:b/>
-          <w:bCs/>
-          <w:color w:val="12355B"/>
-          <w:sz w:val="21"/>
-          <w:szCs w:val="21"/>
-        </w:rPr>
-        <w:t xml:space="preserve">1.  </w:t>
-      </w:r>
-      <w:r>
-        <w:rPr>
-          <w:rFonts w:ascii="Calibri" w:cs="Calibri" w:eastAsia="Calibri" w:hAnsi="Calibri"/>
-          <w:color w:val="1A2733"/>
-          <w:sz w:val="21"/>
-          <w:szCs w:val="21"/>
-        </w:rPr>
-        <w:t xml:space="preserve">What is the distance between (−5, 2) and (3, 2)?</w:t>
-      </w:r>
-    </w:p>
-    <w:p>
-      <w:pPr>
-        <w:spacing w:after="20"/>
-        <w:ind w:left="360"/>
-      </w:pPr>
-      <w:r>
-        <w:rPr>
-          <w:rFonts w:ascii="Calibri" w:cs="Calibri" w:eastAsia="Calibri" w:hAnsi="Calibri"/>
-          <w:color w:val="1A2733"/>
-          <w:sz w:val="20"/>
-          <w:szCs w:val="20"/>
-        </w:rPr>
-        <w:t xml:space="preserve">  ◯  A.  </w:t>
-      </w:r>
-      <w:r>
-        <w:rPr>
-          <w:rFonts w:ascii="Calibri" w:cs="Calibri" w:eastAsia="Calibri" w:hAnsi="Calibri"/>
-          <w:color w:val="1A2733"/>
-          <w:sz w:val="20"/>
-          <w:szCs w:val="20"/>
-        </w:rPr>
-        <w:t xml:space="preserve">2 units</w:t>
-      </w:r>
-    </w:p>
-    <w:p>
-      <w:pPr>
-        <w:spacing w:after="20"/>
-        <w:ind w:left="360"/>
-      </w:pPr>
-      <w:r>
-        <w:rPr>
-          <w:rFonts w:ascii="Calibri" w:cs="Calibri" w:eastAsia="Calibri" w:hAnsi="Calibri"/>
-          <w:color w:val="1A2733"/>
-          <w:sz w:val="20"/>
-          <w:szCs w:val="20"/>
-        </w:rPr>
-        <w:t xml:space="preserve">  ◯  B.  </w:t>
-      </w:r>
-      <w:r>
-        <w:rPr>
-          <w:rFonts w:ascii="Calibri" w:cs="Calibri" w:eastAsia="Calibri" w:hAnsi="Calibri"/>
-          <w:color w:val="1A2733"/>
-          <w:sz w:val="20"/>
-          <w:szCs w:val="20"/>
-        </w:rPr>
-        <w:t xml:space="preserve">5 units</w:t>
-      </w:r>
-    </w:p>
-    <w:p>
-      <w:pPr>
-        <w:spacing w:after="20"/>
-        <w:ind w:left="360"/>
-      </w:pPr>
-      <w:r>
-        <w:rPr>
-          <w:rFonts w:ascii="Calibri" w:cs="Calibri" w:eastAsia="Calibri" w:hAnsi="Calibri"/>
-          <w:color w:val="1A2733"/>
-          <w:sz w:val="20"/>
-          <w:szCs w:val="20"/>
-        </w:rPr>
-        <w:t xml:space="preserve">  ◯  C.  </w:t>
-      </w:r>
-      <w:r>
-        <w:rPr>
-          <w:rFonts w:ascii="Calibri" w:cs="Calibri" w:eastAsia="Calibri" w:hAnsi="Calibri"/>
-          <w:color w:val="1A2733"/>
-          <w:sz w:val="20"/>
-          <w:szCs w:val="20"/>
-        </w:rPr>
-        <w:t xml:space="preserve">8 units</w:t>
-      </w:r>
-    </w:p>
-    <w:p>
-      <w:pPr>
-        <w:spacing w:after="20"/>
-        <w:ind w:left="360"/>
-      </w:pPr>
-      <w:r>
-        <w:rPr>
-          <w:rFonts w:ascii="Calibri" w:cs="Calibri" w:eastAsia="Calibri" w:hAnsi="Calibri"/>
-          <w:color w:val="1A2733"/>
-          <w:sz w:val="20"/>
-          <w:szCs w:val="20"/>
-        </w:rPr>
-        <w:t xml:space="preserve">  ◯  D.  </w:t>
-      </w:r>
-      <w:r>
-        <w:rPr>
-          <w:rFonts w:ascii="Calibri" w:cs="Calibri" w:eastAsia="Calibri" w:hAnsi="Calibri"/>
-          <w:color w:val="1A2733"/>
-          <w:sz w:val="20"/>
-          <w:szCs w:val="20"/>
-        </w:rPr>
-        <w:t xml:space="preserve">15 units</w:t>
-      </w:r>
-    </w:p>
-    <w:p>
-      <w:pPr>
-        <w:spacing w:after="40" w:before="120"/>
-      </w:pPr>
-      <w:r>
-        <w:rPr>
-          <w:rFonts w:ascii="Calibri" w:cs="Calibri" w:eastAsia="Calibri" w:hAnsi="Calibri"/>
-          <w:b/>
-          <w:bCs/>
-          <w:color w:val="12355B"/>
-          <w:sz w:val="21"/>
-          <w:szCs w:val="21"/>
-        </w:rPr>
-        <w:t xml:space="preserve">2.  </w:t>
-      </w:r>
-      <w:r>
-        <w:rPr>
-          <w:rFonts w:ascii="Calibri" w:cs="Calibri" w:eastAsia="Calibri" w:hAnsi="Calibri"/>
-          <w:color w:val="1A2733"/>
-          <w:sz w:val="21"/>
-          <w:szCs w:val="21"/>
-        </w:rPr>
-        <w:t xml:space="preserve">Two points are at (4, −6) and (4, 3). What is the distance between them?</w:t>
-      </w:r>
-    </w:p>
-    <w:p>
-      <w:pPr>
-        <w:spacing w:after="20"/>
-        <w:ind w:left="360"/>
-      </w:pPr>
-      <w:r>
-        <w:rPr>
-          <w:rFonts w:ascii="Calibri" w:cs="Calibri" w:eastAsia="Calibri" w:hAnsi="Calibri"/>
-          <w:color w:val="1A2733"/>
-          <w:sz w:val="20"/>
-          <w:szCs w:val="20"/>
-        </w:rPr>
-        <w:t xml:space="preserve">  ◯  A.  </w:t>
-      </w:r>
-      <w:r>
-        <w:rPr>
-          <w:rFonts w:ascii="Calibri" w:cs="Calibri" w:eastAsia="Calibri" w:hAnsi="Calibri"/>
-          <w:color w:val="1A2733"/>
-          <w:sz w:val="20"/>
-          <w:szCs w:val="20"/>
-        </w:rPr>
-        <w:t xml:space="preserve">3 units</w:t>
-      </w:r>
-    </w:p>
-    <w:p>
-      <w:pPr>
-        <w:spacing w:after="20"/>
-        <w:ind w:left="360"/>
-      </w:pPr>
-      <w:r>
-        <w:rPr>
-          <w:rFonts w:ascii="Calibri" w:cs="Calibri" w:eastAsia="Calibri" w:hAnsi="Calibri"/>
-          <w:color w:val="1A2733"/>
-          <w:sz w:val="20"/>
-          <w:szCs w:val="20"/>
-        </w:rPr>
-        <w:t xml:space="preserve">  ◯  B.  </w:t>
-      </w:r>
-      <w:r>
-        <w:rPr>
-          <w:rFonts w:ascii="Calibri" w:cs="Calibri" w:eastAsia="Calibri" w:hAnsi="Calibri"/>
-          <w:color w:val="1A2733"/>
-          <w:sz w:val="20"/>
-          <w:szCs w:val="20"/>
-        </w:rPr>
-        <w:t xml:space="preserve">6 units</w:t>
-      </w:r>
-    </w:p>
-    <w:p>
-      <w:pPr>
-        <w:spacing w:after="20"/>
-        <w:ind w:left="360"/>
-      </w:pPr>
-      <w:r>
-        <w:rPr>
-          <w:rFonts w:ascii="Calibri" w:cs="Calibri" w:eastAsia="Calibri" w:hAnsi="Calibri"/>
-          <w:color w:val="1A2733"/>
-          <w:sz w:val="20"/>
-          <w:szCs w:val="20"/>
-        </w:rPr>
-        <w:t xml:space="preserve">  ◯  C.  </w:t>
-      </w:r>
-      <w:r>
-        <w:rPr>
-          <w:rFonts w:ascii="Calibri" w:cs="Calibri" w:eastAsia="Calibri" w:hAnsi="Calibri"/>
-          <w:color w:val="1A2733"/>
-          <w:sz w:val="20"/>
-          <w:szCs w:val="20"/>
-        </w:rPr>
-        <w:t xml:space="preserve">9 units</w:t>
-      </w:r>
-    </w:p>
-    <w:p>
-      <w:pPr>
-        <w:spacing w:after="20"/>
-        <w:ind w:left="360"/>
-      </w:pPr>
-      <w:r>
-        <w:rPr>
-          <w:rFonts w:ascii="Calibri" w:cs="Calibri" w:eastAsia="Calibri" w:hAnsi="Calibri"/>
-          <w:color w:val="1A2733"/>
-          <w:sz w:val="20"/>
-          <w:szCs w:val="20"/>
-        </w:rPr>
-        <w:t xml:space="preserve">  ◯  D.  </w:t>
-      </w:r>
-      <w:r>
-        <w:rPr>
-          <w:rFonts w:ascii="Calibri" w:cs="Calibri" w:eastAsia="Calibri" w:hAnsi="Calibri"/>
-          <w:color w:val="1A2733"/>
-          <w:sz w:val="20"/>
-          <w:szCs w:val="20"/>
-        </w:rPr>
-        <w:t xml:space="preserve">18 units</w:t>
-      </w:r>
-    </w:p>
-    <w:p>
-      <w:pPr>
-        <w:spacing w:after="40" w:before="120"/>
-      </w:pPr>
-      <w:r>
-        <w:rPr>
-          <w:rFonts w:ascii="Calibri" w:cs="Calibri" w:eastAsia="Calibri" w:hAnsi="Calibri"/>
-          <w:b/>
-          <w:bCs/>
-          <w:color w:val="12355B"/>
-          <w:sz w:val="21"/>
-          <w:szCs w:val="21"/>
-        </w:rPr>
-        <w:t xml:space="preserve">3.  </w:t>
-      </w:r>
-      <w:r>
-        <w:rPr>
-          <w:rFonts w:ascii="Calibri" w:cs="Calibri" w:eastAsia="Calibri" w:hAnsi="Calibri"/>
-          <w:color w:val="1A2733"/>
-          <w:sz w:val="21"/>
-          <w:szCs w:val="21"/>
-        </w:rPr>
-        <w:t xml:space="preserve">A bench is at (−3, 5) and a fountain is at (−3, −2). Find the distance between them.</w:t>
-      </w:r>
-    </w:p>
-    <w:p>
-      <w:pPr>
-        <w:spacing w:after="30" w:before="30"/>
-      </w:pPr>
-      <w:r>
-        <w:rPr>
-          <w:rFonts w:ascii="Calibri" w:cs="Calibri" w:eastAsia="Calibri" w:hAnsi="Calibri"/>
-          <w:b/>
-          <w:bCs/>
-          <w:color w:val="5F6F80"/>
-          <w:sz w:val="20"/>
-          <w:szCs w:val="20"/>
-        </w:rPr>
-        <w:t xml:space="preserve">Answer: </w:t>
-      </w:r>
-      <w:r>
-        <w:rPr>
-          <w:rFonts w:ascii="Calibri" w:cs="Calibri" w:eastAsia="Calibri" w:hAnsi="Calibri"/>
-          <w:color w:val="5F6F80"/>
-          <w:sz w:val="20"/>
-          <w:szCs w:val="20"/>
-        </w:rPr>
-        <w:t xml:space="preserve">____________________________</w:t>
+    <w:tbl>
+      <w:tblPr>
+        <w:tblW w:type="pct" w:w="100%"/>
+        <w:tblBorders>
+          <w:top w:val="single" w:color="BBD0DE" w:sz="6"/>
+          <w:left w:val="single" w:color="BBD0DE" w:sz="6"/>
+          <w:bottom w:val="single" w:color="BBD0DE" w:sz="6"/>
+          <w:right w:val="single" w:color="BBD0DE" w:sz="6"/>
+          <w:insideH w:val="none"/>
+          <w:insideV w:val="none"/>
+        </w:tblBorders>
+      </w:tblPr>
+      <w:tblGrid>
+        <w:gridCol w:w="100"/>
+      </w:tblGrid>
+      <w:tr>
+        <w:tc>
+          <w:tcPr>
+            <w:shd w:fill="EEF4F8" w:color="auto" w:val="clear"/>
+            <w:tcMar>
+              <w:top w:type="dxa" w:w="120"/>
+              <w:left w:type="dxa" w:w="160"/>
+              <w:bottom w:type="dxa" w:w="120"/>
+              <w:right w:type="dxa" w:w="160"/>
+            </w:tcMar>
+          </w:tcPr>
+          <w:p>
+            <w:pPr>
+              <w:spacing w:after="30"/>
+            </w:pPr>
+            <w:r>
+              <w:rPr>
+                <w:rFonts w:ascii="Calibri" w:cs="Calibri" w:eastAsia="Calibri" w:hAnsi="Calibri"/>
+                <w:b/>
+                <w:bCs/>
+                <w:color w:val="12355B"/>
+                <w:sz w:val="19"/>
+                <w:szCs w:val="19"/>
+              </w:rPr>
+              <w:t xml:space="preserve">Directions</w:t>
+            </w:r>
+          </w:p>
+          <w:p>
+            <w:r>
+              <w:rPr>
+                <w:rFonts w:ascii="Calibri" w:cs="Calibri" w:eastAsia="Calibri" w:hAnsi="Calibri"/>
+                <w:color w:val="1A2733"/>
+                <w:sz w:val="19"/>
+                <w:szCs w:val="19"/>
+              </w:rPr>
+              <w:t xml:space="preserve">Read each item carefully and answer it the way you would on the MCAP. For selected-response items, fill in the circle (○) next to the correct answer. For constructed-response items, enter your answer and show your work. Every item below assesses standard 6.NS.C.8.</w:t>
+            </w:r>
+          </w:p>
+        </w:tc>
+      </w:tr>
+    </w:tbl>
+    <w:p>
+      <w:pPr>
+        <w:spacing w:after="120"/>
+      </w:pPr>
+      <w:r>
+        <w:rPr>
+          <w:rFonts w:ascii="Calibri" w:cs="Calibri" w:eastAsia="Calibri" w:hAnsi="Calibri"/>
+          <w:color w:val="1A2733"/>
+          <w:sz w:val="21"/>
+          <w:szCs w:val="21"/>
+        </w:rPr>
+        <w:t xml:space="preserve"/>
+      </w:r>
+    </w:p>
+    <w:tbl>
+      <w:tblPr>
+        <w:tblW w:type="pct" w:w="100%"/>
+        <w:tblBorders>
+          <w:top w:val="single" w:color="C7D2DD" w:sz="6"/>
+          <w:left w:val="single" w:color="C7D2DD" w:sz="6"/>
+          <w:bottom w:val="single" w:color="C7D2DD" w:sz="6"/>
+          <w:right w:val="single" w:color="C7D2DD" w:sz="6"/>
+          <w:insideH w:val="none"/>
+          <w:insideV w:val="none"/>
+        </w:tblBorders>
+      </w:tblPr>
+      <w:tblGrid>
+        <w:gridCol w:w="100"/>
+      </w:tblGrid>
+      <w:tr>
+        <w:tc>
+          <w:tcPr>
+            <w:tcMar>
+              <w:top w:type="dxa" w:w="0"/>
+              <w:left w:type="dxa" w:w="0"/>
+              <w:bottom w:type="dxa" w:w="120"/>
+              <w:right w:type="dxa" w:w="160"/>
+            </w:tcMar>
+          </w:tcPr>
+          <w:p>
+            <w:pPr>
+              <w:shd w:fill="6B4FA0" w:color="auto" w:val="clear"/>
+              <w:tabs>
+                <w:tab w:val="right" w:pos="9000"/>
+              </w:tabs>
+              <w:spacing w:after="30" w:before="30"/>
+              <w:ind w:left="120" w:right="120"/>
+            </w:pPr>
+            <w:r>
+              <w:rPr>
+                <w:rFonts w:ascii="Calibri" w:cs="Calibri" w:eastAsia="Calibri" w:hAnsi="Calibri"/>
+                <w:b/>
+                <w:bCs/>
+                <w:color w:val="FFFFFF"/>
+                <w:sz w:val="18"/>
+                <w:szCs w:val="18"/>
+              </w:rPr>
+              <w:t xml:space="preserve">Item 1</w:t>
+            </w:r>
+            <w:r>
+              <w:rPr>
+                <w:rFonts w:ascii="Calibri" w:cs="Calibri" w:eastAsia="Calibri" w:hAnsi="Calibri"/>
+                <w:color w:val="FFFFFF"/>
+                <w:sz w:val="18"/>
+                <w:szCs w:val="18"/>
+              </w:rPr>
+              <w:t xml:space="preserve">   |   </w:t>
+            </w:r>
+            <w:r>
+              <w:rPr>
+                <w:rFonts w:ascii="Calibri" w:cs="Calibri" w:eastAsia="Calibri" w:hAnsi="Calibri"/>
+                <w:color w:val="FFFFFF"/>
+                <w:spacing w:val="14"/>
+                <w:sz w:val="16"/>
+                <w:szCs w:val="16"/>
+              </w:rPr>
+              <w:t xml:space="preserve">SELECTED RESPONSE</w:t>
+            </w:r>
+            <w:r>
+              <w:rPr>
+                <w:rFonts w:ascii="Calibri" w:cs="Calibri" w:eastAsia="Calibri" w:hAnsi="Calibri"/>
+              </w:rPr>
+              <w:t xml:space="preserve">	</w:t>
+            </w:r>
+            <w:r>
+              <w:rPr>
+                <w:rFonts w:ascii="Calibri" w:cs="Calibri" w:eastAsia="Calibri" w:hAnsi="Calibri"/>
+                <w:b/>
+                <w:bCs/>
+                <w:color w:val="FFFFFF"/>
+                <w:sz w:val="17"/>
+                <w:szCs w:val="17"/>
+              </w:rPr>
+              <w:t xml:space="preserve">6.NS.C.8</w:t>
+            </w:r>
+          </w:p>
+          <w:p>
+            <w:pPr>
+              <w:spacing w:after="30" w:before="90"/>
+              <w:ind w:left="140" w:right="120"/>
+            </w:pPr>
+            <w:r>
+              <w:rPr>
+                <w:rFonts w:ascii="Calibri" w:cs="Calibri" w:eastAsia="Calibri" w:hAnsi="Calibri"/>
+                <w:b/>
+                <w:bCs/>
+                <w:color w:val="1A2733"/>
+                <w:sz w:val="21"/>
+                <w:szCs w:val="21"/>
+              </w:rPr>
+              <w:t xml:space="preserve">What is the distance between (−5, 2) and (3, 2)?</w:t>
+            </w:r>
+          </w:p>
+          <w:p>
+            <w:pPr>
+              <w:spacing w:after="60"/>
+              <w:ind w:left="140" w:right="120"/>
+            </w:pPr>
+            <w:r>
+              <w:rPr>
+                <w:rFonts w:ascii="Calibri" w:cs="Calibri" w:eastAsia="Calibri" w:hAnsi="Calibri"/>
+                <w:i/>
+                <w:iCs/>
+                <w:color w:val="5F6F80"/>
+                <w:sz w:val="18"/>
+                <w:szCs w:val="18"/>
+              </w:rPr>
+              <w:t xml:space="preserve">Select the correct answer.</w:t>
+            </w:r>
+          </w:p>
+          <w:p>
+            <w:pPr>
+              <w:spacing w:after="24"/>
+              <w:ind w:left="380"/>
+            </w:pPr>
+            <w:r>
+              <w:rPr>
+                <w:rFonts w:ascii="Calibri" w:cs="Calibri" w:eastAsia="Calibri" w:hAnsi="Calibri"/>
+                <w:color w:val="6B4FA0"/>
+                <w:sz w:val="22"/>
+                <w:szCs w:val="22"/>
+              </w:rPr>
+              <w:t xml:space="preserve">○  </w:t>
+            </w:r>
+            <w:r>
+              <w:rPr>
+                <w:rFonts w:ascii="Calibri" w:cs="Calibri" w:eastAsia="Calibri" w:hAnsi="Calibri"/>
+                <w:b/>
+                <w:bCs/>
+                <w:color w:val="1A2733"/>
+                <w:sz w:val="21"/>
+                <w:szCs w:val="21"/>
+              </w:rPr>
+              <w:t xml:space="preserve">A.  </w:t>
+            </w:r>
+            <w:r>
+              <w:rPr>
+                <w:rFonts w:ascii="Calibri" w:cs="Calibri" w:eastAsia="Calibri" w:hAnsi="Calibri"/>
+                <w:color w:val="1A2733"/>
+                <w:sz w:val="21"/>
+                <w:szCs w:val="21"/>
+              </w:rPr>
+              <w:t xml:space="preserve">2 units</w:t>
+            </w:r>
+          </w:p>
+          <w:p>
+            <w:pPr>
+              <w:spacing w:after="24"/>
+              <w:ind w:left="380"/>
+            </w:pPr>
+            <w:r>
+              <w:rPr>
+                <w:rFonts w:ascii="Calibri" w:cs="Calibri" w:eastAsia="Calibri" w:hAnsi="Calibri"/>
+                <w:color w:val="6B4FA0"/>
+                <w:sz w:val="22"/>
+                <w:szCs w:val="22"/>
+              </w:rPr>
+              <w:t xml:space="preserve">○  </w:t>
+            </w:r>
+            <w:r>
+              <w:rPr>
+                <w:rFonts w:ascii="Calibri" w:cs="Calibri" w:eastAsia="Calibri" w:hAnsi="Calibri"/>
+                <w:b/>
+                <w:bCs/>
+                <w:color w:val="1A2733"/>
+                <w:sz w:val="21"/>
+                <w:szCs w:val="21"/>
+              </w:rPr>
+              <w:t xml:space="preserve">B.  </w:t>
+            </w:r>
+            <w:r>
+              <w:rPr>
+                <w:rFonts w:ascii="Calibri" w:cs="Calibri" w:eastAsia="Calibri" w:hAnsi="Calibri"/>
+                <w:color w:val="1A2733"/>
+                <w:sz w:val="21"/>
+                <w:szCs w:val="21"/>
+              </w:rPr>
+              <w:t xml:space="preserve">5 units</w:t>
+            </w:r>
+          </w:p>
+          <w:p>
+            <w:pPr>
+              <w:spacing w:after="24"/>
+              <w:ind w:left="380"/>
+            </w:pPr>
+            <w:r>
+              <w:rPr>
+                <w:rFonts w:ascii="Calibri" w:cs="Calibri" w:eastAsia="Calibri" w:hAnsi="Calibri"/>
+                <w:color w:val="6B4FA0"/>
+                <w:sz w:val="22"/>
+                <w:szCs w:val="22"/>
+              </w:rPr>
+              <w:t xml:space="preserve">○  </w:t>
+            </w:r>
+            <w:r>
+              <w:rPr>
+                <w:rFonts w:ascii="Calibri" w:cs="Calibri" w:eastAsia="Calibri" w:hAnsi="Calibri"/>
+                <w:b/>
+                <w:bCs/>
+                <w:color w:val="1A2733"/>
+                <w:sz w:val="21"/>
+                <w:szCs w:val="21"/>
+              </w:rPr>
+              <w:t xml:space="preserve">C.  </w:t>
+            </w:r>
+            <w:r>
+              <w:rPr>
+                <w:rFonts w:ascii="Calibri" w:cs="Calibri" w:eastAsia="Calibri" w:hAnsi="Calibri"/>
+                <w:color w:val="1A2733"/>
+                <w:sz w:val="21"/>
+                <w:szCs w:val="21"/>
+              </w:rPr>
+              <w:t xml:space="preserve">8 units</w:t>
+            </w:r>
+          </w:p>
+          <w:p>
+            <w:pPr>
+              <w:spacing w:after="24"/>
+              <w:ind w:left="380"/>
+            </w:pPr>
+            <w:r>
+              <w:rPr>
+                <w:rFonts w:ascii="Calibri" w:cs="Calibri" w:eastAsia="Calibri" w:hAnsi="Calibri"/>
+                <w:color w:val="6B4FA0"/>
+                <w:sz w:val="22"/>
+                <w:szCs w:val="22"/>
+              </w:rPr>
+              <w:t xml:space="preserve">○  </w:t>
+            </w:r>
+            <w:r>
+              <w:rPr>
+                <w:rFonts w:ascii="Calibri" w:cs="Calibri" w:eastAsia="Calibri" w:hAnsi="Calibri"/>
+                <w:b/>
+                <w:bCs/>
+                <w:color w:val="1A2733"/>
+                <w:sz w:val="21"/>
+                <w:szCs w:val="21"/>
+              </w:rPr>
+              <w:t xml:space="preserve">D.  </w:t>
+            </w:r>
+            <w:r>
+              <w:rPr>
+                <w:rFonts w:ascii="Calibri" w:cs="Calibri" w:eastAsia="Calibri" w:hAnsi="Calibri"/>
+                <w:color w:val="1A2733"/>
+                <w:sz w:val="21"/>
+                <w:szCs w:val="21"/>
+              </w:rPr>
+              <w:t xml:space="preserve">15 units</w:t>
+            </w:r>
+          </w:p>
+        </w:tc>
+      </w:tr>
+    </w:tbl>
+    <w:p>
+      <w:pPr>
+        <w:spacing w:after="100"/>
+      </w:pPr>
+      <w:r>
+        <w:rPr>
+          <w:rFonts w:ascii="Calibri" w:cs="Calibri" w:eastAsia="Calibri" w:hAnsi="Calibri"/>
+          <w:color w:val="1A2733"/>
+          <w:sz w:val="21"/>
+          <w:szCs w:val="21"/>
+        </w:rPr>
+        <w:t xml:space="preserve"/>
+      </w:r>
+    </w:p>
+    <w:tbl>
+      <w:tblPr>
+        <w:tblW w:type="pct" w:w="100%"/>
+        <w:tblBorders>
+          <w:top w:val="single" w:color="C7D2DD" w:sz="6"/>
+          <w:left w:val="single" w:color="C7D2DD" w:sz="6"/>
+          <w:bottom w:val="single" w:color="C7D2DD" w:sz="6"/>
+          <w:right w:val="single" w:color="C7D2DD" w:sz="6"/>
+          <w:insideH w:val="none"/>
+          <w:insideV w:val="none"/>
+        </w:tblBorders>
+      </w:tblPr>
+      <w:tblGrid>
+        <w:gridCol w:w="100"/>
+      </w:tblGrid>
+      <w:tr>
+        <w:tc>
+          <w:tcPr>
+            <w:tcMar>
+              <w:top w:type="dxa" w:w="0"/>
+              <w:left w:type="dxa" w:w="0"/>
+              <w:bottom w:type="dxa" w:w="120"/>
+              <w:right w:type="dxa" w:w="160"/>
+            </w:tcMar>
+          </w:tcPr>
+          <w:p>
+            <w:pPr>
+              <w:shd w:fill="6B4FA0" w:color="auto" w:val="clear"/>
+              <w:tabs>
+                <w:tab w:val="right" w:pos="9000"/>
+              </w:tabs>
+              <w:spacing w:after="30" w:before="30"/>
+              <w:ind w:left="120" w:right="120"/>
+            </w:pPr>
+            <w:r>
+              <w:rPr>
+                <w:rFonts w:ascii="Calibri" w:cs="Calibri" w:eastAsia="Calibri" w:hAnsi="Calibri"/>
+                <w:b/>
+                <w:bCs/>
+                <w:color w:val="FFFFFF"/>
+                <w:sz w:val="18"/>
+                <w:szCs w:val="18"/>
+              </w:rPr>
+              <w:t xml:space="preserve">Item 2</w:t>
+            </w:r>
+            <w:r>
+              <w:rPr>
+                <w:rFonts w:ascii="Calibri" w:cs="Calibri" w:eastAsia="Calibri" w:hAnsi="Calibri"/>
+                <w:color w:val="FFFFFF"/>
+                <w:sz w:val="18"/>
+                <w:szCs w:val="18"/>
+              </w:rPr>
+              <w:t xml:space="preserve">   |   </w:t>
+            </w:r>
+            <w:r>
+              <w:rPr>
+                <w:rFonts w:ascii="Calibri" w:cs="Calibri" w:eastAsia="Calibri" w:hAnsi="Calibri"/>
+                <w:color w:val="FFFFFF"/>
+                <w:spacing w:val="14"/>
+                <w:sz w:val="16"/>
+                <w:szCs w:val="16"/>
+              </w:rPr>
+              <w:t xml:space="preserve">SELECTED RESPONSE</w:t>
+            </w:r>
+            <w:r>
+              <w:rPr>
+                <w:rFonts w:ascii="Calibri" w:cs="Calibri" w:eastAsia="Calibri" w:hAnsi="Calibri"/>
+              </w:rPr>
+              <w:t xml:space="preserve">	</w:t>
+            </w:r>
+            <w:r>
+              <w:rPr>
+                <w:rFonts w:ascii="Calibri" w:cs="Calibri" w:eastAsia="Calibri" w:hAnsi="Calibri"/>
+                <w:b/>
+                <w:bCs/>
+                <w:color w:val="FFFFFF"/>
+                <w:sz w:val="17"/>
+                <w:szCs w:val="17"/>
+              </w:rPr>
+              <w:t xml:space="preserve">6.NS.C.8</w:t>
+            </w:r>
+          </w:p>
+          <w:p>
+            <w:pPr>
+              <w:spacing w:after="30" w:before="90"/>
+              <w:ind w:left="140" w:right="120"/>
+            </w:pPr>
+            <w:r>
+              <w:rPr>
+                <w:rFonts w:ascii="Calibri" w:cs="Calibri" w:eastAsia="Calibri" w:hAnsi="Calibri"/>
+                <w:b/>
+                <w:bCs/>
+                <w:color w:val="1A2733"/>
+                <w:sz w:val="21"/>
+                <w:szCs w:val="21"/>
+              </w:rPr>
+              <w:t xml:space="preserve">Two points are at (4, −6) and (4, 3). What is the distance between them?</w:t>
+            </w:r>
+          </w:p>
+          <w:p>
+            <w:pPr>
+              <w:spacing w:after="60"/>
+              <w:ind w:left="140" w:right="120"/>
+            </w:pPr>
+            <w:r>
+              <w:rPr>
+                <w:rFonts w:ascii="Calibri" w:cs="Calibri" w:eastAsia="Calibri" w:hAnsi="Calibri"/>
+                <w:i/>
+                <w:iCs/>
+                <w:color w:val="5F6F80"/>
+                <w:sz w:val="18"/>
+                <w:szCs w:val="18"/>
+              </w:rPr>
+              <w:t xml:space="preserve">Select the correct answer.</w:t>
+            </w:r>
+          </w:p>
+          <w:p>
+            <w:pPr>
+              <w:spacing w:after="24"/>
+              <w:ind w:left="380"/>
+            </w:pPr>
+            <w:r>
+              <w:rPr>
+                <w:rFonts w:ascii="Calibri" w:cs="Calibri" w:eastAsia="Calibri" w:hAnsi="Calibri"/>
+                <w:color w:val="6B4FA0"/>
+                <w:sz w:val="22"/>
+                <w:szCs w:val="22"/>
+              </w:rPr>
+              <w:t xml:space="preserve">○  </w:t>
+            </w:r>
+            <w:r>
+              <w:rPr>
+                <w:rFonts w:ascii="Calibri" w:cs="Calibri" w:eastAsia="Calibri" w:hAnsi="Calibri"/>
+                <w:b/>
+                <w:bCs/>
+                <w:color w:val="1A2733"/>
+                <w:sz w:val="21"/>
+                <w:szCs w:val="21"/>
+              </w:rPr>
+              <w:t xml:space="preserve">A.  </w:t>
+            </w:r>
+            <w:r>
+              <w:rPr>
+                <w:rFonts w:ascii="Calibri" w:cs="Calibri" w:eastAsia="Calibri" w:hAnsi="Calibri"/>
+                <w:color w:val="1A2733"/>
+                <w:sz w:val="21"/>
+                <w:szCs w:val="21"/>
+              </w:rPr>
+              <w:t xml:space="preserve">3 units</w:t>
+            </w:r>
+          </w:p>
+          <w:p>
+            <w:pPr>
+              <w:spacing w:after="24"/>
+              <w:ind w:left="380"/>
+            </w:pPr>
+            <w:r>
+              <w:rPr>
+                <w:rFonts w:ascii="Calibri" w:cs="Calibri" w:eastAsia="Calibri" w:hAnsi="Calibri"/>
+                <w:color w:val="6B4FA0"/>
+                <w:sz w:val="22"/>
+                <w:szCs w:val="22"/>
+              </w:rPr>
+              <w:t xml:space="preserve">○  </w:t>
+            </w:r>
+            <w:r>
+              <w:rPr>
+                <w:rFonts w:ascii="Calibri" w:cs="Calibri" w:eastAsia="Calibri" w:hAnsi="Calibri"/>
+                <w:b/>
+                <w:bCs/>
+                <w:color w:val="1A2733"/>
+                <w:sz w:val="21"/>
+                <w:szCs w:val="21"/>
+              </w:rPr>
+              <w:t xml:space="preserve">B.  </w:t>
+            </w:r>
+            <w:r>
+              <w:rPr>
+                <w:rFonts w:ascii="Calibri" w:cs="Calibri" w:eastAsia="Calibri" w:hAnsi="Calibri"/>
+                <w:color w:val="1A2733"/>
+                <w:sz w:val="21"/>
+                <w:szCs w:val="21"/>
+              </w:rPr>
+              <w:t xml:space="preserve">6 units</w:t>
+            </w:r>
+          </w:p>
+          <w:p>
+            <w:pPr>
+              <w:spacing w:after="24"/>
+              <w:ind w:left="380"/>
+            </w:pPr>
+            <w:r>
+              <w:rPr>
+                <w:rFonts w:ascii="Calibri" w:cs="Calibri" w:eastAsia="Calibri" w:hAnsi="Calibri"/>
+                <w:color w:val="6B4FA0"/>
+                <w:sz w:val="22"/>
+                <w:szCs w:val="22"/>
+              </w:rPr>
+              <w:t xml:space="preserve">○  </w:t>
+            </w:r>
+            <w:r>
+              <w:rPr>
+                <w:rFonts w:ascii="Calibri" w:cs="Calibri" w:eastAsia="Calibri" w:hAnsi="Calibri"/>
+                <w:b/>
+                <w:bCs/>
+                <w:color w:val="1A2733"/>
+                <w:sz w:val="21"/>
+                <w:szCs w:val="21"/>
+              </w:rPr>
+              <w:t xml:space="preserve">C.  </w:t>
+            </w:r>
+            <w:r>
+              <w:rPr>
+                <w:rFonts w:ascii="Calibri" w:cs="Calibri" w:eastAsia="Calibri" w:hAnsi="Calibri"/>
+                <w:color w:val="1A2733"/>
+                <w:sz w:val="21"/>
+                <w:szCs w:val="21"/>
+              </w:rPr>
+              <w:t xml:space="preserve">9 units</w:t>
+            </w:r>
+          </w:p>
+          <w:p>
+            <w:pPr>
+              <w:spacing w:after="24"/>
+              <w:ind w:left="380"/>
+            </w:pPr>
+            <w:r>
+              <w:rPr>
+                <w:rFonts w:ascii="Calibri" w:cs="Calibri" w:eastAsia="Calibri" w:hAnsi="Calibri"/>
+                <w:color w:val="6B4FA0"/>
+                <w:sz w:val="22"/>
+                <w:szCs w:val="22"/>
+              </w:rPr>
+              <w:t xml:space="preserve">○  </w:t>
+            </w:r>
+            <w:r>
+              <w:rPr>
+                <w:rFonts w:ascii="Calibri" w:cs="Calibri" w:eastAsia="Calibri" w:hAnsi="Calibri"/>
+                <w:b/>
+                <w:bCs/>
+                <w:color w:val="1A2733"/>
+                <w:sz w:val="21"/>
+                <w:szCs w:val="21"/>
+              </w:rPr>
+              <w:t xml:space="preserve">D.  </w:t>
+            </w:r>
+            <w:r>
+              <w:rPr>
+                <w:rFonts w:ascii="Calibri" w:cs="Calibri" w:eastAsia="Calibri" w:hAnsi="Calibri"/>
+                <w:color w:val="1A2733"/>
+                <w:sz w:val="21"/>
+                <w:szCs w:val="21"/>
+              </w:rPr>
+              <w:t xml:space="preserve">18 units</w:t>
+            </w:r>
+          </w:p>
+        </w:tc>
+      </w:tr>
+    </w:tbl>
+    <w:p>
+      <w:pPr>
+        <w:spacing w:after="100"/>
+      </w:pPr>
+      <w:r>
+        <w:rPr>
+          <w:rFonts w:ascii="Calibri" w:cs="Calibri" w:eastAsia="Calibri" w:hAnsi="Calibri"/>
+          <w:color w:val="1A2733"/>
+          <w:sz w:val="21"/>
+          <w:szCs w:val="21"/>
+        </w:rPr>
+        <w:t xml:space="preserve"/>
+      </w:r>
+    </w:p>
+    <w:tbl>
+      <w:tblPr>
+        <w:tblW w:type="pct" w:w="100%"/>
+        <w:tblBorders>
+          <w:top w:val="single" w:color="C7D2DD" w:sz="6"/>
+          <w:left w:val="single" w:color="C7D2DD" w:sz="6"/>
+          <w:bottom w:val="single" w:color="C7D2DD" w:sz="6"/>
+          <w:right w:val="single" w:color="C7D2DD" w:sz="6"/>
+          <w:insideH w:val="none"/>
+          <w:insideV w:val="none"/>
+        </w:tblBorders>
+      </w:tblPr>
+      <w:tblGrid>
+        <w:gridCol w:w="100"/>
+      </w:tblGrid>
+      <w:tr>
+        <w:tc>
+          <w:tcPr>
+            <w:tcMar>
+              <w:top w:type="dxa" w:w="0"/>
+              <w:left w:type="dxa" w:w="0"/>
+              <w:bottom w:type="dxa" w:w="120"/>
+              <w:right w:type="dxa" w:w="160"/>
+            </w:tcMar>
+          </w:tcPr>
+          <w:p>
+            <w:pPr>
+              <w:shd w:fill="6B4FA0" w:color="auto" w:val="clear"/>
+              <w:tabs>
+                <w:tab w:val="right" w:pos="9000"/>
+              </w:tabs>
+              <w:spacing w:after="30" w:before="30"/>
+              <w:ind w:left="120" w:right="120"/>
+            </w:pPr>
+            <w:r>
+              <w:rPr>
+                <w:rFonts w:ascii="Calibri" w:cs="Calibri" w:eastAsia="Calibri" w:hAnsi="Calibri"/>
+                <w:b/>
+                <w:bCs/>
+                <w:color w:val="FFFFFF"/>
+                <w:sz w:val="18"/>
+                <w:szCs w:val="18"/>
+              </w:rPr>
+              <w:t xml:space="preserve">Item 3</w:t>
+            </w:r>
+            <w:r>
+              <w:rPr>
+                <w:rFonts w:ascii="Calibri" w:cs="Calibri" w:eastAsia="Calibri" w:hAnsi="Calibri"/>
+                <w:color w:val="FFFFFF"/>
+                <w:sz w:val="18"/>
+                <w:szCs w:val="18"/>
+              </w:rPr>
+              <w:t xml:space="preserve">   |   </w:t>
+            </w:r>
+            <w:r>
+              <w:rPr>
+                <w:rFonts w:ascii="Calibri" w:cs="Calibri" w:eastAsia="Calibri" w:hAnsi="Calibri"/>
+                <w:color w:val="FFFFFF"/>
+                <w:spacing w:val="14"/>
+                <w:sz w:val="16"/>
+                <w:szCs w:val="16"/>
+              </w:rPr>
+              <w:t xml:space="preserve">CONSTRUCTED RESPONSE</w:t>
+            </w:r>
+            <w:r>
+              <w:rPr>
+                <w:rFonts w:ascii="Calibri" w:cs="Calibri" w:eastAsia="Calibri" w:hAnsi="Calibri"/>
+              </w:rPr>
+              <w:t xml:space="preserve">	</w:t>
+            </w:r>
+            <w:r>
+              <w:rPr>
+                <w:rFonts w:ascii="Calibri" w:cs="Calibri" w:eastAsia="Calibri" w:hAnsi="Calibri"/>
+                <w:b/>
+                <w:bCs/>
+                <w:color w:val="FFFFFF"/>
+                <w:sz w:val="17"/>
+                <w:szCs w:val="17"/>
+              </w:rPr>
+              <w:t xml:space="preserve">6.NS.C.8</w:t>
+            </w:r>
+          </w:p>
+          <w:p>
+            <w:pPr>
+              <w:spacing w:after="30" w:before="90"/>
+              <w:ind w:left="140" w:right="120"/>
+            </w:pPr>
+            <w:r>
+              <w:rPr>
+                <w:rFonts w:ascii="Calibri" w:cs="Calibri" w:eastAsia="Calibri" w:hAnsi="Calibri"/>
+                <w:b/>
+                <w:bCs/>
+                <w:color w:val="1A2733"/>
+                <w:sz w:val="21"/>
+                <w:szCs w:val="21"/>
+              </w:rPr>
+              <w:t xml:space="preserve">A bench is at (−3, 5) and a fountain is at (−3, −2). Find the distance between them.</w:t>
+            </w:r>
+          </w:p>
+          <w:p>
+            <w:pPr>
+              <w:spacing w:after="60"/>
+              <w:ind w:left="140" w:right="120"/>
+            </w:pPr>
+            <w:r>
+              <w:rPr>
+                <w:rFonts w:ascii="Calibri" w:cs="Calibri" w:eastAsia="Calibri" w:hAnsi="Calibri"/>
+                <w:i/>
+                <w:iCs/>
+                <w:color w:val="5F6F80"/>
+                <w:sz w:val="18"/>
+                <w:szCs w:val="18"/>
+              </w:rPr>
+              <w:t xml:space="preserve">Enter your answer in the space provided. Show your work.</w:t>
+            </w:r>
+          </w:p>
+          <w:p>
+            <w:pPr>
+              <w:pBdr>
+                <w:bottom w:val="single" w:color="AFBECC" w:sz="4" w:space="2"/>
+              </w:pBdr>
+              <w:spacing w:after="6" w:before="30" w:line="360"/>
+              <w:ind w:left="140" w:right="120"/>
+            </w:pPr>
+            <w:r>
+              <w:rPr>
+                <w:rFonts w:ascii="Calibri" w:cs="Calibri" w:eastAsia="Calibri" w:hAnsi="Calibri"/>
+                <w:color w:val="1A2733"/>
+                <w:sz w:val="21"/>
+                <w:szCs w:val="21"/>
+              </w:rPr>
+              <w:t xml:space="preserve"/>
+            </w:r>
+          </w:p>
+          <w:p>
+            <w:pPr>
+              <w:pBdr>
+                <w:bottom w:val="single" w:color="AFBECC" w:sz="4" w:space="2"/>
+              </w:pBdr>
+              <w:spacing w:after="0" w:line="360"/>
+              <w:ind w:left="140" w:right="120"/>
+            </w:pPr>
+            <w:r>
+              <w:rPr>
+                <w:rFonts w:ascii="Calibri" w:cs="Calibri" w:eastAsia="Calibri" w:hAnsi="Calibri"/>
+                <w:color w:val="1A2733"/>
+                <w:sz w:val="21"/>
+                <w:szCs w:val="21"/>
+              </w:rPr>
+              <w:t xml:space="preserve"/>
+            </w:r>
+          </w:p>
+        </w:tc>
+      </w:tr>
+    </w:tbl>
+    <w:p>
+      <w:pPr>
+        <w:spacing w:after="100"/>
+      </w:pPr>
+      <w:r>
+        <w:rPr>
+          <w:rFonts w:ascii="Calibri" w:cs="Calibri" w:eastAsia="Calibri" w:hAnsi="Calibri"/>
+          <w:color w:val="1A2733"/>
+          <w:sz w:val="21"/>
+          <w:szCs w:val="21"/>
+        </w:rPr>
+        <w:t xml:space="preserve"/>
       </w:r>
     </w:p>
     <w:p>
@@ -12637,7 +16453,7 @@
           <w:sz w:val="20"/>
           <w:szCs w:val="20"/>
         </w:rPr>
-        <w:t xml:space="preserve">MCAP-Style Practice: </w:t>
+        <w:t xml:space="preserve">MCAP-Style Practice (6.NS.A.1): </w:t>
       </w:r>
     </w:p>
     <w:p>
@@ -12654,7 +16470,16 @@
           <w:sz w:val="19"/>
           <w:szCs w:val="19"/>
         </w:rPr>
-        <w:t xml:space="preserve">1. </w:t>
+        <w:t xml:space="preserve">Item 1 </w:t>
+      </w:r>
+      <w:r>
+        <w:rPr>
+          <w:rFonts w:ascii="Calibri" w:cs="Calibri" w:eastAsia="Calibri" w:hAnsi="Calibri"/>
+          <w:color w:val="5F6F80"/>
+          <w:sz w:val="17"/>
+          <w:szCs w:val="17"/>
+        </w:rPr>
+        <w:t xml:space="preserve">(Selected Response): </w:t>
       </w:r>
       <w:r>
         <w:rPr>
@@ -12691,7 +16516,16 @@
           <w:sz w:val="19"/>
           <w:szCs w:val="19"/>
         </w:rPr>
-        <w:t xml:space="preserve">2. </w:t>
+        <w:t xml:space="preserve">Item 2 </w:t>
+      </w:r>
+      <w:r>
+        <w:rPr>
+          <w:rFonts w:ascii="Calibri" w:cs="Calibri" w:eastAsia="Calibri" w:hAnsi="Calibri"/>
+          <w:color w:val="5F6F80"/>
+          <w:sz w:val="17"/>
+          <w:szCs w:val="17"/>
+        </w:rPr>
+        <w:t xml:space="preserve">(Selected Response): </w:t>
       </w:r>
       <w:r>
         <w:rPr>
@@ -12728,7 +16562,16 @@
           <w:sz w:val="19"/>
           <w:szCs w:val="19"/>
         </w:rPr>
-        <w:t xml:space="preserve">3. </w:t>
+        <w:t xml:space="preserve">Item 3 </w:t>
+      </w:r>
+      <w:r>
+        <w:rPr>
+          <w:rFonts w:ascii="Calibri" w:cs="Calibri" w:eastAsia="Calibri" w:hAnsi="Calibri"/>
+          <w:color w:val="5F6F80"/>
+          <w:sz w:val="17"/>
+          <w:szCs w:val="17"/>
+        </w:rPr>
+        <w:t xml:space="preserve">(Constructed Response): </w:t>
       </w:r>
       <w:r>
         <w:rPr>
@@ -13023,7 +16866,7 @@
           <w:sz w:val="20"/>
           <w:szCs w:val="20"/>
         </w:rPr>
-        <w:t xml:space="preserve">MCAP-Style Practice: </w:t>
+        <w:t xml:space="preserve">MCAP-Style Practice (6.NS.B.2): </w:t>
       </w:r>
     </w:p>
     <w:p>
@@ -13040,7 +16883,16 @@
           <w:sz w:val="19"/>
           <w:szCs w:val="19"/>
         </w:rPr>
-        <w:t xml:space="preserve">1. </w:t>
+        <w:t xml:space="preserve">Item 1 </w:t>
+      </w:r>
+      <w:r>
+        <w:rPr>
+          <w:rFonts w:ascii="Calibri" w:cs="Calibri" w:eastAsia="Calibri" w:hAnsi="Calibri"/>
+          <w:color w:val="5F6F80"/>
+          <w:sz w:val="17"/>
+          <w:szCs w:val="17"/>
+        </w:rPr>
+        <w:t xml:space="preserve">(Selected Response): </w:t>
       </w:r>
       <w:r>
         <w:rPr>
@@ -13077,7 +16929,16 @@
           <w:sz w:val="19"/>
           <w:szCs w:val="19"/>
         </w:rPr>
-        <w:t xml:space="preserve">2. </w:t>
+        <w:t xml:space="preserve">Item 2 </w:t>
+      </w:r>
+      <w:r>
+        <w:rPr>
+          <w:rFonts w:ascii="Calibri" w:cs="Calibri" w:eastAsia="Calibri" w:hAnsi="Calibri"/>
+          <w:color w:val="5F6F80"/>
+          <w:sz w:val="17"/>
+          <w:szCs w:val="17"/>
+        </w:rPr>
+        <w:t xml:space="preserve">(Selected Response): </w:t>
       </w:r>
       <w:r>
         <w:rPr>
@@ -13114,7 +16975,16 @@
           <w:sz w:val="19"/>
           <w:szCs w:val="19"/>
         </w:rPr>
-        <w:t xml:space="preserve">3. </w:t>
+        <w:t xml:space="preserve">Item 3 </w:t>
+      </w:r>
+      <w:r>
+        <w:rPr>
+          <w:rFonts w:ascii="Calibri" w:cs="Calibri" w:eastAsia="Calibri" w:hAnsi="Calibri"/>
+          <w:color w:val="5F6F80"/>
+          <w:sz w:val="17"/>
+          <w:szCs w:val="17"/>
+        </w:rPr>
+        <w:t xml:space="preserve">(Constructed Response): </w:t>
       </w:r>
       <w:r>
         <w:rPr>
@@ -13409,7 +17279,7 @@
           <w:sz w:val="20"/>
           <w:szCs w:val="20"/>
         </w:rPr>
-        <w:t xml:space="preserve">MCAP-Style Practice: </w:t>
+        <w:t xml:space="preserve">MCAP-Style Practice (6.NS.B.3): </w:t>
       </w:r>
     </w:p>
     <w:p>
@@ -13426,7 +17296,16 @@
           <w:sz w:val="19"/>
           <w:szCs w:val="19"/>
         </w:rPr>
-        <w:t xml:space="preserve">1. </w:t>
+        <w:t xml:space="preserve">Item 1 </w:t>
+      </w:r>
+      <w:r>
+        <w:rPr>
+          <w:rFonts w:ascii="Calibri" w:cs="Calibri" w:eastAsia="Calibri" w:hAnsi="Calibri"/>
+          <w:color w:val="5F6F80"/>
+          <w:sz w:val="17"/>
+          <w:szCs w:val="17"/>
+        </w:rPr>
+        <w:t xml:space="preserve">(Selected Response): </w:t>
       </w:r>
       <w:r>
         <w:rPr>
@@ -13463,7 +17342,16 @@
           <w:sz w:val="19"/>
           <w:szCs w:val="19"/>
         </w:rPr>
-        <w:t xml:space="preserve">2. </w:t>
+        <w:t xml:space="preserve">Item 2 </w:t>
+      </w:r>
+      <w:r>
+        <w:rPr>
+          <w:rFonts w:ascii="Calibri" w:cs="Calibri" w:eastAsia="Calibri" w:hAnsi="Calibri"/>
+          <w:color w:val="5F6F80"/>
+          <w:sz w:val="17"/>
+          <w:szCs w:val="17"/>
+        </w:rPr>
+        <w:t xml:space="preserve">(Selected Response): </w:t>
       </w:r>
       <w:r>
         <w:rPr>
@@ -13500,7 +17388,16 @@
           <w:sz w:val="19"/>
           <w:szCs w:val="19"/>
         </w:rPr>
-        <w:t xml:space="preserve">3. </w:t>
+        <w:t xml:space="preserve">Item 3 </w:t>
+      </w:r>
+      <w:r>
+        <w:rPr>
+          <w:rFonts w:ascii="Calibri" w:cs="Calibri" w:eastAsia="Calibri" w:hAnsi="Calibri"/>
+          <w:color w:val="5F6F80"/>
+          <w:sz w:val="17"/>
+          <w:szCs w:val="17"/>
+        </w:rPr>
+        <w:t xml:space="preserve">(Constructed Response): </w:t>
       </w:r>
       <w:r>
         <w:rPr>
@@ -13795,7 +17692,7 @@
           <w:sz w:val="20"/>
           <w:szCs w:val="20"/>
         </w:rPr>
-        <w:t xml:space="preserve">MCAP-Style Practice: </w:t>
+        <w:t xml:space="preserve">MCAP-Style Practice (6.NS.B.4): </w:t>
       </w:r>
     </w:p>
     <w:p>
@@ -13812,7 +17709,16 @@
           <w:sz w:val="19"/>
           <w:szCs w:val="19"/>
         </w:rPr>
-        <w:t xml:space="preserve">1. </w:t>
+        <w:t xml:space="preserve">Item 1 </w:t>
+      </w:r>
+      <w:r>
+        <w:rPr>
+          <w:rFonts w:ascii="Calibri" w:cs="Calibri" w:eastAsia="Calibri" w:hAnsi="Calibri"/>
+          <w:color w:val="5F6F80"/>
+          <w:sz w:val="17"/>
+          <w:szCs w:val="17"/>
+        </w:rPr>
+        <w:t xml:space="preserve">(Selected Response): </w:t>
       </w:r>
       <w:r>
         <w:rPr>
@@ -13849,7 +17755,16 @@
           <w:sz w:val="19"/>
           <w:szCs w:val="19"/>
         </w:rPr>
-        <w:t xml:space="preserve">2. </w:t>
+        <w:t xml:space="preserve">Item 2 </w:t>
+      </w:r>
+      <w:r>
+        <w:rPr>
+          <w:rFonts w:ascii="Calibri" w:cs="Calibri" w:eastAsia="Calibri" w:hAnsi="Calibri"/>
+          <w:color w:val="5F6F80"/>
+          <w:sz w:val="17"/>
+          <w:szCs w:val="17"/>
+        </w:rPr>
+        <w:t xml:space="preserve">(Selected Response): </w:t>
       </w:r>
       <w:r>
         <w:rPr>
@@ -13886,7 +17801,16 @@
           <w:sz w:val="19"/>
           <w:szCs w:val="19"/>
         </w:rPr>
-        <w:t xml:space="preserve">3. </w:t>
+        <w:t xml:space="preserve">Item 3 </w:t>
+      </w:r>
+      <w:r>
+        <w:rPr>
+          <w:rFonts w:ascii="Calibri" w:cs="Calibri" w:eastAsia="Calibri" w:hAnsi="Calibri"/>
+          <w:color w:val="5F6F80"/>
+          <w:sz w:val="17"/>
+          <w:szCs w:val="17"/>
+        </w:rPr>
+        <w:t xml:space="preserve">(Constructed Response): </w:t>
       </w:r>
       <w:r>
         <w:rPr>
@@ -14181,7 +18105,7 @@
           <w:sz w:val="20"/>
           <w:szCs w:val="20"/>
         </w:rPr>
-        <w:t xml:space="preserve">MCAP-Style Practice: </w:t>
+        <w:t xml:space="preserve">MCAP-Style Practice (6.NS.C.5): </w:t>
       </w:r>
     </w:p>
     <w:p>
@@ -14198,7 +18122,16 @@
           <w:sz w:val="19"/>
           <w:szCs w:val="19"/>
         </w:rPr>
-        <w:t xml:space="preserve">1. </w:t>
+        <w:t xml:space="preserve">Item 1 </w:t>
+      </w:r>
+      <w:r>
+        <w:rPr>
+          <w:rFonts w:ascii="Calibri" w:cs="Calibri" w:eastAsia="Calibri" w:hAnsi="Calibri"/>
+          <w:color w:val="5F6F80"/>
+          <w:sz w:val="17"/>
+          <w:szCs w:val="17"/>
+        </w:rPr>
+        <w:t xml:space="preserve">(Selected Response): </w:t>
       </w:r>
       <w:r>
         <w:rPr>
@@ -14235,7 +18168,16 @@
           <w:sz w:val="19"/>
           <w:szCs w:val="19"/>
         </w:rPr>
-        <w:t xml:space="preserve">2. </w:t>
+        <w:t xml:space="preserve">Item 2 </w:t>
+      </w:r>
+      <w:r>
+        <w:rPr>
+          <w:rFonts w:ascii="Calibri" w:cs="Calibri" w:eastAsia="Calibri" w:hAnsi="Calibri"/>
+          <w:color w:val="5F6F80"/>
+          <w:sz w:val="17"/>
+          <w:szCs w:val="17"/>
+        </w:rPr>
+        <w:t xml:space="preserve">(Selected Response): </w:t>
       </w:r>
       <w:r>
         <w:rPr>
@@ -14272,7 +18214,16 @@
           <w:sz w:val="19"/>
           <w:szCs w:val="19"/>
         </w:rPr>
-        <w:t xml:space="preserve">3. </w:t>
+        <w:t xml:space="preserve">Item 3 </w:t>
+      </w:r>
+      <w:r>
+        <w:rPr>
+          <w:rFonts w:ascii="Calibri" w:cs="Calibri" w:eastAsia="Calibri" w:hAnsi="Calibri"/>
+          <w:color w:val="5F6F80"/>
+          <w:sz w:val="17"/>
+          <w:szCs w:val="17"/>
+        </w:rPr>
+        <w:t xml:space="preserve">(Constructed Response): </w:t>
       </w:r>
       <w:r>
         <w:rPr>
@@ -14567,7 +18518,7 @@
           <w:sz w:val="20"/>
           <w:szCs w:val="20"/>
         </w:rPr>
-        <w:t xml:space="preserve">MCAP-Style Practice: </w:t>
+        <w:t xml:space="preserve">MCAP-Style Practice (6.NS.C.6): </w:t>
       </w:r>
     </w:p>
     <w:p>
@@ -14584,7 +18535,16 @@
           <w:sz w:val="19"/>
           <w:szCs w:val="19"/>
         </w:rPr>
-        <w:t xml:space="preserve">1. </w:t>
+        <w:t xml:space="preserve">Item 1 </w:t>
+      </w:r>
+      <w:r>
+        <w:rPr>
+          <w:rFonts w:ascii="Calibri" w:cs="Calibri" w:eastAsia="Calibri" w:hAnsi="Calibri"/>
+          <w:color w:val="5F6F80"/>
+          <w:sz w:val="17"/>
+          <w:szCs w:val="17"/>
+        </w:rPr>
+        <w:t xml:space="preserve">(Selected Response): </w:t>
       </w:r>
       <w:r>
         <w:rPr>
@@ -14621,7 +18581,16 @@
           <w:sz w:val="19"/>
           <w:szCs w:val="19"/>
         </w:rPr>
-        <w:t xml:space="preserve">2. </w:t>
+        <w:t xml:space="preserve">Item 2 </w:t>
+      </w:r>
+      <w:r>
+        <w:rPr>
+          <w:rFonts w:ascii="Calibri" w:cs="Calibri" w:eastAsia="Calibri" w:hAnsi="Calibri"/>
+          <w:color w:val="5F6F80"/>
+          <w:sz w:val="17"/>
+          <w:szCs w:val="17"/>
+        </w:rPr>
+        <w:t xml:space="preserve">(Selected Response): </w:t>
       </w:r>
       <w:r>
         <w:rPr>
@@ -14658,7 +18627,16 @@
           <w:sz w:val="19"/>
           <w:szCs w:val="19"/>
         </w:rPr>
-        <w:t xml:space="preserve">3. </w:t>
+        <w:t xml:space="preserve">Item 3 </w:t>
+      </w:r>
+      <w:r>
+        <w:rPr>
+          <w:rFonts w:ascii="Calibri" w:cs="Calibri" w:eastAsia="Calibri" w:hAnsi="Calibri"/>
+          <w:color w:val="5F6F80"/>
+          <w:sz w:val="17"/>
+          <w:szCs w:val="17"/>
+        </w:rPr>
+        <w:t xml:space="preserve">(Constructed Response): </w:t>
       </w:r>
       <w:r>
         <w:rPr>
@@ -14953,7 +18931,7 @@
           <w:sz w:val="20"/>
           <w:szCs w:val="20"/>
         </w:rPr>
-        <w:t xml:space="preserve">MCAP-Style Practice: </w:t>
+        <w:t xml:space="preserve">MCAP-Style Practice (6.NS.C.7): </w:t>
       </w:r>
     </w:p>
     <w:p>
@@ -14970,7 +18948,16 @@
           <w:sz w:val="19"/>
           <w:szCs w:val="19"/>
         </w:rPr>
-        <w:t xml:space="preserve">1. </w:t>
+        <w:t xml:space="preserve">Item 1 </w:t>
+      </w:r>
+      <w:r>
+        <w:rPr>
+          <w:rFonts w:ascii="Calibri" w:cs="Calibri" w:eastAsia="Calibri" w:hAnsi="Calibri"/>
+          <w:color w:val="5F6F80"/>
+          <w:sz w:val="17"/>
+          <w:szCs w:val="17"/>
+        </w:rPr>
+        <w:t xml:space="preserve">(Selected Response): </w:t>
       </w:r>
       <w:r>
         <w:rPr>
@@ -15007,7 +18994,16 @@
           <w:sz w:val="19"/>
           <w:szCs w:val="19"/>
         </w:rPr>
-        <w:t xml:space="preserve">2. </w:t>
+        <w:t xml:space="preserve">Item 2 </w:t>
+      </w:r>
+      <w:r>
+        <w:rPr>
+          <w:rFonts w:ascii="Calibri" w:cs="Calibri" w:eastAsia="Calibri" w:hAnsi="Calibri"/>
+          <w:color w:val="5F6F80"/>
+          <w:sz w:val="17"/>
+          <w:szCs w:val="17"/>
+        </w:rPr>
+        <w:t xml:space="preserve">(Selected Response): </w:t>
       </w:r>
       <w:r>
         <w:rPr>
@@ -15044,7 +19040,16 @@
           <w:sz w:val="19"/>
           <w:szCs w:val="19"/>
         </w:rPr>
-        <w:t xml:space="preserve">3. </w:t>
+        <w:t xml:space="preserve">Item 3 </w:t>
+      </w:r>
+      <w:r>
+        <w:rPr>
+          <w:rFonts w:ascii="Calibri" w:cs="Calibri" w:eastAsia="Calibri" w:hAnsi="Calibri"/>
+          <w:color w:val="5F6F80"/>
+          <w:sz w:val="17"/>
+          <w:szCs w:val="17"/>
+        </w:rPr>
+        <w:t xml:space="preserve">(Constructed Response): </w:t>
       </w:r>
       <w:r>
         <w:rPr>
@@ -15339,7 +19344,7 @@
           <w:sz w:val="20"/>
           <w:szCs w:val="20"/>
         </w:rPr>
-        <w:t xml:space="preserve">MCAP-Style Practice: </w:t>
+        <w:t xml:space="preserve">MCAP-Style Practice (6.NS.C.8): </w:t>
       </w:r>
     </w:p>
     <w:p>
@@ -15356,7 +19361,16 @@
           <w:sz w:val="19"/>
           <w:szCs w:val="19"/>
         </w:rPr>
-        <w:t xml:space="preserve">1. </w:t>
+        <w:t xml:space="preserve">Item 1 </w:t>
+      </w:r>
+      <w:r>
+        <w:rPr>
+          <w:rFonts w:ascii="Calibri" w:cs="Calibri" w:eastAsia="Calibri" w:hAnsi="Calibri"/>
+          <w:color w:val="5F6F80"/>
+          <w:sz w:val="17"/>
+          <w:szCs w:val="17"/>
+        </w:rPr>
+        <w:t xml:space="preserve">(Selected Response): </w:t>
       </w:r>
       <w:r>
         <w:rPr>
@@ -15393,7 +19407,16 @@
           <w:sz w:val="19"/>
           <w:szCs w:val="19"/>
         </w:rPr>
-        <w:t xml:space="preserve">2. </w:t>
+        <w:t xml:space="preserve">Item 2 </w:t>
+      </w:r>
+      <w:r>
+        <w:rPr>
+          <w:rFonts w:ascii="Calibri" w:cs="Calibri" w:eastAsia="Calibri" w:hAnsi="Calibri"/>
+          <w:color w:val="5F6F80"/>
+          <w:sz w:val="17"/>
+          <w:szCs w:val="17"/>
+        </w:rPr>
+        <w:t xml:space="preserve">(Selected Response): </w:t>
       </w:r>
       <w:r>
         <w:rPr>
@@ -15430,7 +19453,16 @@
           <w:sz w:val="19"/>
           <w:szCs w:val="19"/>
         </w:rPr>
-        <w:t xml:space="preserve">3. </w:t>
+        <w:t xml:space="preserve">Item 3 </w:t>
+      </w:r>
+      <w:r>
+        <w:rPr>
+          <w:rFonts w:ascii="Calibri" w:cs="Calibri" w:eastAsia="Calibri" w:hAnsi="Calibri"/>
+          <w:color w:val="5F6F80"/>
+          <w:sz w:val="17"/>
+          <w:szCs w:val="17"/>
+        </w:rPr>
+        <w:t xml:space="preserve">(Constructed Response): </w:t>
       </w:r>
       <w:r>
         <w:rPr>
